--- a/backend/python/templates_store/tpl_c6e74f35/word.docx
+++ b/backend/python/templates_store/tpl_c6e74f35/word.docx
@@ -704,36 +704,4989 @@
     </w:p>
     <w:p>
       <w:pPr>
-        <w:pBdr/>
-        <w:spacing/>
-        <w:ind/>
-        <w:rPr/>
-      </w:pPr>
-      <w:r>
-        <w:t xml:space="preserve">【Sheet「科目余额分录」表格将在此处展示】</w:t>
-      </w:r>
-      <w:r/>
-    </w:p>
-    <w:p>
-      <w:pPr>
         <w:pStyle w:val="747"/>
         <w:keepNext w:val="false"/>
         <w:keepLines w:val="false"/>
         <w:pageBreakBefore w:val="false"/>
         <w:pBdr/>
         <w:bidi w:val="false"/>
+        <w:spacing w:before="128" w:line="240" w:lineRule="auto"/>
+        <w:ind w:firstLine="480" w:left="160"/>
+        <w:rPr>
+          <w:sz w:val="18"/>
+          <w:szCs w:val="18"/>
+        </w:rPr>
+      </w:pPr>
+      <w:r>
+        <w:rPr>
+          <w:sz w:val="18"/>
+          <w:szCs w:val="18"/>
+        </w:rPr>
+        <w:t xml:space="preserve">（1）销售与应（预）收账款</w:t>
+      </w:r>
+      <w:r>
+        <w:rPr>
+          <w:sz w:val="18"/>
+          <w:szCs w:val="18"/>
+        </w:rPr>
+      </w:r>
+    </w:p>
+    <w:tbl>
+      <w:tblPr>
+        <w:tblStyle w:val="752"/>
+        <w:tblW w:w="5057" w:type="pct"/>
+        <w:jc w:val="center"/>
+        <w:tblBorders>
+          <w:top w:val="single" w:color="auto" w:sz="4" w:space="0"/>
+          <w:left w:val="single" w:color="auto" w:sz="4" w:space="0"/>
+          <w:bottom w:val="single" w:color="auto" w:sz="4" w:space="0"/>
+          <w:right w:val="single" w:color="auto" w:sz="4" w:space="0"/>
+          <w:insideH w:val="single" w:color="auto" w:sz="4" w:space="0"/>
+          <w:insideV w:val="single" w:color="auto" w:sz="4" w:space="0"/>
+        </w:tblBorders>
+        <w:tblLayout w:type="autofit"/>
+        <w:tblCellMar>
+          <w:left w:w="0" w:type="dxa"/>
+          <w:top w:w="0" w:type="dxa"/>
+          <w:right w:w="0" w:type="dxa"/>
+          <w:bottom w:w="0" w:type="dxa"/>
+        </w:tblCellMar>
+        <w:tblLook w:val="04A0" w:firstRow="1" w:lastRow="0" w:firstColumn="1" w:lastColumn="0" w:noHBand="0" w:noVBand="1"/>
+      </w:tblPr>
+      <w:tblGrid>
+        <w:gridCol w:w="2520"/>
+        <w:gridCol w:w="1601"/>
+        <w:gridCol w:w="729"/>
+        <w:gridCol w:w="1187"/>
+        <w:gridCol w:w="1187"/>
+        <w:gridCol w:w="1187"/>
+      </w:tblGrid>
+      <w:tr>
+        <w:trPr>
+          <w:jc w:val="center"/>
+          <w:trHeight w:val="0"/>
+          <w:tblHeader/>
+        </w:trPr>
+        <w:tc>
+          <w:tcPr>
+            <w:tcBorders/>
+            <w:tcW w:w="1498" w:type="pct"/>
+            <w:vAlign w:val="center"/>
+            <w:textDirection w:val="lrTb"/>
+            <w:noWrap w:val="false"/>
+          </w:tcPr>
+          <w:p>
+            <w:pPr>
+              <w:pStyle w:val="751"/>
+              <w:keepNext w:val="false"/>
+              <w:keepLines w:val="false"/>
+              <w:pageBreakBefore w:val="false"/>
+              <w:suppressLineNumbers w:val="false"/>
+              <w:pBdr/>
+              <w:bidi w:val="false"/>
+              <w:spacing w:after="0" w:afterAutospacing="0" w:before="93" w:beforeAutospacing="0" w:line="240" w:lineRule="auto"/>
+              <w:ind w:right="0" w:firstLine="0" w:left="0"/>
+              <w:jc w:val="center"/>
+              <w:rPr>
+                <w:rFonts w:hint="default"/>
+                <w:b w:val="0"/>
+                <w:bCs/>
+                <w:sz w:val="18"/>
+                <w:szCs w:val="18"/>
+              </w:rPr>
+            </w:pPr>
+            <w:r>
+              <w:rPr>
+                <w:rFonts w:hint="default"/>
+                <w:b w:val="0"/>
+                <w:bCs/>
+                <w:sz w:val="18"/>
+                <w:szCs w:val="18"/>
+              </w:rPr>
+              <w:t xml:space="preserve">截止日期</w:t>
+            </w:r>
+            <w:r>
+              <w:rPr>
+                <w:rFonts w:hint="default"/>
+                <w:b w:val="0"/>
+                <w:bCs/>
+                <w:sz w:val="18"/>
+                <w:szCs w:val="18"/>
+              </w:rPr>
+            </w:r>
+          </w:p>
+        </w:tc>
+        <w:tc>
+          <w:tcPr>
+            <w:tcBorders/>
+            <w:tcW w:w="951" w:type="pct"/>
+            <w:vAlign w:val="center"/>
+            <w:textDirection w:val="lrTb"/>
+            <w:noWrap w:val="false"/>
+          </w:tcPr>
+          <w:p>
+            <w:pPr>
+              <w:pStyle w:val="751"/>
+              <w:keepNext w:val="false"/>
+              <w:keepLines w:val="false"/>
+              <w:pageBreakBefore w:val="false"/>
+              <w:suppressLineNumbers w:val="false"/>
+              <w:pBdr/>
+              <w:bidi w:val="false"/>
+              <w:spacing w:after="0" w:afterAutospacing="0" w:before="93" w:beforeAutospacing="0" w:line="240" w:lineRule="auto"/>
+              <w:ind w:right="0" w:firstLine="0" w:left="0"/>
+              <w:jc w:val="center"/>
+              <w:rPr>
+                <w:rFonts w:hint="default"/>
+                <w:b w:val="0"/>
+                <w:bCs/>
+                <w:sz w:val="18"/>
+                <w:szCs w:val="18"/>
+              </w:rPr>
+            </w:pPr>
+            <w:r>
+              <w:rPr>
+                <w:rFonts w:hint="default"/>
+                <w:b w:val="0"/>
+                <w:bCs/>
+                <w:sz w:val="18"/>
+                <w:szCs w:val="18"/>
+              </w:rPr>
+              <w:t xml:space="preserve">贵公司欠（不含暂估）</w:t>
+            </w:r>
+            <w:r>
+              <w:rPr>
+                <w:rFonts w:hint="default"/>
+                <w:b w:val="0"/>
+                <w:bCs/>
+                <w:sz w:val="18"/>
+                <w:szCs w:val="18"/>
+              </w:rPr>
+            </w:r>
+          </w:p>
+        </w:tc>
+        <w:tc>
+          <w:tcPr>
+            <w:tcBorders/>
+            <w:tcW w:w="433" w:type="pct"/>
+            <w:vAlign w:val="center"/>
+            <w:textDirection w:val="lrTb"/>
+            <w:noWrap w:val="false"/>
+          </w:tcPr>
+          <w:p>
+            <w:pPr>
+              <w:pStyle w:val="751"/>
+              <w:keepNext w:val="false"/>
+              <w:keepLines w:val="false"/>
+              <w:pageBreakBefore w:val="false"/>
+              <w:suppressLineNumbers w:val="false"/>
+              <w:pBdr/>
+              <w:bidi w:val="false"/>
+              <w:spacing w:after="0" w:afterAutospacing="0" w:before="93" w:beforeAutospacing="0" w:line="240" w:lineRule="auto"/>
+              <w:ind w:right="0" w:firstLine="0" w:left="0"/>
+              <w:jc w:val="center"/>
+              <w:rPr>
+                <w:rFonts w:hint="default"/>
+                <w:b w:val="0"/>
+                <w:bCs/>
+                <w:sz w:val="18"/>
+                <w:szCs w:val="18"/>
+              </w:rPr>
+            </w:pPr>
+            <w:r>
+              <w:rPr>
+                <w:rFonts w:hint="default"/>
+                <w:b w:val="0"/>
+                <w:bCs/>
+                <w:sz w:val="18"/>
+                <w:szCs w:val="18"/>
+              </w:rPr>
+              <w:t xml:space="preserve">暂估金额</w:t>
+            </w:r>
+            <w:r>
+              <w:rPr>
+                <w:rFonts w:hint="default"/>
+                <w:b w:val="0"/>
+                <w:bCs/>
+                <w:sz w:val="18"/>
+                <w:szCs w:val="18"/>
+              </w:rPr>
+            </w:r>
+          </w:p>
+        </w:tc>
+        <w:tc>
+          <w:tcPr>
+            <w:tcBorders/>
+            <w:tcW w:w="705" w:type="pct"/>
+            <w:vAlign w:val="center"/>
+            <w:textDirection w:val="lrTb"/>
+            <w:noWrap w:val="false"/>
+          </w:tcPr>
+          <w:p>
+            <w:pPr>
+              <w:pStyle w:val="751"/>
+              <w:keepNext w:val="false"/>
+              <w:keepLines w:val="false"/>
+              <w:pageBreakBefore w:val="false"/>
+              <w:suppressLineNumbers w:val="false"/>
+              <w:pBdr/>
+              <w:bidi w:val="false"/>
+              <w:spacing w:after="0" w:afterAutospacing="0" w:before="93" w:beforeAutospacing="0" w:line="240" w:lineRule="auto"/>
+              <w:ind w:right="0" w:firstLine="0" w:left="0"/>
+              <w:jc w:val="center"/>
+              <w:rPr>
+                <w:rFonts w:hint="default" w:eastAsia="宋体"/>
+                <w:b w:val="0"/>
+                <w:bCs/>
+                <w:sz w:val="18"/>
+                <w:szCs w:val="18"/>
+                <w:lang w:val="en-US" w:eastAsia="zh-CN"/>
+              </w:rPr>
+            </w:pPr>
+            <w:r>
+              <w:rPr>
+                <w:rFonts w:hint="eastAsia"/>
+                <w:b w:val="0"/>
+                <w:bCs/>
+                <w:sz w:val="18"/>
+                <w:szCs w:val="18"/>
+                <w:lang w:val="en-US" w:eastAsia="zh-CN"/>
+              </w:rPr>
+              <w:t xml:space="preserve">销售给贵公司（不含税）</w:t>
+            </w:r>
+            <w:r>
+              <w:rPr>
+                <w:rFonts w:hint="default" w:eastAsia="宋体"/>
+                <w:b w:val="0"/>
+                <w:bCs/>
+                <w:sz w:val="18"/>
+                <w:szCs w:val="18"/>
+                <w:lang w:val="en-US" w:eastAsia="zh-CN"/>
+              </w:rPr>
+            </w:r>
+          </w:p>
+        </w:tc>
+        <w:tc>
+          <w:tcPr>
+            <w:tcBorders/>
+            <w:tcW w:w="705" w:type="pct"/>
+            <w:vAlign w:val="center"/>
+            <w:textDirection w:val="lrTb"/>
+            <w:noWrap w:val="false"/>
+          </w:tcPr>
+          <w:p>
+            <w:pPr>
+              <w:pStyle w:val="751"/>
+              <w:keepNext w:val="false"/>
+              <w:keepLines w:val="false"/>
+              <w:pageBreakBefore w:val="false"/>
+              <w:suppressLineNumbers w:val="false"/>
+              <w:pBdr/>
+              <w:bidi w:val="false"/>
+              <w:spacing w:after="0" w:afterAutospacing="0" w:before="93" w:beforeAutospacing="0" w:line="240" w:lineRule="auto"/>
+              <w:ind w:right="0" w:firstLine="0" w:left="0"/>
+              <w:jc w:val="center"/>
+              <w:rPr>
+                <w:rFonts w:hint="default"/>
+                <w:b w:val="0"/>
+                <w:bCs/>
+                <w:sz w:val="18"/>
+                <w:szCs w:val="18"/>
+                <w:lang w:val="en-US" w:eastAsia="zh-CN"/>
+              </w:rPr>
+            </w:pPr>
+            <w:r>
+              <w:rPr>
+                <w:rFonts w:hint="eastAsia"/>
+                <w:b w:val="0"/>
+                <w:bCs/>
+                <w:sz w:val="18"/>
+                <w:szCs w:val="18"/>
+                <w:lang w:val="en-US" w:eastAsia="zh-CN"/>
+              </w:rPr>
+              <w:t xml:space="preserve">欠贵公司</w:t>
+            </w:r>
+            <w:r>
+              <w:rPr>
+                <w:rFonts w:hint="default"/>
+                <w:b w:val="0"/>
+                <w:bCs/>
+                <w:sz w:val="18"/>
+                <w:szCs w:val="18"/>
+                <w:lang w:val="en-US" w:eastAsia="zh-CN"/>
+              </w:rPr>
+            </w:r>
+          </w:p>
+        </w:tc>
+        <w:tc>
+          <w:tcPr>
+            <w:tcBorders/>
+            <w:tcW w:w="705" w:type="pct"/>
+            <w:vAlign w:val="center"/>
+            <w:textDirection w:val="lrTb"/>
+            <w:noWrap w:val="false"/>
+          </w:tcPr>
+          <w:p>
+            <w:pPr>
+              <w:pStyle w:val="751"/>
+              <w:keepNext w:val="false"/>
+              <w:keepLines w:val="false"/>
+              <w:pageBreakBefore w:val="false"/>
+              <w:suppressLineNumbers w:val="false"/>
+              <w:pBdr/>
+              <w:bidi w:val="false"/>
+              <w:spacing w:after="0" w:afterAutospacing="0" w:before="93" w:beforeAutospacing="0" w:line="240" w:lineRule="auto"/>
+              <w:ind w:right="0" w:firstLine="0" w:left="0"/>
+              <w:jc w:val="center"/>
+              <w:rPr>
+                <w:rFonts w:hint="default"/>
+                <w:b w:val="0"/>
+                <w:bCs/>
+                <w:sz w:val="18"/>
+                <w:szCs w:val="18"/>
+              </w:rPr>
+            </w:pPr>
+            <w:r>
+              <w:rPr>
+                <w:rFonts w:hint="default"/>
+                <w:b w:val="0"/>
+                <w:bCs/>
+                <w:sz w:val="18"/>
+                <w:szCs w:val="18"/>
+              </w:rPr>
+              <w:t xml:space="preserve">本公司科目</w:t>
+            </w:r>
+            <w:r>
+              <w:rPr>
+                <w:rFonts w:hint="default"/>
+                <w:b w:val="0"/>
+                <w:bCs/>
+                <w:sz w:val="18"/>
+                <w:szCs w:val="18"/>
+              </w:rPr>
+            </w:r>
+          </w:p>
+        </w:tc>
+      </w:tr>
+      <w:tr>
+        <w:trPr>
+          <w:jc w:val="center"/>
+          <w:trHeight w:val="0"/>
+        </w:trPr>
+        <w:tc>
+          <w:tcPr>
+            <w:tcBorders/>
+            <w:tcW w:w="1498" w:type="pct"/>
+            <w:vAlign w:val="center"/>
+            <w:textDirection w:val="lrTb"/>
+            <w:noWrap w:val="false"/>
+          </w:tcPr>
+          <w:p>
+            <w:pPr>
+              <w:keepNext w:val="false"/>
+              <w:keepLines w:val="false"/>
+              <w:pageBreakBefore w:val="false"/>
+              <w:widowControl w:val="true"/>
+              <w:suppressLineNumbers w:val="false"/>
+              <w:pBdr/>
+              <w:bidi w:val="false"/>
+              <w:spacing w:line="240" w:lineRule="auto"/>
+              <w:ind w:right="0" w:firstLine="0" w:left="0"/>
+              <w:jc w:val="center"/>
+              <w:rPr>
+                <w:rFonts w:hint="default" w:ascii="宋体" w:eastAsia="宋体"/>
+                <w:sz w:val="18"/>
+                <w:szCs w:val="18"/>
+              </w:rPr>
+            </w:pPr>
+            <w:r>
+              <w:rPr>
+                <w:rFonts w:ascii="宋体" w:hAnsi="宋体" w:eastAsia="宋体" w:cs="宋体"/>
+                <w:sz w:val="18"/>
+                <w:szCs w:val="18"/>
+              </w:rPr>
+              <w:t xml:space="preserve">Output（科目余额分录.截止日期/票据日期，asc，科目余额分录.科目=“主营业务收入”）</w:t>
+            </w:r>
+            <w:r>
+              <w:rPr>
+                <w:rFonts w:hint="default" w:ascii="宋体" w:eastAsia="宋体"/>
+                <w:sz w:val="18"/>
+                <w:szCs w:val="18"/>
+              </w:rPr>
+            </w:r>
+          </w:p>
+        </w:tc>
+        <w:tc>
+          <w:tcPr>
+            <w:tcBorders/>
+            <w:tcW w:w="951" w:type="pct"/>
+            <w:vAlign w:val="center"/>
+            <w:textDirection w:val="lrTb"/>
+            <w:noWrap w:val="false"/>
+          </w:tcPr>
+          <w:p>
+            <w:pPr>
+              <w:pStyle w:val="751"/>
+              <w:keepNext w:val="false"/>
+              <w:keepLines w:val="false"/>
+              <w:pageBreakBefore w:val="false"/>
+              <w:suppressLineNumbers w:val="false"/>
+              <w:pBdr/>
+              <w:bidi w:val="false"/>
+              <w:spacing w:after="0" w:afterAutospacing="0" w:before="0" w:beforeAutospacing="0" w:line="240" w:lineRule="auto"/>
+              <w:ind w:right="0" w:firstLine="0" w:left="0"/>
+              <w:jc w:val="center"/>
+              <w:rPr>
+                <w:rFonts w:hint="eastAsia" w:ascii="宋体" w:eastAsia="宋体"/>
+                <w:sz w:val="18"/>
+                <w:szCs w:val="18"/>
+                <w:lang w:val="en-US" w:eastAsia="zh-CN"/>
+              </w:rPr>
+            </w:pPr>
+            <w:r>
+              <w:rPr>
+                <w:rFonts w:hint="eastAsia" w:ascii="宋体"/>
+                <w:sz w:val="18"/>
+                <w:szCs w:val="18"/>
+                <w:lang w:val="en-US" w:eastAsia="zh-CN"/>
+              </w:rPr>
+              <w:t xml:space="preserve">无</w:t>
+            </w:r>
+            <w:r>
+              <w:rPr>
+                <w:rFonts w:hint="eastAsia" w:ascii="宋体" w:eastAsia="宋体"/>
+                <w:sz w:val="18"/>
+                <w:szCs w:val="18"/>
+                <w:lang w:val="en-US" w:eastAsia="zh-CN"/>
+              </w:rPr>
+            </w:r>
+          </w:p>
+        </w:tc>
+        <w:tc>
+          <w:tcPr>
+            <w:tcBorders/>
+            <w:tcW w:w="433" w:type="pct"/>
+            <w:vAlign w:val="center"/>
+            <w:textDirection w:val="lrTb"/>
+            <w:noWrap w:val="false"/>
+          </w:tcPr>
+          <w:p>
+            <w:pPr>
+              <w:pStyle w:val="751"/>
+              <w:keepNext w:val="false"/>
+              <w:keepLines w:val="false"/>
+              <w:pageBreakBefore w:val="false"/>
+              <w:suppressLineNumbers w:val="false"/>
+              <w:pBdr/>
+              <w:bidi w:val="false"/>
+              <w:spacing w:after="0" w:afterAutospacing="0" w:before="0" w:beforeAutospacing="0" w:line="240" w:lineRule="auto"/>
+              <w:ind w:right="0" w:firstLine="0" w:left="0"/>
+              <w:jc w:val="center"/>
+              <w:rPr>
+                <w:rFonts w:hint="default" w:ascii="宋体" w:eastAsia="宋体"/>
+                <w:sz w:val="18"/>
+                <w:szCs w:val="18"/>
+                <w:lang w:val="en-US" w:eastAsia="zh-CN"/>
+              </w:rPr>
+            </w:pPr>
+            <w:r>
+              <w:rPr>
+                <w:rFonts w:hint="eastAsia" w:ascii="宋体" w:eastAsia="宋体"/>
+                <w:sz w:val="18"/>
+                <w:szCs w:val="18"/>
+                <w:lang w:val="en-US" w:eastAsia="zh-CN"/>
+              </w:rPr>
+              <w:t xml:space="preserve">无</w:t>
+            </w:r>
+            <w:r>
+              <w:rPr>
+                <w:rFonts w:hint="default" w:ascii="宋体" w:eastAsia="宋体"/>
+                <w:sz w:val="18"/>
+                <w:szCs w:val="18"/>
+                <w:lang w:val="en-US" w:eastAsia="zh-CN"/>
+              </w:rPr>
+            </w:r>
+          </w:p>
+        </w:tc>
+        <w:tc>
+          <w:tcPr>
+            <w:tcBorders/>
+            <w:tcW w:w="705" w:type="pct"/>
+            <w:vAlign w:val="center"/>
+            <w:textDirection w:val="lrTb"/>
+            <w:noWrap w:val="false"/>
+          </w:tcPr>
+          <w:p>
+            <w:pPr>
+              <w:keepNext w:val="false"/>
+              <w:keepLines w:val="false"/>
+              <w:pageBreakBefore w:val="false"/>
+              <w:widowControl w:val="true"/>
+              <w:suppressLineNumbers w:val="false"/>
+              <w:pBdr/>
+              <w:bidi w:val="false"/>
+              <w:spacing w:line="240" w:lineRule="auto"/>
+              <w:ind w:right="0" w:firstLine="0" w:left="0"/>
+              <w:jc w:val="center"/>
+              <w:rPr>
+                <w:rFonts w:hint="default" w:ascii="宋体" w:eastAsia="宋体"/>
+                <w:sz w:val="18"/>
+                <w:szCs w:val="18"/>
+              </w:rPr>
+            </w:pPr>
+            <w:r>
+              <w:rPr>
+                <w:rFonts w:ascii="宋体" w:hAnsi="宋体" w:eastAsia="宋体" w:cs="宋体"/>
+                <w:sz w:val="18"/>
+                <w:szCs w:val="18"/>
+              </w:rPr>
+              <w:t xml:space="preserve">Output（科目余额分录.询证金额）</w:t>
+            </w:r>
+            <w:r>
+              <w:rPr>
+                <w:rFonts w:hint="default" w:ascii="宋体" w:eastAsia="宋体"/>
+                <w:sz w:val="18"/>
+                <w:szCs w:val="18"/>
+              </w:rPr>
+            </w:r>
+          </w:p>
+        </w:tc>
+        <w:tc>
+          <w:tcPr>
+            <w:tcBorders/>
+            <w:tcW w:w="705" w:type="pct"/>
+            <w:vAlign w:val="center"/>
+            <w:textDirection w:val="lrTb"/>
+            <w:noWrap w:val="false"/>
+          </w:tcPr>
+          <w:p>
+            <w:pPr>
+              <w:keepNext w:val="false"/>
+              <w:keepLines w:val="false"/>
+              <w:pageBreakBefore w:val="false"/>
+              <w:widowControl w:val="true"/>
+              <w:suppressLineNumbers w:val="false"/>
+              <w:pBdr/>
+              <w:bidi w:val="false"/>
+              <w:spacing w:line="240" w:lineRule="auto"/>
+              <w:ind w:right="0" w:firstLine="0" w:left="0"/>
+              <w:jc w:val="center"/>
+              <w:rPr>
+                <w:rFonts w:hint="eastAsia" w:ascii="宋体" w:hAnsi="宋体" w:eastAsia="宋体" w:cs="宋体"/>
+                <w:sz w:val="18"/>
+                <w:szCs w:val="18"/>
+                <w:lang w:val="en-US" w:eastAsia="zh-CN"/>
+              </w:rPr>
+            </w:pPr>
+            <w:r>
+              <w:rPr>
+                <w:rFonts w:hint="eastAsia" w:ascii="宋体" w:hAnsi="宋体" w:cs="宋体"/>
+                <w:sz w:val="18"/>
+                <w:szCs w:val="18"/>
+                <w:lang w:val="en-US" w:eastAsia="zh-CN"/>
+              </w:rPr>
+              <w:t xml:space="preserve">无</w:t>
+            </w:r>
+            <w:r>
+              <w:rPr>
+                <w:rFonts w:hint="eastAsia" w:ascii="宋体" w:hAnsi="宋体" w:eastAsia="宋体" w:cs="宋体"/>
+                <w:sz w:val="18"/>
+                <w:szCs w:val="18"/>
+                <w:lang w:val="en-US" w:eastAsia="zh-CN"/>
+              </w:rPr>
+            </w:r>
+          </w:p>
+        </w:tc>
+        <w:tc>
+          <w:tcPr>
+            <w:tcBorders/>
+            <w:tcW w:w="705" w:type="pct"/>
+            <w:vAlign w:val="center"/>
+            <w:textDirection w:val="lrTb"/>
+            <w:noWrap w:val="false"/>
+          </w:tcPr>
+          <w:p>
+            <w:pPr>
+              <w:keepNext w:val="false"/>
+              <w:keepLines w:val="false"/>
+              <w:pageBreakBefore w:val="false"/>
+              <w:widowControl w:val="true"/>
+              <w:suppressLineNumbers w:val="false"/>
+              <w:pBdr/>
+              <w:bidi w:val="false"/>
+              <w:spacing w:line="240" w:lineRule="auto"/>
+              <w:ind w:right="0" w:firstLine="0" w:left="0"/>
+              <w:jc w:val="center"/>
+              <w:rPr>
+                <w:rFonts w:ascii="宋体" w:hAnsi="宋体" w:eastAsia="宋体" w:cs="宋体"/>
+                <w:sz w:val="18"/>
+                <w:szCs w:val="18"/>
+              </w:rPr>
+            </w:pPr>
+            <w:r>
+              <w:rPr>
+                <w:rFonts w:ascii="宋体" w:hAnsi="宋体" w:eastAsia="宋体" w:cs="宋体"/>
+                <w:sz w:val="18"/>
+                <w:szCs w:val="18"/>
+              </w:rPr>
+              <w:t xml:space="preserve">Output（科目余额分录.科目）</w:t>
+            </w:r>
+            <w:r>
+              <w:rPr>
+                <w:rFonts w:ascii="宋体" w:hAnsi="宋体" w:eastAsia="宋体" w:cs="宋体"/>
+                <w:sz w:val="18"/>
+                <w:szCs w:val="18"/>
+              </w:rPr>
+            </w:r>
+          </w:p>
+        </w:tc>
+      </w:tr>
+      <w:tr>
+        <w:trPr>
+          <w:jc w:val="center"/>
+          <w:trHeight w:val="0"/>
+        </w:trPr>
+        <w:tc>
+          <w:tcPr>
+            <w:shd w:val="clear" w:color="auto" w:fill="auto"/>
+            <w:tcBorders/>
+            <w:tcW w:w="1498" w:type="pct"/>
+            <w:vAlign w:val="center"/>
+            <w:textDirection w:val="lrTb"/>
+            <w:noWrap w:val="false"/>
+          </w:tcPr>
+          <w:p>
+            <w:pPr>
+              <w:keepNext w:val="false"/>
+              <w:keepLines w:val="false"/>
+              <w:pageBreakBefore w:val="false"/>
+              <w:widowControl w:val="true"/>
+              <w:suppressLineNumbers w:val="false"/>
+              <w:pBdr/>
+              <w:bidi w:val="false"/>
+              <w:spacing w:line="240" w:lineRule="auto"/>
+              <w:ind w:right="0" w:firstLine="0" w:left="0"/>
+              <w:jc w:val="center"/>
+              <w:rPr>
+                <w:rFonts w:hint="default" w:ascii="宋体" w:hAnsi="Times New Roman" w:eastAsia="宋体" w:cs="Times New Roman"/>
+                <w:sz w:val="18"/>
+                <w:szCs w:val="18"/>
+                <w:lang w:val="en-US" w:eastAsia="zh-CN" w:bidi="ar-SA"/>
+                <w14:ligatures w14:val="standardContextual"/>
+              </w:rPr>
+            </w:pPr>
+            <w:r>
+              <w:rPr>
+                <w:rFonts w:ascii="宋体" w:hAnsi="宋体" w:eastAsia="宋体" w:cs="宋体"/>
+                <w:sz w:val="18"/>
+                <w:szCs w:val="18"/>
+              </w:rPr>
+              <w:t xml:space="preserve">Output（科目余额分录.截止日期/票据日期，asc，科目余额分录.科目=“主营业务收入</w:t>
+            </w:r>
+            <w:r>
+              <w:rPr>
+                <w:rFonts w:hint="eastAsia" w:ascii="宋体" w:hAnsi="宋体" w:cs="宋体"/>
+                <w:sz w:val="18"/>
+                <w:szCs w:val="18"/>
+                <w:lang w:val="en-US" w:eastAsia="zh-CN"/>
+              </w:rPr>
+              <w:t xml:space="preserve">-开票</w:t>
+            </w:r>
+            <w:r>
+              <w:rPr>
+                <w:rFonts w:ascii="宋体" w:hAnsi="宋体" w:eastAsia="宋体" w:cs="宋体"/>
+                <w:sz w:val="18"/>
+                <w:szCs w:val="18"/>
+              </w:rPr>
+              <w:t xml:space="preserve">”）</w:t>
+            </w:r>
+            <w:r>
+              <w:rPr>
+                <w:rFonts w:hint="default" w:ascii="宋体" w:hAnsi="Times New Roman" w:eastAsia="宋体" w:cs="Times New Roman"/>
+                <w:sz w:val="18"/>
+                <w:szCs w:val="18"/>
+                <w:lang w:val="en-US" w:eastAsia="zh-CN" w:bidi="ar-SA"/>
+                <w14:ligatures w14:val="standardContextual"/>
+              </w:rPr>
+            </w:r>
+          </w:p>
+        </w:tc>
+        <w:tc>
+          <w:tcPr>
+            <w:shd w:val="clear" w:color="auto" w:fill="auto"/>
+            <w:tcBorders/>
+            <w:tcW w:w="951" w:type="pct"/>
+            <w:vAlign w:val="center"/>
+            <w:textDirection w:val="lrTb"/>
+            <w:noWrap w:val="false"/>
+          </w:tcPr>
+          <w:p>
+            <w:pPr>
+              <w:pStyle w:val="751"/>
+              <w:keepNext w:val="false"/>
+              <w:keepLines w:val="false"/>
+              <w:pageBreakBefore w:val="false"/>
+              <w:suppressLineNumbers w:val="false"/>
+              <w:pBdr/>
+              <w:bidi w:val="false"/>
+              <w:spacing w:after="0" w:afterAutospacing="0" w:before="0" w:beforeAutospacing="0" w:line="240" w:lineRule="auto"/>
+              <w:ind w:right="0" w:firstLine="0" w:left="0"/>
+              <w:jc w:val="center"/>
+              <w:rPr>
+                <w:rFonts w:hint="default" w:ascii="宋体" w:hAnsi="Times New Roman" w:eastAsia="宋体" w:cs="Times New Roman"/>
+                <w:sz w:val="18"/>
+                <w:szCs w:val="18"/>
+                <w:lang w:val="en-US" w:eastAsia="zh-CN" w:bidi="ar-SA"/>
+                <w14:ligatures w14:val="standardContextual"/>
+              </w:rPr>
+            </w:pPr>
+            <w:r>
+              <w:rPr>
+                <w:rFonts w:hint="eastAsia" w:ascii="宋体"/>
+                <w:sz w:val="18"/>
+                <w:szCs w:val="18"/>
+                <w:lang w:val="en-US" w:eastAsia="zh-CN"/>
+              </w:rPr>
+              <w:t xml:space="preserve">无</w:t>
+            </w:r>
+            <w:r>
+              <w:rPr>
+                <w:rFonts w:hint="default" w:ascii="宋体" w:hAnsi="Times New Roman" w:eastAsia="宋体" w:cs="Times New Roman"/>
+                <w:sz w:val="18"/>
+                <w:szCs w:val="18"/>
+                <w:lang w:val="en-US" w:eastAsia="zh-CN" w:bidi="ar-SA"/>
+                <w14:ligatures w14:val="standardContextual"/>
+              </w:rPr>
+            </w:r>
+          </w:p>
+        </w:tc>
+        <w:tc>
+          <w:tcPr>
+            <w:shd w:val="clear" w:color="auto" w:fill="auto"/>
+            <w:tcBorders/>
+            <w:tcW w:w="433" w:type="pct"/>
+            <w:vAlign w:val="center"/>
+            <w:textDirection w:val="lrTb"/>
+            <w:noWrap w:val="false"/>
+          </w:tcPr>
+          <w:p>
+            <w:pPr>
+              <w:pStyle w:val="751"/>
+              <w:keepNext w:val="false"/>
+              <w:keepLines w:val="false"/>
+              <w:pageBreakBefore w:val="false"/>
+              <w:suppressLineNumbers w:val="false"/>
+              <w:pBdr/>
+              <w:bidi w:val="false"/>
+              <w:spacing w:after="0" w:afterAutospacing="0" w:before="0" w:beforeAutospacing="0" w:line="240" w:lineRule="auto"/>
+              <w:ind w:right="0" w:firstLine="0" w:left="0"/>
+              <w:jc w:val="center"/>
+              <w:rPr>
+                <w:rFonts w:hint="eastAsia" w:ascii="宋体" w:hAnsi="Times New Roman" w:eastAsia="宋体" w:cs="Times New Roman"/>
+                <w:sz w:val="18"/>
+                <w:szCs w:val="18"/>
+                <w:lang w:val="en-US" w:eastAsia="zh-CN" w:bidi="ar-SA"/>
+                <w14:ligatures w14:val="standardContextual"/>
+              </w:rPr>
+            </w:pPr>
+            <w:r>
+              <w:rPr>
+                <w:rFonts w:hint="eastAsia" w:ascii="宋体" w:eastAsia="宋体"/>
+                <w:sz w:val="18"/>
+                <w:szCs w:val="18"/>
+                <w:lang w:val="en-US" w:eastAsia="zh-CN"/>
+              </w:rPr>
+              <w:t xml:space="preserve">无</w:t>
+            </w:r>
+            <w:r>
+              <w:rPr>
+                <w:rFonts w:hint="eastAsia" w:ascii="宋体" w:hAnsi="Times New Roman" w:eastAsia="宋体" w:cs="Times New Roman"/>
+                <w:sz w:val="18"/>
+                <w:szCs w:val="18"/>
+                <w:lang w:val="en-US" w:eastAsia="zh-CN" w:bidi="ar-SA"/>
+                <w14:ligatures w14:val="standardContextual"/>
+              </w:rPr>
+            </w:r>
+          </w:p>
+        </w:tc>
+        <w:tc>
+          <w:tcPr>
+            <w:shd w:val="clear" w:color="auto" w:fill="auto"/>
+            <w:tcBorders/>
+            <w:tcW w:w="705" w:type="pct"/>
+            <w:vAlign w:val="center"/>
+            <w:textDirection w:val="lrTb"/>
+            <w:noWrap w:val="false"/>
+          </w:tcPr>
+          <w:p>
+            <w:pPr>
+              <w:keepNext w:val="false"/>
+              <w:keepLines w:val="false"/>
+              <w:pageBreakBefore w:val="false"/>
+              <w:widowControl w:val="true"/>
+              <w:suppressLineNumbers w:val="false"/>
+              <w:pBdr/>
+              <w:bidi w:val="false"/>
+              <w:spacing w:line="240" w:lineRule="auto"/>
+              <w:ind w:right="0" w:firstLine="0" w:left="0"/>
+              <w:jc w:val="center"/>
+              <w:rPr>
+                <w:rFonts w:hint="default" w:ascii="宋体" w:hAnsi="Times New Roman" w:eastAsia="宋体" w:cs="Times New Roman"/>
+                <w:sz w:val="18"/>
+                <w:szCs w:val="18"/>
+                <w:lang w:val="en-US" w:eastAsia="zh-CN" w:bidi="ar-SA"/>
+                <w14:ligatures w14:val="standardContextual"/>
+              </w:rPr>
+            </w:pPr>
+            <w:r>
+              <w:rPr>
+                <w:rFonts w:ascii="宋体" w:hAnsi="宋体" w:eastAsia="宋体" w:cs="宋体"/>
+                <w:sz w:val="18"/>
+                <w:szCs w:val="18"/>
+              </w:rPr>
+              <w:t xml:space="preserve">Output（科目余额分录.询证金额）</w:t>
+            </w:r>
+            <w:r>
+              <w:rPr>
+                <w:rFonts w:hint="default" w:ascii="宋体" w:hAnsi="Times New Roman" w:eastAsia="宋体" w:cs="Times New Roman"/>
+                <w:sz w:val="18"/>
+                <w:szCs w:val="18"/>
+                <w:lang w:val="en-US" w:eastAsia="zh-CN" w:bidi="ar-SA"/>
+                <w14:ligatures w14:val="standardContextual"/>
+              </w:rPr>
+            </w:r>
+          </w:p>
+        </w:tc>
+        <w:tc>
+          <w:tcPr>
+            <w:shd w:val="clear" w:color="auto" w:fill="auto"/>
+            <w:tcBorders/>
+            <w:tcW w:w="705" w:type="pct"/>
+            <w:vAlign w:val="center"/>
+            <w:textDirection w:val="lrTb"/>
+            <w:noWrap w:val="false"/>
+          </w:tcPr>
+          <w:p>
+            <w:pPr>
+              <w:keepNext w:val="false"/>
+              <w:keepLines w:val="false"/>
+              <w:pageBreakBefore w:val="false"/>
+              <w:widowControl w:val="true"/>
+              <w:suppressLineNumbers w:val="false"/>
+              <w:pBdr/>
+              <w:bidi w:val="false"/>
+              <w:spacing w:line="240" w:lineRule="auto"/>
+              <w:ind w:right="0" w:firstLine="0" w:left="0"/>
+              <w:jc w:val="center"/>
+              <w:rPr>
+                <w:rFonts w:hint="eastAsia" w:ascii="宋体" w:hAnsi="宋体" w:eastAsia="宋体" w:cs="宋体"/>
+                <w:sz w:val="18"/>
+                <w:szCs w:val="18"/>
+                <w:lang w:val="en-US" w:eastAsia="zh-CN" w:bidi="ar-SA"/>
+                <w14:ligatures w14:val="standardContextual"/>
+              </w:rPr>
+            </w:pPr>
+            <w:r>
+              <w:rPr>
+                <w:rFonts w:hint="eastAsia" w:ascii="宋体" w:hAnsi="宋体" w:cs="宋体"/>
+                <w:sz w:val="18"/>
+                <w:szCs w:val="18"/>
+                <w:lang w:val="en-US" w:eastAsia="zh-CN"/>
+              </w:rPr>
+              <w:t xml:space="preserve">无</w:t>
+            </w:r>
+            <w:r>
+              <w:rPr>
+                <w:rFonts w:hint="eastAsia" w:ascii="宋体" w:hAnsi="宋体" w:eastAsia="宋体" w:cs="宋体"/>
+                <w:sz w:val="18"/>
+                <w:szCs w:val="18"/>
+                <w:lang w:val="en-US" w:eastAsia="zh-CN" w:bidi="ar-SA"/>
+                <w14:ligatures w14:val="standardContextual"/>
+              </w:rPr>
+            </w:r>
+          </w:p>
+        </w:tc>
+        <w:tc>
+          <w:tcPr>
+            <w:shd w:val="clear" w:color="auto" w:fill="auto"/>
+            <w:tcBorders/>
+            <w:tcW w:w="705" w:type="pct"/>
+            <w:vAlign w:val="center"/>
+            <w:textDirection w:val="lrTb"/>
+            <w:noWrap w:val="false"/>
+          </w:tcPr>
+          <w:p>
+            <w:pPr>
+              <w:keepNext w:val="false"/>
+              <w:keepLines w:val="false"/>
+              <w:pageBreakBefore w:val="false"/>
+              <w:widowControl w:val="true"/>
+              <w:suppressLineNumbers w:val="false"/>
+              <w:pBdr/>
+              <w:bidi w:val="false"/>
+              <w:spacing w:line="240" w:lineRule="auto"/>
+              <w:ind w:right="0" w:firstLine="0" w:left="0"/>
+              <w:jc w:val="center"/>
+              <w:rPr>
+                <w:rFonts w:ascii="宋体" w:hAnsi="宋体" w:eastAsia="宋体" w:cs="宋体"/>
+                <w:sz w:val="18"/>
+                <w:szCs w:val="18"/>
+                <w:lang w:val="en-US" w:eastAsia="zh-CN" w:bidi="ar-SA"/>
+                <w14:ligatures w14:val="standardContextual"/>
+              </w:rPr>
+            </w:pPr>
+            <w:r>
+              <w:rPr>
+                <w:rFonts w:ascii="宋体" w:hAnsi="宋体" w:eastAsia="宋体" w:cs="宋体"/>
+                <w:sz w:val="18"/>
+                <w:szCs w:val="18"/>
+              </w:rPr>
+              <w:t xml:space="preserve">Output（科目余额分录.科目）</w:t>
+            </w:r>
+            <w:r>
+              <w:rPr>
+                <w:rFonts w:ascii="宋体" w:hAnsi="宋体" w:eastAsia="宋体" w:cs="宋体"/>
+                <w:sz w:val="18"/>
+                <w:szCs w:val="18"/>
+                <w:lang w:val="en-US" w:eastAsia="zh-CN" w:bidi="ar-SA"/>
+                <w14:ligatures w14:val="standardContextual"/>
+              </w:rPr>
+            </w:r>
+          </w:p>
+        </w:tc>
+      </w:tr>
+      <w:tr>
+        <w:trPr>
+          <w:jc w:val="center"/>
+          <w:trHeight w:val="0"/>
+        </w:trPr>
+        <w:tc>
+          <w:tcPr>
+            <w:shd w:val="clear" w:color="auto" w:fill="auto"/>
+            <w:tcBorders/>
+            <w:tcW w:w="1498" w:type="pct"/>
+            <w:vAlign w:val="center"/>
+            <w:textDirection w:val="lrTb"/>
+            <w:noWrap w:val="false"/>
+          </w:tcPr>
+          <w:p>
+            <w:pPr>
+              <w:keepNext w:val="false"/>
+              <w:keepLines w:val="false"/>
+              <w:pageBreakBefore w:val="false"/>
+              <w:widowControl w:val="true"/>
+              <w:suppressLineNumbers w:val="false"/>
+              <w:pBdr/>
+              <w:bidi w:val="false"/>
+              <w:spacing w:line="240" w:lineRule="auto"/>
+              <w:ind w:right="0" w:firstLine="0" w:left="0"/>
+              <w:jc w:val="center"/>
+              <w:rPr>
+                <w:rFonts w:hint="default" w:ascii="宋体" w:hAnsi="Times New Roman" w:eastAsia="宋体" w:cs="Times New Roman"/>
+                <w:sz w:val="18"/>
+                <w:szCs w:val="18"/>
+                <w:lang w:val="en-US" w:eastAsia="zh-CN" w:bidi="ar-SA"/>
+                <w14:ligatures w14:val="standardContextual"/>
+              </w:rPr>
+            </w:pPr>
+            <w:r>
+              <w:rPr>
+                <w:rFonts w:ascii="宋体" w:hAnsi="宋体" w:eastAsia="宋体" w:cs="宋体"/>
+                <w:sz w:val="18"/>
+                <w:szCs w:val="18"/>
+              </w:rPr>
+              <w:t xml:space="preserve">Output（科目余额分录.截止日期/票据日期，asc，科目余额分录.科目=“主营业务收入</w:t>
+            </w:r>
+            <w:r>
+              <w:rPr>
+                <w:rFonts w:hint="eastAsia" w:ascii="宋体" w:hAnsi="宋体" w:cs="宋体"/>
+                <w:sz w:val="18"/>
+                <w:szCs w:val="18"/>
+                <w:lang w:val="en-US" w:eastAsia="zh-CN"/>
+              </w:rPr>
+              <w:t xml:space="preserve">-未开票</w:t>
+            </w:r>
+            <w:r>
+              <w:rPr>
+                <w:rFonts w:ascii="宋体" w:hAnsi="宋体" w:eastAsia="宋体" w:cs="宋体"/>
+                <w:sz w:val="18"/>
+                <w:szCs w:val="18"/>
+              </w:rPr>
+              <w:t xml:space="preserve">”）</w:t>
+            </w:r>
+            <w:r>
+              <w:rPr>
+                <w:rFonts w:hint="default" w:ascii="宋体" w:hAnsi="Times New Roman" w:eastAsia="宋体" w:cs="Times New Roman"/>
+                <w:sz w:val="18"/>
+                <w:szCs w:val="18"/>
+                <w:lang w:val="en-US" w:eastAsia="zh-CN" w:bidi="ar-SA"/>
+                <w14:ligatures w14:val="standardContextual"/>
+              </w:rPr>
+            </w:r>
+          </w:p>
+        </w:tc>
+        <w:tc>
+          <w:tcPr>
+            <w:shd w:val="clear" w:color="auto" w:fill="auto"/>
+            <w:tcBorders/>
+            <w:tcW w:w="951" w:type="pct"/>
+            <w:vAlign w:val="center"/>
+            <w:textDirection w:val="lrTb"/>
+            <w:noWrap w:val="false"/>
+          </w:tcPr>
+          <w:p>
+            <w:pPr>
+              <w:pStyle w:val="751"/>
+              <w:keepNext w:val="false"/>
+              <w:keepLines w:val="false"/>
+              <w:pageBreakBefore w:val="false"/>
+              <w:suppressLineNumbers w:val="false"/>
+              <w:pBdr/>
+              <w:bidi w:val="false"/>
+              <w:spacing w:after="0" w:afterAutospacing="0" w:before="0" w:beforeAutospacing="0" w:line="240" w:lineRule="auto"/>
+              <w:ind w:right="0" w:firstLine="0" w:left="0"/>
+              <w:jc w:val="center"/>
+              <w:rPr>
+                <w:rFonts w:hint="default" w:ascii="宋体" w:hAnsi="Times New Roman" w:eastAsia="宋体" w:cs="Times New Roman"/>
+                <w:sz w:val="18"/>
+                <w:szCs w:val="18"/>
+                <w:lang w:val="en-US" w:eastAsia="zh-CN" w:bidi="ar-SA"/>
+                <w14:ligatures w14:val="standardContextual"/>
+              </w:rPr>
+            </w:pPr>
+            <w:r>
+              <w:rPr>
+                <w:rFonts w:hint="eastAsia" w:ascii="宋体"/>
+                <w:sz w:val="18"/>
+                <w:szCs w:val="18"/>
+                <w:lang w:val="en-US" w:eastAsia="zh-CN"/>
+              </w:rPr>
+              <w:t xml:space="preserve">无</w:t>
+            </w:r>
+            <w:r>
+              <w:rPr>
+                <w:rFonts w:hint="default" w:ascii="宋体" w:hAnsi="Times New Roman" w:eastAsia="宋体" w:cs="Times New Roman"/>
+                <w:sz w:val="18"/>
+                <w:szCs w:val="18"/>
+                <w:lang w:val="en-US" w:eastAsia="zh-CN" w:bidi="ar-SA"/>
+                <w14:ligatures w14:val="standardContextual"/>
+              </w:rPr>
+            </w:r>
+          </w:p>
+        </w:tc>
+        <w:tc>
+          <w:tcPr>
+            <w:shd w:val="clear" w:color="auto" w:fill="auto"/>
+            <w:tcBorders/>
+            <w:tcW w:w="433" w:type="pct"/>
+            <w:vAlign w:val="center"/>
+            <w:textDirection w:val="lrTb"/>
+            <w:noWrap w:val="false"/>
+          </w:tcPr>
+          <w:p>
+            <w:pPr>
+              <w:pStyle w:val="751"/>
+              <w:keepNext w:val="false"/>
+              <w:keepLines w:val="false"/>
+              <w:pageBreakBefore w:val="false"/>
+              <w:suppressLineNumbers w:val="false"/>
+              <w:pBdr/>
+              <w:bidi w:val="false"/>
+              <w:spacing w:after="0" w:afterAutospacing="0" w:before="0" w:beforeAutospacing="0" w:line="240" w:lineRule="auto"/>
+              <w:ind w:right="0" w:firstLine="0" w:left="0"/>
+              <w:jc w:val="center"/>
+              <w:rPr>
+                <w:rFonts w:hint="eastAsia" w:ascii="宋体" w:hAnsi="Times New Roman" w:eastAsia="宋体" w:cs="Times New Roman"/>
+                <w:sz w:val="18"/>
+                <w:szCs w:val="18"/>
+                <w:lang w:val="en-US" w:eastAsia="zh-CN" w:bidi="ar-SA"/>
+                <w14:ligatures w14:val="standardContextual"/>
+              </w:rPr>
+            </w:pPr>
+            <w:r>
+              <w:rPr>
+                <w:rFonts w:hint="eastAsia" w:ascii="宋体" w:eastAsia="宋体"/>
+                <w:sz w:val="18"/>
+                <w:szCs w:val="18"/>
+                <w:lang w:val="en-US" w:eastAsia="zh-CN"/>
+              </w:rPr>
+              <w:t xml:space="preserve">无</w:t>
+            </w:r>
+            <w:r>
+              <w:rPr>
+                <w:rFonts w:hint="eastAsia" w:ascii="宋体" w:hAnsi="Times New Roman" w:eastAsia="宋体" w:cs="Times New Roman"/>
+                <w:sz w:val="18"/>
+                <w:szCs w:val="18"/>
+                <w:lang w:val="en-US" w:eastAsia="zh-CN" w:bidi="ar-SA"/>
+                <w14:ligatures w14:val="standardContextual"/>
+              </w:rPr>
+            </w:r>
+          </w:p>
+        </w:tc>
+        <w:tc>
+          <w:tcPr>
+            <w:shd w:val="clear" w:color="auto" w:fill="auto"/>
+            <w:tcBorders/>
+            <w:tcW w:w="705" w:type="pct"/>
+            <w:vAlign w:val="center"/>
+            <w:textDirection w:val="lrTb"/>
+            <w:noWrap w:val="false"/>
+          </w:tcPr>
+          <w:p>
+            <w:pPr>
+              <w:keepNext w:val="false"/>
+              <w:keepLines w:val="false"/>
+              <w:pageBreakBefore w:val="false"/>
+              <w:widowControl w:val="true"/>
+              <w:suppressLineNumbers w:val="false"/>
+              <w:pBdr/>
+              <w:bidi w:val="false"/>
+              <w:spacing w:line="240" w:lineRule="auto"/>
+              <w:ind w:right="0" w:firstLine="0" w:left="0"/>
+              <w:jc w:val="center"/>
+              <w:rPr>
+                <w:rFonts w:hint="eastAsia" w:ascii="宋体" w:hAnsi="Times New Roman" w:eastAsia="宋体" w:cs="Times New Roman"/>
+                <w:sz w:val="18"/>
+                <w:szCs w:val="18"/>
+                <w:lang w:val="en-US" w:eastAsia="zh-CN" w:bidi="ar-SA"/>
+                <w14:ligatures w14:val="standardContextual"/>
+              </w:rPr>
+            </w:pPr>
+            <w:r>
+              <w:rPr>
+                <w:rFonts w:ascii="宋体" w:hAnsi="宋体" w:eastAsia="宋体" w:cs="宋体"/>
+                <w:sz w:val="18"/>
+                <w:szCs w:val="18"/>
+              </w:rPr>
+              <w:t xml:space="preserve">Output（科目余额分录.询证金额）</w:t>
+            </w:r>
+            <w:r>
+              <w:rPr>
+                <w:rFonts w:hint="eastAsia" w:ascii="宋体" w:hAnsi="Times New Roman" w:eastAsia="宋体" w:cs="Times New Roman"/>
+                <w:sz w:val="18"/>
+                <w:szCs w:val="18"/>
+                <w:lang w:val="en-US" w:eastAsia="zh-CN" w:bidi="ar-SA"/>
+                <w14:ligatures w14:val="standardContextual"/>
+              </w:rPr>
+            </w:r>
+          </w:p>
+        </w:tc>
+        <w:tc>
+          <w:tcPr>
+            <w:shd w:val="clear" w:color="auto" w:fill="auto"/>
+            <w:tcBorders/>
+            <w:tcW w:w="705" w:type="pct"/>
+            <w:vAlign w:val="center"/>
+            <w:textDirection w:val="lrTb"/>
+            <w:noWrap w:val="false"/>
+          </w:tcPr>
+          <w:p>
+            <w:pPr>
+              <w:keepNext w:val="false"/>
+              <w:keepLines w:val="false"/>
+              <w:pageBreakBefore w:val="false"/>
+              <w:widowControl w:val="true"/>
+              <w:suppressLineNumbers w:val="false"/>
+              <w:pBdr/>
+              <w:bidi w:val="false"/>
+              <w:spacing w:line="240" w:lineRule="auto"/>
+              <w:ind w:right="0" w:firstLine="0" w:left="0"/>
+              <w:jc w:val="center"/>
+              <w:rPr>
+                <w:rFonts w:hint="eastAsia" w:ascii="宋体" w:hAnsi="宋体" w:eastAsia="宋体" w:cs="宋体"/>
+                <w:sz w:val="18"/>
+                <w:szCs w:val="18"/>
+                <w:lang w:val="en-US" w:eastAsia="zh-CN" w:bidi="ar-SA"/>
+                <w14:ligatures w14:val="standardContextual"/>
+              </w:rPr>
+            </w:pPr>
+            <w:r>
+              <w:rPr>
+                <w:rFonts w:hint="eastAsia" w:ascii="宋体" w:hAnsi="宋体" w:cs="宋体"/>
+                <w:sz w:val="18"/>
+                <w:szCs w:val="18"/>
+                <w:lang w:val="en-US" w:eastAsia="zh-CN"/>
+              </w:rPr>
+              <w:t xml:space="preserve">无</w:t>
+            </w:r>
+            <w:r>
+              <w:rPr>
+                <w:rFonts w:hint="eastAsia" w:ascii="宋体" w:hAnsi="宋体" w:eastAsia="宋体" w:cs="宋体"/>
+                <w:sz w:val="18"/>
+                <w:szCs w:val="18"/>
+                <w:lang w:val="en-US" w:eastAsia="zh-CN" w:bidi="ar-SA"/>
+                <w14:ligatures w14:val="standardContextual"/>
+              </w:rPr>
+            </w:r>
+          </w:p>
+        </w:tc>
+        <w:tc>
+          <w:tcPr>
+            <w:shd w:val="clear" w:color="auto" w:fill="auto"/>
+            <w:tcBorders/>
+            <w:tcW w:w="705" w:type="pct"/>
+            <w:vAlign w:val="center"/>
+            <w:textDirection w:val="lrTb"/>
+            <w:noWrap w:val="false"/>
+          </w:tcPr>
+          <w:p>
+            <w:pPr>
+              <w:keepNext w:val="false"/>
+              <w:keepLines w:val="false"/>
+              <w:pageBreakBefore w:val="false"/>
+              <w:widowControl w:val="true"/>
+              <w:suppressLineNumbers w:val="false"/>
+              <w:pBdr/>
+              <w:bidi w:val="false"/>
+              <w:spacing w:line="240" w:lineRule="auto"/>
+              <w:ind w:right="0" w:firstLine="0" w:left="0"/>
+              <w:jc w:val="center"/>
+              <w:rPr>
+                <w:rFonts w:ascii="宋体" w:hAnsi="宋体" w:eastAsia="宋体" w:cs="宋体"/>
+                <w:sz w:val="18"/>
+                <w:szCs w:val="18"/>
+                <w:lang w:val="en-US" w:eastAsia="zh-CN" w:bidi="ar-SA"/>
+                <w14:ligatures w14:val="standardContextual"/>
+              </w:rPr>
+            </w:pPr>
+            <w:r>
+              <w:rPr>
+                <w:rFonts w:ascii="宋体" w:hAnsi="宋体" w:eastAsia="宋体" w:cs="宋体"/>
+                <w:sz w:val="18"/>
+                <w:szCs w:val="18"/>
+              </w:rPr>
+              <w:t xml:space="preserve">Output（科目余额分录.科目）</w:t>
+            </w:r>
+            <w:r>
+              <w:rPr>
+                <w:rFonts w:ascii="宋体" w:hAnsi="宋体" w:eastAsia="宋体" w:cs="宋体"/>
+                <w:sz w:val="18"/>
+                <w:szCs w:val="18"/>
+                <w:lang w:val="en-US" w:eastAsia="zh-CN" w:bidi="ar-SA"/>
+                <w14:ligatures w14:val="standardContextual"/>
+              </w:rPr>
+            </w:r>
+          </w:p>
+        </w:tc>
+      </w:tr>
+      <w:tr>
+        <w:trPr>
+          <w:jc w:val="center"/>
+          <w:trHeight w:val="0"/>
+        </w:trPr>
+        <w:tc>
+          <w:tcPr>
+            <w:shd w:val="clear" w:color="auto" w:fill="auto"/>
+            <w:tcBorders/>
+            <w:tcW w:w="1498" w:type="pct"/>
+            <w:vAlign w:val="center"/>
+            <w:textDirection w:val="lrTb"/>
+            <w:noWrap w:val="false"/>
+          </w:tcPr>
+          <w:p>
+            <w:pPr>
+              <w:keepNext w:val="false"/>
+              <w:keepLines w:val="false"/>
+              <w:pageBreakBefore w:val="false"/>
+              <w:widowControl w:val="true"/>
+              <w:suppressLineNumbers w:val="false"/>
+              <w:pBdr/>
+              <w:bidi w:val="false"/>
+              <w:spacing w:line="240" w:lineRule="auto"/>
+              <w:ind w:right="0" w:firstLine="0" w:left="0"/>
+              <w:jc w:val="center"/>
+              <w:rPr>
+                <w:rFonts w:hint="default" w:ascii="宋体" w:hAnsi="Times New Roman" w:eastAsia="宋体" w:cs="Times New Roman"/>
+                <w:sz w:val="18"/>
+                <w:szCs w:val="18"/>
+                <w:lang w:val="en-US" w:eastAsia="zh-CN" w:bidi="ar-SA"/>
+                <w14:ligatures w14:val="standardContextual"/>
+              </w:rPr>
+            </w:pPr>
+            <w:r>
+              <w:rPr>
+                <w:rFonts w:ascii="宋体" w:hAnsi="宋体" w:eastAsia="宋体" w:cs="宋体"/>
+                <w:sz w:val="18"/>
+                <w:szCs w:val="18"/>
+              </w:rPr>
+              <w:t xml:space="preserve">Output（科目余额分录.截止日期/票据日期，asc，科目余额分录.科目=“</w:t>
+            </w:r>
+            <w:r>
+              <w:rPr>
+                <w:rFonts w:hint="eastAsia" w:ascii="宋体" w:hAnsi="宋体" w:cs="宋体"/>
+                <w:sz w:val="18"/>
+                <w:szCs w:val="18"/>
+                <w:lang w:val="en-US" w:eastAsia="zh-CN"/>
+              </w:rPr>
+              <w:t xml:space="preserve">营业收入</w:t>
+            </w:r>
+            <w:r>
+              <w:rPr>
+                <w:rFonts w:ascii="宋体" w:hAnsi="宋体" w:eastAsia="宋体" w:cs="宋体"/>
+                <w:sz w:val="18"/>
+                <w:szCs w:val="18"/>
+              </w:rPr>
+              <w:t xml:space="preserve">”）</w:t>
+            </w:r>
+            <w:r>
+              <w:rPr>
+                <w:rFonts w:hint="default" w:ascii="宋体" w:hAnsi="Times New Roman" w:eastAsia="宋体" w:cs="Times New Roman"/>
+                <w:sz w:val="18"/>
+                <w:szCs w:val="18"/>
+                <w:lang w:val="en-US" w:eastAsia="zh-CN" w:bidi="ar-SA"/>
+                <w14:ligatures w14:val="standardContextual"/>
+              </w:rPr>
+            </w:r>
+          </w:p>
+        </w:tc>
+        <w:tc>
+          <w:tcPr>
+            <w:shd w:val="clear" w:color="auto" w:fill="auto"/>
+            <w:tcBorders/>
+            <w:tcW w:w="1601" w:type="dxa"/>
+            <w:vAlign w:val="center"/>
+            <w:textDirection w:val="lrTb"/>
+            <w:noWrap w:val="false"/>
+          </w:tcPr>
+          <w:p>
+            <w:pPr>
+              <w:pStyle w:val="751"/>
+              <w:keepNext w:val="false"/>
+              <w:keepLines w:val="false"/>
+              <w:pageBreakBefore w:val="false"/>
+              <w:suppressLineNumbers w:val="false"/>
+              <w:pBdr/>
+              <w:bidi w:val="false"/>
+              <w:spacing w:after="0" w:afterAutospacing="0" w:before="0" w:beforeAutospacing="0" w:line="240" w:lineRule="auto"/>
+              <w:ind w:right="0" w:firstLine="0" w:left="0"/>
+              <w:jc w:val="center"/>
+              <w:rPr>
+                <w:rFonts w:hint="default" w:ascii="宋体" w:hAnsi="Times New Roman" w:eastAsia="宋体" w:cs="Times New Roman"/>
+                <w:sz w:val="18"/>
+                <w:szCs w:val="18"/>
+                <w:lang w:val="en-US" w:eastAsia="zh-CN" w:bidi="ar-SA"/>
+                <w14:ligatures w14:val="standardContextual"/>
+              </w:rPr>
+            </w:pPr>
+            <w:r>
+              <w:rPr>
+                <w:rFonts w:hint="eastAsia" w:ascii="宋体" w:eastAsia="宋体"/>
+                <w:sz w:val="18"/>
+                <w:szCs w:val="18"/>
+                <w:lang w:val="en-US" w:eastAsia="zh-CN"/>
+              </w:rPr>
+              <w:t xml:space="preserve">无</w:t>
+            </w:r>
+            <w:r>
+              <w:rPr>
+                <w:rFonts w:hint="default" w:ascii="宋体" w:hAnsi="Times New Roman" w:eastAsia="宋体" w:cs="Times New Roman"/>
+                <w:sz w:val="18"/>
+                <w:szCs w:val="18"/>
+                <w:lang w:val="en-US" w:eastAsia="zh-CN" w:bidi="ar-SA"/>
+                <w14:ligatures w14:val="standardContextual"/>
+              </w:rPr>
+            </w:r>
+          </w:p>
+        </w:tc>
+        <w:tc>
+          <w:tcPr>
+            <w:shd w:val="clear" w:color="auto" w:fill="auto"/>
+            <w:tcBorders/>
+            <w:tcW w:w="433" w:type="pct"/>
+            <w:vAlign w:val="center"/>
+            <w:textDirection w:val="lrTb"/>
+            <w:noWrap w:val="false"/>
+          </w:tcPr>
+          <w:p>
+            <w:pPr>
+              <w:pStyle w:val="751"/>
+              <w:keepNext w:val="false"/>
+              <w:keepLines w:val="false"/>
+              <w:pageBreakBefore w:val="false"/>
+              <w:suppressLineNumbers w:val="false"/>
+              <w:pBdr/>
+              <w:bidi w:val="false"/>
+              <w:spacing w:after="0" w:afterAutospacing="0" w:before="0" w:beforeAutospacing="0" w:line="240" w:lineRule="auto"/>
+              <w:ind w:right="0" w:firstLine="0" w:left="0"/>
+              <w:jc w:val="center"/>
+              <w:rPr>
+                <w:rFonts w:hint="eastAsia" w:ascii="宋体" w:hAnsi="Times New Roman" w:eastAsia="宋体" w:cs="Times New Roman"/>
+                <w:sz w:val="18"/>
+                <w:szCs w:val="18"/>
+                <w:lang w:val="en-US" w:eastAsia="zh-CN" w:bidi="ar-SA"/>
+                <w14:ligatures w14:val="standardContextual"/>
+              </w:rPr>
+            </w:pPr>
+            <w:r>
+              <w:rPr>
+                <w:rFonts w:hint="eastAsia" w:ascii="宋体" w:eastAsia="宋体"/>
+                <w:sz w:val="18"/>
+                <w:szCs w:val="18"/>
+                <w:lang w:val="en-US" w:eastAsia="zh-CN"/>
+              </w:rPr>
+              <w:t xml:space="preserve">无</w:t>
+            </w:r>
+            <w:r>
+              <w:rPr>
+                <w:rFonts w:hint="eastAsia" w:ascii="宋体" w:hAnsi="Times New Roman" w:eastAsia="宋体" w:cs="Times New Roman"/>
+                <w:sz w:val="18"/>
+                <w:szCs w:val="18"/>
+                <w:lang w:val="en-US" w:eastAsia="zh-CN" w:bidi="ar-SA"/>
+                <w14:ligatures w14:val="standardContextual"/>
+              </w:rPr>
+            </w:r>
+          </w:p>
+        </w:tc>
+        <w:tc>
+          <w:tcPr>
+            <w:shd w:val="clear" w:color="auto" w:fill="auto"/>
+            <w:tcBorders/>
+            <w:tcW w:w="705" w:type="pct"/>
+            <w:vAlign w:val="center"/>
+            <w:textDirection w:val="lrTb"/>
+            <w:noWrap w:val="false"/>
+          </w:tcPr>
+          <w:p>
+            <w:pPr>
+              <w:keepNext w:val="false"/>
+              <w:keepLines w:val="false"/>
+              <w:pageBreakBefore w:val="false"/>
+              <w:widowControl w:val="true"/>
+              <w:suppressLineNumbers w:val="false"/>
+              <w:pBdr/>
+              <w:bidi w:val="false"/>
+              <w:spacing w:line="240" w:lineRule="auto"/>
+              <w:ind w:right="0" w:firstLine="0" w:left="0"/>
+              <w:jc w:val="center"/>
+              <w:rPr>
+                <w:rFonts w:hint="eastAsia" w:ascii="宋体" w:hAnsi="Times New Roman" w:eastAsia="宋体" w:cs="Times New Roman"/>
+                <w:sz w:val="18"/>
+                <w:szCs w:val="18"/>
+                <w:lang w:val="en-US" w:eastAsia="zh-CN" w:bidi="ar-SA"/>
+                <w14:ligatures w14:val="standardContextual"/>
+              </w:rPr>
+            </w:pPr>
+            <w:r>
+              <w:rPr>
+                <w:rFonts w:ascii="宋体" w:hAnsi="宋体" w:eastAsia="宋体" w:cs="宋体"/>
+                <w:sz w:val="18"/>
+                <w:szCs w:val="18"/>
+              </w:rPr>
+              <w:t xml:space="preserve">Output（科目余额分录.询证金额）</w:t>
+            </w:r>
+            <w:r>
+              <w:rPr>
+                <w:rFonts w:hint="eastAsia" w:ascii="宋体" w:hAnsi="Times New Roman" w:eastAsia="宋体" w:cs="Times New Roman"/>
+                <w:sz w:val="18"/>
+                <w:szCs w:val="18"/>
+                <w:lang w:val="en-US" w:eastAsia="zh-CN" w:bidi="ar-SA"/>
+                <w14:ligatures w14:val="standardContextual"/>
+              </w:rPr>
+            </w:r>
+          </w:p>
+        </w:tc>
+        <w:tc>
+          <w:tcPr>
+            <w:shd w:val="clear" w:color="auto" w:fill="auto"/>
+            <w:tcBorders/>
+            <w:tcW w:w="705" w:type="pct"/>
+            <w:vAlign w:val="center"/>
+            <w:textDirection w:val="lrTb"/>
+            <w:noWrap w:val="false"/>
+          </w:tcPr>
+          <w:p>
+            <w:pPr>
+              <w:keepNext w:val="false"/>
+              <w:keepLines w:val="false"/>
+              <w:pageBreakBefore w:val="false"/>
+              <w:widowControl w:val="true"/>
+              <w:suppressLineNumbers w:val="false"/>
+              <w:pBdr/>
+              <w:bidi w:val="false"/>
+              <w:spacing w:line="240" w:lineRule="auto"/>
+              <w:ind w:right="0" w:firstLine="0" w:left="0"/>
+              <w:jc w:val="center"/>
+              <w:rPr>
+                <w:rFonts w:hint="eastAsia" w:ascii="宋体" w:hAnsi="宋体" w:eastAsia="宋体" w:cs="宋体"/>
+                <w:sz w:val="18"/>
+                <w:szCs w:val="18"/>
+                <w:lang w:val="en-US" w:eastAsia="zh-CN" w:bidi="ar-SA"/>
+                <w14:ligatures w14:val="standardContextual"/>
+              </w:rPr>
+            </w:pPr>
+            <w:r>
+              <w:rPr>
+                <w:rFonts w:hint="eastAsia" w:ascii="宋体" w:hAnsi="宋体" w:cs="宋体"/>
+                <w:sz w:val="18"/>
+                <w:szCs w:val="18"/>
+                <w:lang w:val="en-US" w:eastAsia="zh-CN"/>
+              </w:rPr>
+              <w:t xml:space="preserve">无</w:t>
+            </w:r>
+            <w:r>
+              <w:rPr>
+                <w:rFonts w:hint="eastAsia" w:ascii="宋体" w:hAnsi="宋体" w:eastAsia="宋体" w:cs="宋体"/>
+                <w:sz w:val="18"/>
+                <w:szCs w:val="18"/>
+                <w:lang w:val="en-US" w:eastAsia="zh-CN" w:bidi="ar-SA"/>
+                <w14:ligatures w14:val="standardContextual"/>
+              </w:rPr>
+            </w:r>
+          </w:p>
+        </w:tc>
+        <w:tc>
+          <w:tcPr>
+            <w:shd w:val="clear" w:color="auto" w:fill="auto"/>
+            <w:tcBorders/>
+            <w:tcW w:w="705" w:type="pct"/>
+            <w:vAlign w:val="center"/>
+            <w:textDirection w:val="lrTb"/>
+            <w:noWrap w:val="false"/>
+          </w:tcPr>
+          <w:p>
+            <w:pPr>
+              <w:keepNext w:val="false"/>
+              <w:keepLines w:val="false"/>
+              <w:pageBreakBefore w:val="false"/>
+              <w:widowControl w:val="true"/>
+              <w:suppressLineNumbers w:val="false"/>
+              <w:pBdr/>
+              <w:bidi w:val="false"/>
+              <w:spacing w:line="240" w:lineRule="auto"/>
+              <w:ind w:right="0" w:firstLine="0" w:left="0"/>
+              <w:jc w:val="center"/>
+              <w:rPr>
+                <w:rFonts w:ascii="宋体" w:hAnsi="宋体" w:eastAsia="宋体" w:cs="宋体"/>
+                <w:sz w:val="18"/>
+                <w:szCs w:val="18"/>
+                <w:lang w:val="en-US" w:eastAsia="zh-CN" w:bidi="ar-SA"/>
+                <w14:ligatures w14:val="standardContextual"/>
+              </w:rPr>
+            </w:pPr>
+            <w:r>
+              <w:rPr>
+                <w:rFonts w:ascii="宋体" w:hAnsi="宋体" w:eastAsia="宋体" w:cs="宋体"/>
+                <w:sz w:val="18"/>
+                <w:szCs w:val="18"/>
+              </w:rPr>
+              <w:t xml:space="preserve">Output（科目余额分录.科目）</w:t>
+            </w:r>
+            <w:r>
+              <w:rPr>
+                <w:rFonts w:ascii="宋体" w:hAnsi="宋体" w:eastAsia="宋体" w:cs="宋体"/>
+                <w:sz w:val="18"/>
+                <w:szCs w:val="18"/>
+                <w:lang w:val="en-US" w:eastAsia="zh-CN" w:bidi="ar-SA"/>
+                <w14:ligatures w14:val="standardContextual"/>
+              </w:rPr>
+            </w:r>
+          </w:p>
+        </w:tc>
+      </w:tr>
+      <w:tr>
+        <w:trPr>
+          <w:jc w:val="center"/>
+          <w:trHeight w:val="0"/>
+        </w:trPr>
+        <w:tc>
+          <w:tcPr>
+            <w:shd w:val="clear" w:color="auto" w:fill="auto"/>
+            <w:tcBorders/>
+            <w:tcW w:w="1498" w:type="pct"/>
+            <w:vAlign w:val="center"/>
+            <w:textDirection w:val="lrTb"/>
+            <w:noWrap w:val="false"/>
+          </w:tcPr>
+          <w:p>
+            <w:pPr>
+              <w:keepNext w:val="false"/>
+              <w:keepLines w:val="false"/>
+              <w:pageBreakBefore w:val="false"/>
+              <w:widowControl w:val="true"/>
+              <w:suppressLineNumbers w:val="false"/>
+              <w:pBdr/>
+              <w:bidi w:val="false"/>
+              <w:spacing w:line="240" w:lineRule="auto"/>
+              <w:ind w:right="0" w:firstLine="0" w:left="0"/>
+              <w:jc w:val="center"/>
+              <w:rPr>
+                <w:rFonts w:hint="default" w:ascii="宋体" w:hAnsi="Times New Roman" w:eastAsia="宋体" w:cs="Times New Roman"/>
+                <w:sz w:val="18"/>
+                <w:szCs w:val="18"/>
+                <w:lang w:val="en-US" w:eastAsia="zh-CN" w:bidi="ar-SA"/>
+                <w14:ligatures w14:val="standardContextual"/>
+              </w:rPr>
+            </w:pPr>
+            <w:r>
+              <w:rPr>
+                <w:rFonts w:ascii="宋体" w:hAnsi="宋体" w:eastAsia="宋体" w:cs="宋体"/>
+                <w:sz w:val="18"/>
+                <w:szCs w:val="18"/>
+              </w:rPr>
+              <w:t xml:space="preserve">Output（科目余额分录.截止日期/票据日期，asc，科目余额分录.科目=“</w:t>
+            </w:r>
+            <w:r>
+              <w:rPr>
+                <w:rFonts w:hint="eastAsia" w:ascii="宋体" w:hAnsi="宋体" w:cs="宋体"/>
+                <w:sz w:val="18"/>
+                <w:szCs w:val="18"/>
+                <w:lang w:val="en-US" w:eastAsia="zh-CN"/>
+              </w:rPr>
+              <w:t xml:space="preserve">营业收入-开票</w:t>
+            </w:r>
+            <w:r>
+              <w:rPr>
+                <w:rFonts w:ascii="宋体" w:hAnsi="宋体" w:eastAsia="宋体" w:cs="宋体"/>
+                <w:sz w:val="18"/>
+                <w:szCs w:val="18"/>
+              </w:rPr>
+              <w:t xml:space="preserve">”）</w:t>
+            </w:r>
+            <w:r>
+              <w:rPr>
+                <w:rFonts w:hint="default" w:ascii="宋体" w:hAnsi="Times New Roman" w:eastAsia="宋体" w:cs="Times New Roman"/>
+                <w:sz w:val="18"/>
+                <w:szCs w:val="18"/>
+                <w:lang w:val="en-US" w:eastAsia="zh-CN" w:bidi="ar-SA"/>
+                <w14:ligatures w14:val="standardContextual"/>
+              </w:rPr>
+            </w:r>
+          </w:p>
+        </w:tc>
+        <w:tc>
+          <w:tcPr>
+            <w:shd w:val="clear" w:color="auto" w:fill="auto"/>
+            <w:tcBorders/>
+            <w:tcW w:w="1601" w:type="dxa"/>
+            <w:vAlign w:val="center"/>
+            <w:textDirection w:val="lrTb"/>
+            <w:noWrap w:val="false"/>
+          </w:tcPr>
+          <w:p>
+            <w:pPr>
+              <w:pStyle w:val="751"/>
+              <w:keepNext w:val="false"/>
+              <w:keepLines w:val="false"/>
+              <w:pageBreakBefore w:val="false"/>
+              <w:suppressLineNumbers w:val="false"/>
+              <w:pBdr/>
+              <w:bidi w:val="false"/>
+              <w:spacing w:after="0" w:afterAutospacing="0" w:before="0" w:beforeAutospacing="0" w:line="240" w:lineRule="auto"/>
+              <w:ind w:right="0" w:firstLine="0" w:left="0"/>
+              <w:jc w:val="center"/>
+              <w:rPr>
+                <w:rFonts w:hint="default" w:ascii="宋体" w:hAnsi="Times New Roman" w:eastAsia="宋体" w:cs="Times New Roman"/>
+                <w:sz w:val="18"/>
+                <w:szCs w:val="18"/>
+                <w:lang w:val="en-US" w:eastAsia="zh-CN" w:bidi="ar-SA"/>
+                <w14:ligatures w14:val="standardContextual"/>
+              </w:rPr>
+            </w:pPr>
+            <w:r>
+              <w:rPr>
+                <w:rFonts w:hint="eastAsia" w:ascii="宋体" w:eastAsia="宋体"/>
+                <w:sz w:val="18"/>
+                <w:szCs w:val="18"/>
+                <w:lang w:val="en-US" w:eastAsia="zh-CN"/>
+              </w:rPr>
+              <w:t xml:space="preserve">无</w:t>
+            </w:r>
+            <w:r>
+              <w:rPr>
+                <w:rFonts w:hint="default" w:ascii="宋体" w:hAnsi="Times New Roman" w:eastAsia="宋体" w:cs="Times New Roman"/>
+                <w:sz w:val="18"/>
+                <w:szCs w:val="18"/>
+                <w:lang w:val="en-US" w:eastAsia="zh-CN" w:bidi="ar-SA"/>
+                <w14:ligatures w14:val="standardContextual"/>
+              </w:rPr>
+            </w:r>
+          </w:p>
+        </w:tc>
+        <w:tc>
+          <w:tcPr>
+            <w:shd w:val="clear" w:color="auto" w:fill="auto"/>
+            <w:tcBorders/>
+            <w:tcW w:w="433" w:type="pct"/>
+            <w:vAlign w:val="center"/>
+            <w:textDirection w:val="lrTb"/>
+            <w:noWrap w:val="false"/>
+          </w:tcPr>
+          <w:p>
+            <w:pPr>
+              <w:pStyle w:val="751"/>
+              <w:keepNext w:val="false"/>
+              <w:keepLines w:val="false"/>
+              <w:pageBreakBefore w:val="false"/>
+              <w:suppressLineNumbers w:val="false"/>
+              <w:pBdr/>
+              <w:bidi w:val="false"/>
+              <w:spacing w:after="0" w:afterAutospacing="0" w:before="0" w:beforeAutospacing="0" w:line="240" w:lineRule="auto"/>
+              <w:ind w:right="0" w:firstLine="0" w:left="0"/>
+              <w:jc w:val="center"/>
+              <w:rPr>
+                <w:rFonts w:hint="eastAsia" w:ascii="宋体" w:hAnsi="Times New Roman" w:eastAsia="宋体" w:cs="Times New Roman"/>
+                <w:sz w:val="18"/>
+                <w:szCs w:val="18"/>
+                <w:lang w:val="en-US" w:eastAsia="zh-CN" w:bidi="ar-SA"/>
+                <w14:ligatures w14:val="standardContextual"/>
+              </w:rPr>
+            </w:pPr>
+            <w:r>
+              <w:rPr>
+                <w:rFonts w:hint="eastAsia" w:ascii="宋体" w:eastAsia="宋体"/>
+                <w:sz w:val="18"/>
+                <w:szCs w:val="18"/>
+                <w:lang w:val="en-US" w:eastAsia="zh-CN"/>
+              </w:rPr>
+              <w:t xml:space="preserve">无</w:t>
+            </w:r>
+            <w:r>
+              <w:rPr>
+                <w:rFonts w:hint="eastAsia" w:ascii="宋体" w:hAnsi="Times New Roman" w:eastAsia="宋体" w:cs="Times New Roman"/>
+                <w:sz w:val="18"/>
+                <w:szCs w:val="18"/>
+                <w:lang w:val="en-US" w:eastAsia="zh-CN" w:bidi="ar-SA"/>
+                <w14:ligatures w14:val="standardContextual"/>
+              </w:rPr>
+            </w:r>
+          </w:p>
+        </w:tc>
+        <w:tc>
+          <w:tcPr>
+            <w:shd w:val="clear" w:color="auto" w:fill="auto"/>
+            <w:tcBorders/>
+            <w:tcW w:w="705" w:type="pct"/>
+            <w:vAlign w:val="center"/>
+            <w:textDirection w:val="lrTb"/>
+            <w:noWrap w:val="false"/>
+          </w:tcPr>
+          <w:p>
+            <w:pPr>
+              <w:keepNext w:val="false"/>
+              <w:keepLines w:val="false"/>
+              <w:pageBreakBefore w:val="false"/>
+              <w:widowControl w:val="true"/>
+              <w:suppressLineNumbers w:val="false"/>
+              <w:pBdr/>
+              <w:bidi w:val="false"/>
+              <w:spacing w:line="240" w:lineRule="auto"/>
+              <w:ind w:right="0" w:firstLine="0" w:left="0"/>
+              <w:jc w:val="center"/>
+              <w:rPr>
+                <w:rFonts w:hint="eastAsia" w:ascii="宋体" w:hAnsi="Times New Roman" w:eastAsia="宋体" w:cs="Times New Roman"/>
+                <w:sz w:val="18"/>
+                <w:szCs w:val="18"/>
+                <w:lang w:val="en-US" w:eastAsia="zh-CN" w:bidi="ar-SA"/>
+                <w14:ligatures w14:val="standardContextual"/>
+              </w:rPr>
+            </w:pPr>
+            <w:r>
+              <w:rPr>
+                <w:rFonts w:ascii="宋体" w:hAnsi="宋体" w:eastAsia="宋体" w:cs="宋体"/>
+                <w:sz w:val="18"/>
+                <w:szCs w:val="18"/>
+              </w:rPr>
+              <w:t xml:space="preserve">Output（科目余额分录.询证金额）</w:t>
+            </w:r>
+            <w:r>
+              <w:rPr>
+                <w:rFonts w:hint="eastAsia" w:ascii="宋体" w:hAnsi="Times New Roman" w:eastAsia="宋体" w:cs="Times New Roman"/>
+                <w:sz w:val="18"/>
+                <w:szCs w:val="18"/>
+                <w:lang w:val="en-US" w:eastAsia="zh-CN" w:bidi="ar-SA"/>
+                <w14:ligatures w14:val="standardContextual"/>
+              </w:rPr>
+            </w:r>
+          </w:p>
+        </w:tc>
+        <w:tc>
+          <w:tcPr>
+            <w:shd w:val="clear" w:color="auto" w:fill="auto"/>
+            <w:tcBorders/>
+            <w:tcW w:w="705" w:type="pct"/>
+            <w:vAlign w:val="center"/>
+            <w:textDirection w:val="lrTb"/>
+            <w:noWrap w:val="false"/>
+          </w:tcPr>
+          <w:p>
+            <w:pPr>
+              <w:keepNext w:val="false"/>
+              <w:keepLines w:val="false"/>
+              <w:pageBreakBefore w:val="false"/>
+              <w:widowControl w:val="true"/>
+              <w:suppressLineNumbers w:val="false"/>
+              <w:pBdr/>
+              <w:bidi w:val="false"/>
+              <w:spacing w:line="240" w:lineRule="auto"/>
+              <w:ind w:right="0" w:firstLine="0" w:left="0"/>
+              <w:jc w:val="center"/>
+              <w:rPr>
+                <w:rFonts w:hint="eastAsia" w:ascii="宋体" w:hAnsi="宋体" w:eastAsia="宋体" w:cs="宋体"/>
+                <w:sz w:val="18"/>
+                <w:szCs w:val="18"/>
+                <w:lang w:val="en-US" w:eastAsia="zh-CN" w:bidi="ar-SA"/>
+                <w14:ligatures w14:val="standardContextual"/>
+              </w:rPr>
+            </w:pPr>
+            <w:r>
+              <w:rPr>
+                <w:rFonts w:hint="eastAsia" w:ascii="宋体" w:hAnsi="宋体" w:cs="宋体"/>
+                <w:sz w:val="18"/>
+                <w:szCs w:val="18"/>
+                <w:lang w:val="en-US" w:eastAsia="zh-CN"/>
+              </w:rPr>
+              <w:t xml:space="preserve">无</w:t>
+            </w:r>
+            <w:r>
+              <w:rPr>
+                <w:rFonts w:hint="eastAsia" w:ascii="宋体" w:hAnsi="宋体" w:eastAsia="宋体" w:cs="宋体"/>
+                <w:sz w:val="18"/>
+                <w:szCs w:val="18"/>
+                <w:lang w:val="en-US" w:eastAsia="zh-CN" w:bidi="ar-SA"/>
+                <w14:ligatures w14:val="standardContextual"/>
+              </w:rPr>
+            </w:r>
+          </w:p>
+        </w:tc>
+        <w:tc>
+          <w:tcPr>
+            <w:shd w:val="clear" w:color="auto" w:fill="auto"/>
+            <w:tcBorders/>
+            <w:tcW w:w="705" w:type="pct"/>
+            <w:vAlign w:val="center"/>
+            <w:textDirection w:val="lrTb"/>
+            <w:noWrap w:val="false"/>
+          </w:tcPr>
+          <w:p>
+            <w:pPr>
+              <w:keepNext w:val="false"/>
+              <w:keepLines w:val="false"/>
+              <w:pageBreakBefore w:val="false"/>
+              <w:widowControl w:val="true"/>
+              <w:suppressLineNumbers w:val="false"/>
+              <w:pBdr/>
+              <w:bidi w:val="false"/>
+              <w:spacing w:line="240" w:lineRule="auto"/>
+              <w:ind w:right="0" w:firstLine="0" w:left="0"/>
+              <w:jc w:val="center"/>
+              <w:rPr>
+                <w:rFonts w:ascii="宋体" w:hAnsi="宋体" w:eastAsia="宋体" w:cs="宋体"/>
+                <w:sz w:val="18"/>
+                <w:szCs w:val="18"/>
+                <w:lang w:val="en-US" w:eastAsia="zh-CN" w:bidi="ar-SA"/>
+                <w14:ligatures w14:val="standardContextual"/>
+              </w:rPr>
+            </w:pPr>
+            <w:r>
+              <w:rPr>
+                <w:rFonts w:ascii="宋体" w:hAnsi="宋体" w:eastAsia="宋体" w:cs="宋体"/>
+                <w:sz w:val="18"/>
+                <w:szCs w:val="18"/>
+              </w:rPr>
+              <w:t xml:space="preserve">Output（科目余额分录.科目）</w:t>
+            </w:r>
+            <w:r>
+              <w:rPr>
+                <w:rFonts w:ascii="宋体" w:hAnsi="宋体" w:eastAsia="宋体" w:cs="宋体"/>
+                <w:sz w:val="18"/>
+                <w:szCs w:val="18"/>
+                <w:lang w:val="en-US" w:eastAsia="zh-CN" w:bidi="ar-SA"/>
+                <w14:ligatures w14:val="standardContextual"/>
+              </w:rPr>
+            </w:r>
+          </w:p>
+        </w:tc>
+      </w:tr>
+      <w:tr>
+        <w:trPr>
+          <w:jc w:val="center"/>
+          <w:trHeight w:val="0"/>
+        </w:trPr>
+        <w:tc>
+          <w:tcPr>
+            <w:shd w:val="clear" w:color="auto" w:fill="auto"/>
+            <w:tcBorders/>
+            <w:tcW w:w="1498" w:type="pct"/>
+            <w:vAlign w:val="center"/>
+            <w:textDirection w:val="lrTb"/>
+            <w:noWrap w:val="false"/>
+          </w:tcPr>
+          <w:p>
+            <w:pPr>
+              <w:keepNext w:val="false"/>
+              <w:keepLines w:val="false"/>
+              <w:pageBreakBefore w:val="false"/>
+              <w:widowControl w:val="true"/>
+              <w:suppressLineNumbers w:val="false"/>
+              <w:pBdr/>
+              <w:bidi w:val="false"/>
+              <w:spacing w:line="240" w:lineRule="auto"/>
+              <w:ind w:right="0" w:firstLine="0" w:left="0"/>
+              <w:jc w:val="center"/>
+              <w:rPr>
+                <w:rFonts w:hint="default" w:ascii="宋体" w:hAnsi="Times New Roman" w:eastAsia="宋体" w:cs="Times New Roman"/>
+                <w:sz w:val="18"/>
+                <w:szCs w:val="18"/>
+                <w:lang w:val="en-US" w:eastAsia="zh-CN" w:bidi="ar-SA"/>
+                <w14:ligatures w14:val="standardContextual"/>
+              </w:rPr>
+            </w:pPr>
+            <w:r>
+              <w:rPr>
+                <w:rFonts w:ascii="宋体" w:hAnsi="宋体" w:eastAsia="宋体" w:cs="宋体"/>
+                <w:sz w:val="18"/>
+                <w:szCs w:val="18"/>
+              </w:rPr>
+              <w:t xml:space="preserve">Output（科目余额分录.截止日期/票据日期，asc，科目余额分录.科目=“</w:t>
+            </w:r>
+            <w:r>
+              <w:rPr>
+                <w:rFonts w:hint="eastAsia" w:ascii="宋体" w:hAnsi="宋体" w:cs="宋体"/>
+                <w:sz w:val="18"/>
+                <w:szCs w:val="18"/>
+                <w:lang w:val="en-US" w:eastAsia="zh-CN"/>
+              </w:rPr>
+              <w:t xml:space="preserve">营业收入-未开票</w:t>
+            </w:r>
+            <w:r>
+              <w:rPr>
+                <w:rFonts w:ascii="宋体" w:hAnsi="宋体" w:eastAsia="宋体" w:cs="宋体"/>
+                <w:sz w:val="18"/>
+                <w:szCs w:val="18"/>
+              </w:rPr>
+              <w:t xml:space="preserve">”）</w:t>
+            </w:r>
+            <w:r>
+              <w:rPr>
+                <w:rFonts w:hint="default" w:ascii="宋体" w:hAnsi="Times New Roman" w:eastAsia="宋体" w:cs="Times New Roman"/>
+                <w:sz w:val="18"/>
+                <w:szCs w:val="18"/>
+                <w:lang w:val="en-US" w:eastAsia="zh-CN" w:bidi="ar-SA"/>
+                <w14:ligatures w14:val="standardContextual"/>
+              </w:rPr>
+            </w:r>
+          </w:p>
+        </w:tc>
+        <w:tc>
+          <w:tcPr>
+            <w:shd w:val="clear" w:color="auto" w:fill="auto"/>
+            <w:tcBorders/>
+            <w:tcW w:w="1601" w:type="dxa"/>
+            <w:vAlign w:val="center"/>
+            <w:textDirection w:val="lrTb"/>
+            <w:noWrap w:val="false"/>
+          </w:tcPr>
+          <w:p>
+            <w:pPr>
+              <w:pStyle w:val="751"/>
+              <w:keepNext w:val="false"/>
+              <w:keepLines w:val="false"/>
+              <w:pageBreakBefore w:val="false"/>
+              <w:suppressLineNumbers w:val="false"/>
+              <w:pBdr/>
+              <w:bidi w:val="false"/>
+              <w:spacing w:after="0" w:afterAutospacing="0" w:before="0" w:beforeAutospacing="0" w:line="240" w:lineRule="auto"/>
+              <w:ind w:right="0" w:firstLine="0" w:left="0"/>
+              <w:jc w:val="center"/>
+              <w:rPr>
+                <w:rFonts w:hint="default" w:ascii="宋体" w:hAnsi="Times New Roman" w:eastAsia="宋体" w:cs="Times New Roman"/>
+                <w:sz w:val="18"/>
+                <w:szCs w:val="18"/>
+                <w:lang w:val="en-US" w:eastAsia="zh-CN" w:bidi="ar-SA"/>
+                <w14:ligatures w14:val="standardContextual"/>
+              </w:rPr>
+            </w:pPr>
+            <w:r>
+              <w:rPr>
+                <w:rFonts w:hint="eastAsia" w:ascii="宋体" w:eastAsia="宋体"/>
+                <w:sz w:val="18"/>
+                <w:szCs w:val="18"/>
+                <w:lang w:val="en-US" w:eastAsia="zh-CN"/>
+              </w:rPr>
+              <w:t xml:space="preserve">无</w:t>
+            </w:r>
+            <w:r>
+              <w:rPr>
+                <w:rFonts w:hint="default" w:ascii="宋体" w:hAnsi="Times New Roman" w:eastAsia="宋体" w:cs="Times New Roman"/>
+                <w:sz w:val="18"/>
+                <w:szCs w:val="18"/>
+                <w:lang w:val="en-US" w:eastAsia="zh-CN" w:bidi="ar-SA"/>
+                <w14:ligatures w14:val="standardContextual"/>
+              </w:rPr>
+            </w:r>
+          </w:p>
+        </w:tc>
+        <w:tc>
+          <w:tcPr>
+            <w:shd w:val="clear" w:color="auto" w:fill="auto"/>
+            <w:tcBorders/>
+            <w:tcW w:w="433" w:type="pct"/>
+            <w:vAlign w:val="center"/>
+            <w:textDirection w:val="lrTb"/>
+            <w:noWrap w:val="false"/>
+          </w:tcPr>
+          <w:p>
+            <w:pPr>
+              <w:pStyle w:val="751"/>
+              <w:keepNext w:val="false"/>
+              <w:keepLines w:val="false"/>
+              <w:pageBreakBefore w:val="false"/>
+              <w:suppressLineNumbers w:val="false"/>
+              <w:pBdr/>
+              <w:bidi w:val="false"/>
+              <w:spacing w:after="0" w:afterAutospacing="0" w:before="0" w:beforeAutospacing="0" w:line="240" w:lineRule="auto"/>
+              <w:ind w:right="0" w:firstLine="0" w:left="0"/>
+              <w:jc w:val="center"/>
+              <w:rPr>
+                <w:rFonts w:hint="eastAsia" w:ascii="宋体" w:hAnsi="Times New Roman" w:eastAsia="宋体" w:cs="Times New Roman"/>
+                <w:sz w:val="18"/>
+                <w:szCs w:val="18"/>
+                <w:lang w:val="en-US" w:eastAsia="zh-CN" w:bidi="ar-SA"/>
+                <w14:ligatures w14:val="standardContextual"/>
+              </w:rPr>
+            </w:pPr>
+            <w:r>
+              <w:rPr>
+                <w:rFonts w:hint="eastAsia" w:ascii="宋体" w:eastAsia="宋体"/>
+                <w:sz w:val="18"/>
+                <w:szCs w:val="18"/>
+                <w:lang w:val="en-US" w:eastAsia="zh-CN"/>
+              </w:rPr>
+              <w:t xml:space="preserve">无</w:t>
+            </w:r>
+            <w:r>
+              <w:rPr>
+                <w:rFonts w:hint="eastAsia" w:ascii="宋体" w:hAnsi="Times New Roman" w:eastAsia="宋体" w:cs="Times New Roman"/>
+                <w:sz w:val="18"/>
+                <w:szCs w:val="18"/>
+                <w:lang w:val="en-US" w:eastAsia="zh-CN" w:bidi="ar-SA"/>
+                <w14:ligatures w14:val="standardContextual"/>
+              </w:rPr>
+            </w:r>
+          </w:p>
+        </w:tc>
+        <w:tc>
+          <w:tcPr>
+            <w:shd w:val="clear" w:color="auto" w:fill="auto"/>
+            <w:tcBorders/>
+            <w:tcW w:w="705" w:type="pct"/>
+            <w:vAlign w:val="center"/>
+            <w:textDirection w:val="lrTb"/>
+            <w:noWrap w:val="false"/>
+          </w:tcPr>
+          <w:p>
+            <w:pPr>
+              <w:keepNext w:val="false"/>
+              <w:keepLines w:val="false"/>
+              <w:pageBreakBefore w:val="false"/>
+              <w:widowControl w:val="true"/>
+              <w:suppressLineNumbers w:val="false"/>
+              <w:pBdr/>
+              <w:bidi w:val="false"/>
+              <w:spacing w:line="240" w:lineRule="auto"/>
+              <w:ind w:right="0" w:firstLine="0" w:left="0"/>
+              <w:jc w:val="center"/>
+              <w:rPr>
+                <w:rFonts w:hint="eastAsia" w:ascii="宋体" w:hAnsi="Times New Roman" w:eastAsia="宋体" w:cs="Times New Roman"/>
+                <w:sz w:val="18"/>
+                <w:szCs w:val="18"/>
+                <w:lang w:val="en-US" w:eastAsia="zh-CN" w:bidi="ar-SA"/>
+                <w14:ligatures w14:val="standardContextual"/>
+              </w:rPr>
+            </w:pPr>
+            <w:r>
+              <w:rPr>
+                <w:rFonts w:ascii="宋体" w:hAnsi="宋体" w:eastAsia="宋体" w:cs="宋体"/>
+                <w:sz w:val="18"/>
+                <w:szCs w:val="18"/>
+              </w:rPr>
+              <w:t xml:space="preserve">Output（科目余额分录.询证金额）</w:t>
+            </w:r>
+            <w:r>
+              <w:rPr>
+                <w:rFonts w:hint="eastAsia" w:ascii="宋体" w:hAnsi="Times New Roman" w:eastAsia="宋体" w:cs="Times New Roman"/>
+                <w:sz w:val="18"/>
+                <w:szCs w:val="18"/>
+                <w:lang w:val="en-US" w:eastAsia="zh-CN" w:bidi="ar-SA"/>
+                <w14:ligatures w14:val="standardContextual"/>
+              </w:rPr>
+            </w:r>
+          </w:p>
+        </w:tc>
+        <w:tc>
+          <w:tcPr>
+            <w:shd w:val="clear" w:color="auto" w:fill="auto"/>
+            <w:tcBorders/>
+            <w:tcW w:w="705" w:type="pct"/>
+            <w:vAlign w:val="center"/>
+            <w:textDirection w:val="lrTb"/>
+            <w:noWrap w:val="false"/>
+          </w:tcPr>
+          <w:p>
+            <w:pPr>
+              <w:keepNext w:val="false"/>
+              <w:keepLines w:val="false"/>
+              <w:pageBreakBefore w:val="false"/>
+              <w:widowControl w:val="true"/>
+              <w:suppressLineNumbers w:val="false"/>
+              <w:pBdr/>
+              <w:bidi w:val="false"/>
+              <w:spacing w:line="240" w:lineRule="auto"/>
+              <w:ind w:right="0" w:firstLine="0" w:left="0"/>
+              <w:jc w:val="center"/>
+              <w:rPr>
+                <w:rFonts w:hint="eastAsia" w:ascii="宋体" w:hAnsi="宋体" w:eastAsia="宋体" w:cs="宋体"/>
+                <w:sz w:val="18"/>
+                <w:szCs w:val="18"/>
+                <w:lang w:val="en-US" w:eastAsia="zh-CN" w:bidi="ar-SA"/>
+                <w14:ligatures w14:val="standardContextual"/>
+              </w:rPr>
+            </w:pPr>
+            <w:r>
+              <w:rPr>
+                <w:rFonts w:hint="eastAsia" w:ascii="宋体" w:hAnsi="宋体" w:cs="宋体"/>
+                <w:sz w:val="18"/>
+                <w:szCs w:val="18"/>
+                <w:lang w:val="en-US" w:eastAsia="zh-CN"/>
+              </w:rPr>
+              <w:t xml:space="preserve">无</w:t>
+            </w:r>
+            <w:r>
+              <w:rPr>
+                <w:rFonts w:hint="eastAsia" w:ascii="宋体" w:hAnsi="宋体" w:eastAsia="宋体" w:cs="宋体"/>
+                <w:sz w:val="18"/>
+                <w:szCs w:val="18"/>
+                <w:lang w:val="en-US" w:eastAsia="zh-CN" w:bidi="ar-SA"/>
+                <w14:ligatures w14:val="standardContextual"/>
+              </w:rPr>
+            </w:r>
+          </w:p>
+        </w:tc>
+        <w:tc>
+          <w:tcPr>
+            <w:shd w:val="clear" w:color="auto" w:fill="auto"/>
+            <w:tcBorders/>
+            <w:tcW w:w="705" w:type="pct"/>
+            <w:vAlign w:val="center"/>
+            <w:textDirection w:val="lrTb"/>
+            <w:noWrap w:val="false"/>
+          </w:tcPr>
+          <w:p>
+            <w:pPr>
+              <w:keepNext w:val="false"/>
+              <w:keepLines w:val="false"/>
+              <w:pageBreakBefore w:val="false"/>
+              <w:widowControl w:val="true"/>
+              <w:suppressLineNumbers w:val="false"/>
+              <w:pBdr/>
+              <w:bidi w:val="false"/>
+              <w:spacing w:line="240" w:lineRule="auto"/>
+              <w:ind w:right="0" w:firstLine="0" w:left="0"/>
+              <w:jc w:val="center"/>
+              <w:rPr>
+                <w:rFonts w:ascii="宋体" w:hAnsi="宋体" w:eastAsia="宋体" w:cs="宋体"/>
+                <w:sz w:val="18"/>
+                <w:szCs w:val="18"/>
+                <w:lang w:val="en-US" w:eastAsia="zh-CN" w:bidi="ar-SA"/>
+                <w14:ligatures w14:val="standardContextual"/>
+              </w:rPr>
+            </w:pPr>
+            <w:r>
+              <w:rPr>
+                <w:rFonts w:ascii="宋体" w:hAnsi="宋体" w:eastAsia="宋体" w:cs="宋体"/>
+                <w:sz w:val="18"/>
+                <w:szCs w:val="18"/>
+              </w:rPr>
+              <w:t xml:space="preserve">Output（科目余额分录.科目）</w:t>
+            </w:r>
+            <w:r>
+              <w:rPr>
+                <w:rFonts w:ascii="宋体" w:hAnsi="宋体" w:eastAsia="宋体" w:cs="宋体"/>
+                <w:sz w:val="18"/>
+                <w:szCs w:val="18"/>
+                <w:lang w:val="en-US" w:eastAsia="zh-CN" w:bidi="ar-SA"/>
+                <w14:ligatures w14:val="standardContextual"/>
+              </w:rPr>
+            </w:r>
+          </w:p>
+        </w:tc>
+      </w:tr>
+      <w:tr>
+        <w:trPr>
+          <w:jc w:val="center"/>
+          <w:trHeight w:val="0"/>
+        </w:trPr>
+        <w:tc>
+          <w:tcPr>
+            <w:shd w:val="clear" w:color="auto" w:fill="auto"/>
+            <w:tcBorders/>
+            <w:tcW w:w="1498" w:type="pct"/>
+            <w:vAlign w:val="center"/>
+            <w:textDirection w:val="lrTb"/>
+            <w:noWrap w:val="false"/>
+          </w:tcPr>
+          <w:p>
+            <w:pPr>
+              <w:keepNext w:val="false"/>
+              <w:keepLines w:val="false"/>
+              <w:pageBreakBefore w:val="false"/>
+              <w:widowControl w:val="true"/>
+              <w:suppressLineNumbers w:val="false"/>
+              <w:pBdr/>
+              <w:bidi w:val="false"/>
+              <w:spacing w:line="240" w:lineRule="auto"/>
+              <w:ind w:right="0" w:firstLine="0" w:left="0"/>
+              <w:jc w:val="center"/>
+              <w:rPr>
+                <w:rFonts w:hint="default" w:ascii="宋体" w:hAnsi="Times New Roman" w:eastAsia="宋体" w:cs="Times New Roman"/>
+                <w:sz w:val="18"/>
+                <w:szCs w:val="18"/>
+                <w:lang w:val="en-US" w:eastAsia="zh-CN" w:bidi="ar-SA"/>
+                <w14:ligatures w14:val="standardContextual"/>
+              </w:rPr>
+            </w:pPr>
+            <w:r>
+              <w:rPr>
+                <w:rFonts w:ascii="宋体" w:hAnsi="宋体" w:eastAsia="宋体" w:cs="宋体"/>
+                <w:sz w:val="18"/>
+                <w:szCs w:val="18"/>
+              </w:rPr>
+              <w:t xml:space="preserve">Output（科目余额分录.截止日期/票据日期，asc，科目余额分录.科目=“</w:t>
+            </w:r>
+            <w:r>
+              <w:rPr>
+                <w:rFonts w:hint="eastAsia" w:ascii="宋体" w:hAnsi="宋体" w:cs="宋体"/>
+                <w:sz w:val="18"/>
+                <w:szCs w:val="18"/>
+                <w:lang w:val="en-US" w:eastAsia="zh-CN"/>
+              </w:rPr>
+              <w:t xml:space="preserve">其他业务收入</w:t>
+            </w:r>
+            <w:r>
+              <w:rPr>
+                <w:rFonts w:ascii="宋体" w:hAnsi="宋体" w:eastAsia="宋体" w:cs="宋体"/>
+                <w:sz w:val="18"/>
+                <w:szCs w:val="18"/>
+              </w:rPr>
+              <w:t xml:space="preserve">”）</w:t>
+            </w:r>
+            <w:r>
+              <w:rPr>
+                <w:rFonts w:hint="default" w:ascii="宋体" w:hAnsi="Times New Roman" w:eastAsia="宋体" w:cs="Times New Roman"/>
+                <w:sz w:val="18"/>
+                <w:szCs w:val="18"/>
+                <w:lang w:val="en-US" w:eastAsia="zh-CN" w:bidi="ar-SA"/>
+                <w14:ligatures w14:val="standardContextual"/>
+              </w:rPr>
+            </w:r>
+          </w:p>
+        </w:tc>
+        <w:tc>
+          <w:tcPr>
+            <w:shd w:val="clear" w:color="auto" w:fill="auto"/>
+            <w:tcBorders/>
+            <w:tcW w:w="1601" w:type="dxa"/>
+            <w:vAlign w:val="center"/>
+            <w:textDirection w:val="lrTb"/>
+            <w:noWrap w:val="false"/>
+          </w:tcPr>
+          <w:p>
+            <w:pPr>
+              <w:pStyle w:val="751"/>
+              <w:keepNext w:val="false"/>
+              <w:keepLines w:val="false"/>
+              <w:pageBreakBefore w:val="false"/>
+              <w:suppressLineNumbers w:val="false"/>
+              <w:pBdr/>
+              <w:bidi w:val="false"/>
+              <w:spacing w:after="0" w:afterAutospacing="0" w:before="0" w:beforeAutospacing="0" w:line="240" w:lineRule="auto"/>
+              <w:ind w:right="0" w:firstLine="0" w:left="0"/>
+              <w:jc w:val="center"/>
+              <w:rPr>
+                <w:rFonts w:hint="default" w:ascii="宋体" w:hAnsi="Times New Roman" w:eastAsia="宋体" w:cs="Times New Roman"/>
+                <w:sz w:val="18"/>
+                <w:szCs w:val="18"/>
+                <w:lang w:val="en-US" w:eastAsia="zh-CN" w:bidi="ar-SA"/>
+                <w14:ligatures w14:val="standardContextual"/>
+              </w:rPr>
+            </w:pPr>
+            <w:r>
+              <w:rPr>
+                <w:rFonts w:hint="eastAsia" w:ascii="宋体" w:eastAsia="宋体"/>
+                <w:sz w:val="18"/>
+                <w:szCs w:val="18"/>
+                <w:lang w:val="en-US" w:eastAsia="zh-CN"/>
+              </w:rPr>
+              <w:t xml:space="preserve">无</w:t>
+            </w:r>
+            <w:r>
+              <w:rPr>
+                <w:rFonts w:hint="default" w:ascii="宋体" w:hAnsi="Times New Roman" w:eastAsia="宋体" w:cs="Times New Roman"/>
+                <w:sz w:val="18"/>
+                <w:szCs w:val="18"/>
+                <w:lang w:val="en-US" w:eastAsia="zh-CN" w:bidi="ar-SA"/>
+                <w14:ligatures w14:val="standardContextual"/>
+              </w:rPr>
+            </w:r>
+          </w:p>
+        </w:tc>
+        <w:tc>
+          <w:tcPr>
+            <w:shd w:val="clear" w:color="auto" w:fill="auto"/>
+            <w:tcBorders/>
+            <w:tcW w:w="433" w:type="pct"/>
+            <w:vAlign w:val="center"/>
+            <w:textDirection w:val="lrTb"/>
+            <w:noWrap w:val="false"/>
+          </w:tcPr>
+          <w:p>
+            <w:pPr>
+              <w:pStyle w:val="751"/>
+              <w:keepNext w:val="false"/>
+              <w:keepLines w:val="false"/>
+              <w:pageBreakBefore w:val="false"/>
+              <w:suppressLineNumbers w:val="false"/>
+              <w:pBdr/>
+              <w:bidi w:val="false"/>
+              <w:spacing w:after="0" w:afterAutospacing="0" w:before="0" w:beforeAutospacing="0" w:line="240" w:lineRule="auto"/>
+              <w:ind w:right="0" w:firstLine="0" w:left="0"/>
+              <w:jc w:val="center"/>
+              <w:rPr>
+                <w:rFonts w:hint="eastAsia" w:ascii="宋体" w:hAnsi="Times New Roman" w:eastAsia="宋体" w:cs="Times New Roman"/>
+                <w:sz w:val="18"/>
+                <w:szCs w:val="18"/>
+                <w:lang w:val="en-US" w:eastAsia="zh-CN" w:bidi="ar-SA"/>
+                <w14:ligatures w14:val="standardContextual"/>
+              </w:rPr>
+            </w:pPr>
+            <w:r>
+              <w:rPr>
+                <w:rFonts w:hint="eastAsia" w:ascii="宋体" w:eastAsia="宋体"/>
+                <w:sz w:val="18"/>
+                <w:szCs w:val="18"/>
+                <w:lang w:val="en-US" w:eastAsia="zh-CN"/>
+              </w:rPr>
+              <w:t xml:space="preserve">无</w:t>
+            </w:r>
+            <w:r>
+              <w:rPr>
+                <w:rFonts w:hint="eastAsia" w:ascii="宋体" w:hAnsi="Times New Roman" w:eastAsia="宋体" w:cs="Times New Roman"/>
+                <w:sz w:val="18"/>
+                <w:szCs w:val="18"/>
+                <w:lang w:val="en-US" w:eastAsia="zh-CN" w:bidi="ar-SA"/>
+                <w14:ligatures w14:val="standardContextual"/>
+              </w:rPr>
+            </w:r>
+          </w:p>
+        </w:tc>
+        <w:tc>
+          <w:tcPr>
+            <w:shd w:val="clear" w:color="auto" w:fill="auto"/>
+            <w:tcBorders/>
+            <w:tcW w:w="705" w:type="pct"/>
+            <w:vAlign w:val="center"/>
+            <w:textDirection w:val="lrTb"/>
+            <w:noWrap w:val="false"/>
+          </w:tcPr>
+          <w:p>
+            <w:pPr>
+              <w:keepNext w:val="false"/>
+              <w:keepLines w:val="false"/>
+              <w:pageBreakBefore w:val="false"/>
+              <w:widowControl w:val="true"/>
+              <w:suppressLineNumbers w:val="false"/>
+              <w:pBdr/>
+              <w:bidi w:val="false"/>
+              <w:spacing w:line="240" w:lineRule="auto"/>
+              <w:ind w:right="0" w:firstLine="0" w:left="0"/>
+              <w:jc w:val="center"/>
+              <w:rPr>
+                <w:rFonts w:hint="eastAsia" w:ascii="宋体" w:hAnsi="Times New Roman" w:eastAsia="宋体" w:cs="Times New Roman"/>
+                <w:sz w:val="18"/>
+                <w:szCs w:val="18"/>
+                <w:lang w:val="en-US" w:eastAsia="zh-CN" w:bidi="ar-SA"/>
+                <w14:ligatures w14:val="standardContextual"/>
+              </w:rPr>
+            </w:pPr>
+            <w:r>
+              <w:rPr>
+                <w:rFonts w:ascii="宋体" w:hAnsi="宋体" w:eastAsia="宋体" w:cs="宋体"/>
+                <w:sz w:val="18"/>
+                <w:szCs w:val="18"/>
+              </w:rPr>
+              <w:t xml:space="preserve">Output（科目余额分录.询证金额）</w:t>
+            </w:r>
+            <w:r>
+              <w:rPr>
+                <w:rFonts w:hint="eastAsia" w:ascii="宋体" w:hAnsi="Times New Roman" w:eastAsia="宋体" w:cs="Times New Roman"/>
+                <w:sz w:val="18"/>
+                <w:szCs w:val="18"/>
+                <w:lang w:val="en-US" w:eastAsia="zh-CN" w:bidi="ar-SA"/>
+                <w14:ligatures w14:val="standardContextual"/>
+              </w:rPr>
+            </w:r>
+          </w:p>
+        </w:tc>
+        <w:tc>
+          <w:tcPr>
+            <w:shd w:val="clear" w:color="auto" w:fill="auto"/>
+            <w:tcBorders/>
+            <w:tcW w:w="705" w:type="pct"/>
+            <w:vAlign w:val="center"/>
+            <w:textDirection w:val="lrTb"/>
+            <w:noWrap w:val="false"/>
+          </w:tcPr>
+          <w:p>
+            <w:pPr>
+              <w:keepNext w:val="false"/>
+              <w:keepLines w:val="false"/>
+              <w:pageBreakBefore w:val="false"/>
+              <w:widowControl w:val="true"/>
+              <w:suppressLineNumbers w:val="false"/>
+              <w:pBdr/>
+              <w:bidi w:val="false"/>
+              <w:spacing w:line="240" w:lineRule="auto"/>
+              <w:ind w:right="0" w:firstLine="0" w:left="0"/>
+              <w:jc w:val="center"/>
+              <w:rPr>
+                <w:rFonts w:hint="eastAsia" w:ascii="宋体" w:hAnsi="宋体" w:eastAsia="宋体" w:cs="宋体"/>
+                <w:sz w:val="18"/>
+                <w:szCs w:val="18"/>
+                <w:lang w:val="en-US" w:eastAsia="zh-CN" w:bidi="ar-SA"/>
+                <w14:ligatures w14:val="standardContextual"/>
+              </w:rPr>
+            </w:pPr>
+            <w:r>
+              <w:rPr>
+                <w:rFonts w:hint="eastAsia" w:ascii="宋体" w:hAnsi="宋体" w:cs="宋体"/>
+                <w:sz w:val="18"/>
+                <w:szCs w:val="18"/>
+                <w:lang w:val="en-US" w:eastAsia="zh-CN"/>
+              </w:rPr>
+              <w:t xml:space="preserve">无</w:t>
+            </w:r>
+            <w:r>
+              <w:rPr>
+                <w:rFonts w:hint="eastAsia" w:ascii="宋体" w:hAnsi="宋体" w:eastAsia="宋体" w:cs="宋体"/>
+                <w:sz w:val="18"/>
+                <w:szCs w:val="18"/>
+                <w:lang w:val="en-US" w:eastAsia="zh-CN" w:bidi="ar-SA"/>
+                <w14:ligatures w14:val="standardContextual"/>
+              </w:rPr>
+            </w:r>
+          </w:p>
+        </w:tc>
+        <w:tc>
+          <w:tcPr>
+            <w:shd w:val="clear" w:color="auto" w:fill="auto"/>
+            <w:tcBorders/>
+            <w:tcW w:w="705" w:type="pct"/>
+            <w:vAlign w:val="center"/>
+            <w:textDirection w:val="lrTb"/>
+            <w:noWrap w:val="false"/>
+          </w:tcPr>
+          <w:p>
+            <w:pPr>
+              <w:keepNext w:val="false"/>
+              <w:keepLines w:val="false"/>
+              <w:pageBreakBefore w:val="false"/>
+              <w:widowControl w:val="true"/>
+              <w:suppressLineNumbers w:val="false"/>
+              <w:pBdr/>
+              <w:bidi w:val="false"/>
+              <w:spacing w:line="240" w:lineRule="auto"/>
+              <w:ind w:right="0" w:firstLine="0" w:left="0"/>
+              <w:jc w:val="center"/>
+              <w:rPr>
+                <w:rFonts w:ascii="宋体" w:hAnsi="宋体" w:eastAsia="宋体" w:cs="宋体"/>
+                <w:sz w:val="18"/>
+                <w:szCs w:val="18"/>
+                <w:lang w:val="en-US" w:eastAsia="zh-CN" w:bidi="ar-SA"/>
+                <w14:ligatures w14:val="standardContextual"/>
+              </w:rPr>
+            </w:pPr>
+            <w:r>
+              <w:rPr>
+                <w:rFonts w:ascii="宋体" w:hAnsi="宋体" w:eastAsia="宋体" w:cs="宋体"/>
+                <w:sz w:val="18"/>
+                <w:szCs w:val="18"/>
+              </w:rPr>
+              <w:t xml:space="preserve">Output（科目余额分录.科目）</w:t>
+            </w:r>
+            <w:r>
+              <w:rPr>
+                <w:rFonts w:ascii="宋体" w:hAnsi="宋体" w:eastAsia="宋体" w:cs="宋体"/>
+                <w:sz w:val="18"/>
+                <w:szCs w:val="18"/>
+                <w:lang w:val="en-US" w:eastAsia="zh-CN" w:bidi="ar-SA"/>
+                <w14:ligatures w14:val="standardContextual"/>
+              </w:rPr>
+            </w:r>
+          </w:p>
+        </w:tc>
+      </w:tr>
+      <w:tr>
+        <w:trPr>
+          <w:jc w:val="center"/>
+          <w:trHeight w:val="0"/>
+        </w:trPr>
+        <w:tc>
+          <w:tcPr>
+            <w:shd w:val="clear" w:color="auto" w:fill="auto"/>
+            <w:tcBorders/>
+            <w:tcW w:w="1498" w:type="pct"/>
+            <w:vAlign w:val="center"/>
+            <w:textDirection w:val="lrTb"/>
+            <w:noWrap w:val="false"/>
+          </w:tcPr>
+          <w:p>
+            <w:pPr>
+              <w:keepNext w:val="false"/>
+              <w:keepLines w:val="false"/>
+              <w:pageBreakBefore w:val="false"/>
+              <w:widowControl w:val="true"/>
+              <w:suppressLineNumbers w:val="false"/>
+              <w:pBdr/>
+              <w:bidi w:val="false"/>
+              <w:spacing w:line="240" w:lineRule="auto"/>
+              <w:ind w:right="0" w:firstLine="0" w:left="0"/>
+              <w:jc w:val="center"/>
+              <w:rPr>
+                <w:rFonts w:hint="default" w:ascii="宋体" w:hAnsi="Times New Roman" w:eastAsia="宋体" w:cs="Times New Roman"/>
+                <w:sz w:val="18"/>
+                <w:szCs w:val="18"/>
+                <w:lang w:val="en-US" w:eastAsia="zh-CN" w:bidi="ar-SA"/>
+                <w14:ligatures w14:val="standardContextual"/>
+              </w:rPr>
+            </w:pPr>
+            <w:r>
+              <w:rPr>
+                <w:rFonts w:ascii="宋体" w:hAnsi="宋体" w:eastAsia="宋体" w:cs="宋体"/>
+                <w:sz w:val="18"/>
+                <w:szCs w:val="18"/>
+              </w:rPr>
+              <w:t xml:space="preserve">Output（科目余额分录.截止日期/票据日期，asc，科目余额分录.科目=“</w:t>
+            </w:r>
+            <w:r>
+              <w:rPr>
+                <w:rFonts w:hint="eastAsia" w:ascii="宋体" w:hAnsi="宋体" w:cs="宋体"/>
+                <w:sz w:val="18"/>
+                <w:szCs w:val="18"/>
+                <w:lang w:val="en-US" w:eastAsia="zh-CN"/>
+              </w:rPr>
+              <w:t xml:space="preserve">其他业务收入-开票</w:t>
+            </w:r>
+            <w:r>
+              <w:rPr>
+                <w:rFonts w:ascii="宋体" w:hAnsi="宋体" w:eastAsia="宋体" w:cs="宋体"/>
+                <w:sz w:val="18"/>
+                <w:szCs w:val="18"/>
+              </w:rPr>
+              <w:t xml:space="preserve">”）</w:t>
+            </w:r>
+            <w:r>
+              <w:rPr>
+                <w:rFonts w:hint="default" w:ascii="宋体" w:hAnsi="Times New Roman" w:eastAsia="宋体" w:cs="Times New Roman"/>
+                <w:sz w:val="18"/>
+                <w:szCs w:val="18"/>
+                <w:lang w:val="en-US" w:eastAsia="zh-CN" w:bidi="ar-SA"/>
+                <w14:ligatures w14:val="standardContextual"/>
+              </w:rPr>
+            </w:r>
+          </w:p>
+        </w:tc>
+        <w:tc>
+          <w:tcPr>
+            <w:shd w:val="clear" w:color="auto" w:fill="auto"/>
+            <w:tcBorders/>
+            <w:tcW w:w="951" w:type="pct"/>
+            <w:vAlign w:val="center"/>
+            <w:textDirection w:val="lrTb"/>
+            <w:noWrap w:val="false"/>
+          </w:tcPr>
+          <w:p>
+            <w:pPr>
+              <w:keepNext w:val="false"/>
+              <w:keepLines w:val="false"/>
+              <w:pageBreakBefore w:val="false"/>
+              <w:widowControl w:val="true"/>
+              <w:suppressLineNumbers w:val="false"/>
+              <w:pBdr/>
+              <w:bidi w:val="false"/>
+              <w:spacing w:line="240" w:lineRule="auto"/>
+              <w:ind w:right="0" w:firstLine="0" w:left="0"/>
+              <w:jc w:val="center"/>
+              <w:rPr>
+                <w:rFonts w:hint="default" w:ascii="宋体" w:hAnsi="Times New Roman" w:eastAsia="宋体" w:cs="Times New Roman"/>
+                <w:sz w:val="18"/>
+                <w:szCs w:val="18"/>
+                <w:lang w:val="en-US" w:eastAsia="zh-CN" w:bidi="ar-SA"/>
+                <w14:ligatures w14:val="standardContextual"/>
+              </w:rPr>
+            </w:pPr>
+            <w:r>
+              <w:rPr>
+                <w:rFonts w:hint="eastAsia" w:ascii="宋体" w:cs="Times New Roman"/>
+                <w:sz w:val="18"/>
+                <w:szCs w:val="18"/>
+                <w:lang w:val="en-US" w:eastAsia="zh-CN" w:bidi="ar-SA"/>
+                <w14:ligatures w14:val="standardContextual"/>
+              </w:rPr>
+              <w:t xml:space="preserve">无</w:t>
+            </w:r>
+            <w:r>
+              <w:rPr>
+                <w:rFonts w:hint="default" w:ascii="宋体" w:hAnsi="Times New Roman" w:eastAsia="宋体" w:cs="Times New Roman"/>
+                <w:sz w:val="18"/>
+                <w:szCs w:val="18"/>
+                <w:lang w:val="en-US" w:eastAsia="zh-CN" w:bidi="ar-SA"/>
+                <w14:ligatures w14:val="standardContextual"/>
+              </w:rPr>
+            </w:r>
+          </w:p>
+        </w:tc>
+        <w:tc>
+          <w:tcPr>
+            <w:shd w:val="clear" w:color="auto" w:fill="auto"/>
+            <w:tcBorders/>
+            <w:tcW w:w="433" w:type="pct"/>
+            <w:vAlign w:val="center"/>
+            <w:textDirection w:val="lrTb"/>
+            <w:noWrap w:val="false"/>
+          </w:tcPr>
+          <w:p>
+            <w:pPr>
+              <w:pStyle w:val="751"/>
+              <w:keepNext w:val="false"/>
+              <w:keepLines w:val="false"/>
+              <w:pageBreakBefore w:val="false"/>
+              <w:suppressLineNumbers w:val="false"/>
+              <w:pBdr/>
+              <w:bidi w:val="false"/>
+              <w:spacing w:after="0" w:afterAutospacing="0" w:before="0" w:beforeAutospacing="0" w:line="240" w:lineRule="auto"/>
+              <w:ind w:right="0" w:firstLine="0" w:left="0"/>
+              <w:jc w:val="center"/>
+              <w:rPr>
+                <w:rFonts w:hint="eastAsia" w:ascii="宋体" w:hAnsi="Times New Roman" w:eastAsia="宋体" w:cs="Times New Roman"/>
+                <w:sz w:val="18"/>
+                <w:szCs w:val="18"/>
+                <w:lang w:val="en-US" w:eastAsia="zh-CN" w:bidi="ar-SA"/>
+                <w14:ligatures w14:val="standardContextual"/>
+              </w:rPr>
+            </w:pPr>
+            <w:r>
+              <w:rPr>
+                <w:rFonts w:hint="eastAsia" w:ascii="宋体" w:eastAsia="宋体"/>
+                <w:sz w:val="18"/>
+                <w:szCs w:val="18"/>
+                <w:lang w:val="en-US" w:eastAsia="zh-CN"/>
+              </w:rPr>
+              <w:t xml:space="preserve">无</w:t>
+            </w:r>
+            <w:r>
+              <w:rPr>
+                <w:rFonts w:hint="eastAsia" w:ascii="宋体" w:hAnsi="Times New Roman" w:eastAsia="宋体" w:cs="Times New Roman"/>
+                <w:sz w:val="18"/>
+                <w:szCs w:val="18"/>
+                <w:lang w:val="en-US" w:eastAsia="zh-CN" w:bidi="ar-SA"/>
+                <w14:ligatures w14:val="standardContextual"/>
+              </w:rPr>
+            </w:r>
+          </w:p>
+        </w:tc>
+        <w:tc>
+          <w:tcPr>
+            <w:shd w:val="clear" w:color="auto" w:fill="auto"/>
+            <w:tcBorders/>
+            <w:tcW w:w="705" w:type="pct"/>
+            <w:vAlign w:val="center"/>
+            <w:textDirection w:val="lrTb"/>
+            <w:noWrap w:val="false"/>
+          </w:tcPr>
+          <w:p>
+            <w:pPr>
+              <w:keepNext w:val="false"/>
+              <w:keepLines w:val="false"/>
+              <w:pageBreakBefore w:val="false"/>
+              <w:widowControl w:val="true"/>
+              <w:suppressLineNumbers w:val="false"/>
+              <w:pBdr/>
+              <w:bidi w:val="false"/>
+              <w:spacing w:line="240" w:lineRule="auto"/>
+              <w:ind w:right="0" w:firstLine="0" w:left="0"/>
+              <w:jc w:val="center"/>
+              <w:rPr>
+                <w:rFonts w:hint="eastAsia" w:ascii="宋体" w:hAnsi="Times New Roman" w:eastAsia="宋体" w:cs="Times New Roman"/>
+                <w:sz w:val="18"/>
+                <w:szCs w:val="18"/>
+                <w:lang w:val="en-US" w:eastAsia="zh-CN" w:bidi="ar-SA"/>
+                <w14:ligatures w14:val="standardContextual"/>
+              </w:rPr>
+            </w:pPr>
+            <w:r>
+              <w:rPr>
+                <w:rFonts w:ascii="宋体" w:hAnsi="宋体" w:eastAsia="宋体" w:cs="宋体"/>
+                <w:sz w:val="18"/>
+                <w:szCs w:val="18"/>
+              </w:rPr>
+              <w:t xml:space="preserve">Output（科目余额分录.询证金额）</w:t>
+            </w:r>
+            <w:r>
+              <w:rPr>
+                <w:rFonts w:hint="eastAsia" w:ascii="宋体" w:hAnsi="Times New Roman" w:eastAsia="宋体" w:cs="Times New Roman"/>
+                <w:sz w:val="18"/>
+                <w:szCs w:val="18"/>
+                <w:lang w:val="en-US" w:eastAsia="zh-CN" w:bidi="ar-SA"/>
+                <w14:ligatures w14:val="standardContextual"/>
+              </w:rPr>
+            </w:r>
+          </w:p>
+        </w:tc>
+        <w:tc>
+          <w:tcPr>
+            <w:shd w:val="clear" w:color="auto" w:fill="auto"/>
+            <w:tcBorders/>
+            <w:tcW w:w="705" w:type="pct"/>
+            <w:vAlign w:val="center"/>
+            <w:textDirection w:val="lrTb"/>
+            <w:noWrap w:val="false"/>
+          </w:tcPr>
+          <w:p>
+            <w:pPr>
+              <w:keepNext w:val="false"/>
+              <w:keepLines w:val="false"/>
+              <w:pageBreakBefore w:val="false"/>
+              <w:widowControl w:val="true"/>
+              <w:suppressLineNumbers w:val="false"/>
+              <w:pBdr/>
+              <w:bidi w:val="false"/>
+              <w:spacing w:line="240" w:lineRule="auto"/>
+              <w:ind w:right="0" w:firstLine="0" w:left="0"/>
+              <w:jc w:val="center"/>
+              <w:rPr>
+                <w:rFonts w:hint="eastAsia" w:ascii="宋体" w:hAnsi="宋体" w:eastAsia="宋体" w:cs="宋体"/>
+                <w:sz w:val="18"/>
+                <w:szCs w:val="18"/>
+                <w:lang w:val="en-US" w:eastAsia="zh-CN" w:bidi="ar-SA"/>
+                <w14:ligatures w14:val="standardContextual"/>
+              </w:rPr>
+            </w:pPr>
+            <w:r>
+              <w:rPr>
+                <w:rFonts w:hint="eastAsia" w:ascii="宋体" w:hAnsi="宋体" w:cs="宋体"/>
+                <w:sz w:val="18"/>
+                <w:szCs w:val="18"/>
+                <w:lang w:val="en-US" w:eastAsia="zh-CN"/>
+              </w:rPr>
+              <w:t xml:space="preserve">无</w:t>
+            </w:r>
+            <w:r>
+              <w:rPr>
+                <w:rFonts w:hint="eastAsia" w:ascii="宋体" w:hAnsi="宋体" w:eastAsia="宋体" w:cs="宋体"/>
+                <w:sz w:val="18"/>
+                <w:szCs w:val="18"/>
+                <w:lang w:val="en-US" w:eastAsia="zh-CN" w:bidi="ar-SA"/>
+                <w14:ligatures w14:val="standardContextual"/>
+              </w:rPr>
+            </w:r>
+          </w:p>
+        </w:tc>
+        <w:tc>
+          <w:tcPr>
+            <w:shd w:val="clear" w:color="auto" w:fill="auto"/>
+            <w:tcBorders/>
+            <w:tcW w:w="705" w:type="pct"/>
+            <w:vAlign w:val="center"/>
+            <w:textDirection w:val="lrTb"/>
+            <w:noWrap w:val="false"/>
+          </w:tcPr>
+          <w:p>
+            <w:pPr>
+              <w:keepNext w:val="false"/>
+              <w:keepLines w:val="false"/>
+              <w:pageBreakBefore w:val="false"/>
+              <w:widowControl w:val="true"/>
+              <w:suppressLineNumbers w:val="false"/>
+              <w:pBdr/>
+              <w:bidi w:val="false"/>
+              <w:spacing w:line="240" w:lineRule="auto"/>
+              <w:ind w:right="0" w:firstLine="0" w:left="0"/>
+              <w:jc w:val="center"/>
+              <w:rPr>
+                <w:rFonts w:ascii="宋体" w:hAnsi="宋体" w:eastAsia="宋体" w:cs="宋体"/>
+                <w:sz w:val="18"/>
+                <w:szCs w:val="18"/>
+                <w:lang w:val="en-US" w:eastAsia="zh-CN" w:bidi="ar-SA"/>
+                <w14:ligatures w14:val="standardContextual"/>
+              </w:rPr>
+            </w:pPr>
+            <w:r>
+              <w:rPr>
+                <w:rFonts w:ascii="宋体" w:hAnsi="宋体" w:eastAsia="宋体" w:cs="宋体"/>
+                <w:sz w:val="18"/>
+                <w:szCs w:val="18"/>
+              </w:rPr>
+              <w:t xml:space="preserve">Output（科目余额分录.科目）</w:t>
+            </w:r>
+            <w:r>
+              <w:rPr>
+                <w:rFonts w:ascii="宋体" w:hAnsi="宋体" w:eastAsia="宋体" w:cs="宋体"/>
+                <w:sz w:val="18"/>
+                <w:szCs w:val="18"/>
+                <w:lang w:val="en-US" w:eastAsia="zh-CN" w:bidi="ar-SA"/>
+                <w14:ligatures w14:val="standardContextual"/>
+              </w:rPr>
+            </w:r>
+          </w:p>
+        </w:tc>
+      </w:tr>
+      <w:tr>
+        <w:trPr>
+          <w:jc w:val="center"/>
+          <w:trHeight w:val="0"/>
+        </w:trPr>
+        <w:tc>
+          <w:tcPr>
+            <w:shd w:val="clear" w:color="auto" w:fill="auto"/>
+            <w:tcBorders/>
+            <w:tcW w:w="1498" w:type="pct"/>
+            <w:vAlign w:val="center"/>
+            <w:textDirection w:val="lrTb"/>
+            <w:noWrap w:val="false"/>
+          </w:tcPr>
+          <w:p>
+            <w:pPr>
+              <w:keepNext w:val="false"/>
+              <w:keepLines w:val="false"/>
+              <w:pageBreakBefore w:val="false"/>
+              <w:widowControl w:val="true"/>
+              <w:suppressLineNumbers w:val="false"/>
+              <w:pBdr/>
+              <w:bidi w:val="false"/>
+              <w:spacing w:line="240" w:lineRule="auto"/>
+              <w:ind w:right="0" w:firstLine="0" w:left="0"/>
+              <w:jc w:val="center"/>
+              <w:rPr>
+                <w:rFonts w:hint="default" w:ascii="宋体" w:hAnsi="Times New Roman" w:eastAsia="宋体" w:cs="Times New Roman"/>
+                <w:sz w:val="18"/>
+                <w:szCs w:val="18"/>
+                <w:lang w:val="en-US" w:eastAsia="zh-CN" w:bidi="ar-SA"/>
+                <w14:ligatures w14:val="standardContextual"/>
+              </w:rPr>
+            </w:pPr>
+            <w:r>
+              <w:rPr>
+                <w:rFonts w:ascii="宋体" w:hAnsi="宋体" w:eastAsia="宋体" w:cs="宋体"/>
+                <w:sz w:val="18"/>
+                <w:szCs w:val="18"/>
+              </w:rPr>
+              <w:t xml:space="preserve">Output（科目余额分录.截止日期/票据日期，asc，科目余额分录.科目=“</w:t>
+            </w:r>
+            <w:r>
+              <w:rPr>
+                <w:rFonts w:hint="eastAsia" w:ascii="宋体" w:hAnsi="宋体" w:cs="宋体"/>
+                <w:sz w:val="18"/>
+                <w:szCs w:val="18"/>
+                <w:lang w:val="en-US" w:eastAsia="zh-CN"/>
+              </w:rPr>
+              <w:t xml:space="preserve">其他业务收入-未开票</w:t>
+            </w:r>
+            <w:r>
+              <w:rPr>
+                <w:rFonts w:ascii="宋体" w:hAnsi="宋体" w:eastAsia="宋体" w:cs="宋体"/>
+                <w:sz w:val="18"/>
+                <w:szCs w:val="18"/>
+              </w:rPr>
+              <w:t xml:space="preserve">”）</w:t>
+            </w:r>
+            <w:r>
+              <w:rPr>
+                <w:rFonts w:hint="default" w:ascii="宋体" w:hAnsi="Times New Roman" w:eastAsia="宋体" w:cs="Times New Roman"/>
+                <w:sz w:val="18"/>
+                <w:szCs w:val="18"/>
+                <w:lang w:val="en-US" w:eastAsia="zh-CN" w:bidi="ar-SA"/>
+                <w14:ligatures w14:val="standardContextual"/>
+              </w:rPr>
+            </w:r>
+          </w:p>
+        </w:tc>
+        <w:tc>
+          <w:tcPr>
+            <w:shd w:val="clear" w:color="auto" w:fill="auto"/>
+            <w:tcBorders/>
+            <w:tcW w:w="951" w:type="pct"/>
+            <w:vAlign w:val="center"/>
+            <w:textDirection w:val="lrTb"/>
+            <w:noWrap w:val="false"/>
+          </w:tcPr>
+          <w:p>
+            <w:pPr>
+              <w:keepNext w:val="false"/>
+              <w:keepLines w:val="false"/>
+              <w:pageBreakBefore w:val="false"/>
+              <w:widowControl w:val="true"/>
+              <w:suppressLineNumbers w:val="false"/>
+              <w:pBdr/>
+              <w:bidi w:val="false"/>
+              <w:spacing w:line="240" w:lineRule="auto"/>
+              <w:ind w:right="0" w:firstLine="0" w:left="0"/>
+              <w:jc w:val="center"/>
+              <w:rPr>
+                <w:rFonts w:hint="default" w:ascii="宋体" w:hAnsi="Times New Roman" w:eastAsia="宋体" w:cs="Times New Roman"/>
+                <w:sz w:val="18"/>
+                <w:szCs w:val="18"/>
+                <w:lang w:val="en-US" w:eastAsia="zh-CN" w:bidi="ar-SA"/>
+                <w14:ligatures w14:val="standardContextual"/>
+              </w:rPr>
+            </w:pPr>
+            <w:r>
+              <w:rPr>
+                <w:rFonts w:hint="eastAsia" w:ascii="宋体" w:cs="Times New Roman"/>
+                <w:sz w:val="18"/>
+                <w:szCs w:val="18"/>
+                <w:lang w:val="en-US" w:eastAsia="zh-CN" w:bidi="ar-SA"/>
+                <w14:ligatures w14:val="standardContextual"/>
+              </w:rPr>
+              <w:t xml:space="preserve">无</w:t>
+            </w:r>
+            <w:r>
+              <w:rPr>
+                <w:rFonts w:hint="default" w:ascii="宋体" w:hAnsi="Times New Roman" w:eastAsia="宋体" w:cs="Times New Roman"/>
+                <w:sz w:val="18"/>
+                <w:szCs w:val="18"/>
+                <w:lang w:val="en-US" w:eastAsia="zh-CN" w:bidi="ar-SA"/>
+                <w14:ligatures w14:val="standardContextual"/>
+              </w:rPr>
+            </w:r>
+          </w:p>
+        </w:tc>
+        <w:tc>
+          <w:tcPr>
+            <w:shd w:val="clear" w:color="auto" w:fill="auto"/>
+            <w:tcBorders/>
+            <w:tcW w:w="433" w:type="pct"/>
+            <w:vAlign w:val="center"/>
+            <w:textDirection w:val="lrTb"/>
+            <w:noWrap w:val="false"/>
+          </w:tcPr>
+          <w:p>
+            <w:pPr>
+              <w:pStyle w:val="751"/>
+              <w:keepNext w:val="false"/>
+              <w:keepLines w:val="false"/>
+              <w:pageBreakBefore w:val="false"/>
+              <w:suppressLineNumbers w:val="false"/>
+              <w:pBdr/>
+              <w:bidi w:val="false"/>
+              <w:spacing w:after="0" w:afterAutospacing="0" w:before="0" w:beforeAutospacing="0" w:line="240" w:lineRule="auto"/>
+              <w:ind w:right="0" w:firstLine="0" w:left="0"/>
+              <w:jc w:val="center"/>
+              <w:rPr>
+                <w:rFonts w:hint="eastAsia" w:ascii="宋体" w:hAnsi="Times New Roman" w:eastAsia="宋体" w:cs="Times New Roman"/>
+                <w:sz w:val="18"/>
+                <w:szCs w:val="18"/>
+                <w:lang w:val="en-US" w:eastAsia="zh-CN" w:bidi="ar-SA"/>
+                <w14:ligatures w14:val="standardContextual"/>
+              </w:rPr>
+            </w:pPr>
+            <w:r>
+              <w:rPr>
+                <w:rFonts w:hint="eastAsia" w:ascii="宋体" w:eastAsia="宋体"/>
+                <w:sz w:val="18"/>
+                <w:szCs w:val="18"/>
+                <w:lang w:val="en-US" w:eastAsia="zh-CN"/>
+              </w:rPr>
+              <w:t xml:space="preserve">无</w:t>
+            </w:r>
+            <w:r>
+              <w:rPr>
+                <w:rFonts w:hint="eastAsia" w:ascii="宋体" w:hAnsi="Times New Roman" w:eastAsia="宋体" w:cs="Times New Roman"/>
+                <w:sz w:val="18"/>
+                <w:szCs w:val="18"/>
+                <w:lang w:val="en-US" w:eastAsia="zh-CN" w:bidi="ar-SA"/>
+                <w14:ligatures w14:val="standardContextual"/>
+              </w:rPr>
+            </w:r>
+          </w:p>
+        </w:tc>
+        <w:tc>
+          <w:tcPr>
+            <w:shd w:val="clear" w:color="auto" w:fill="auto"/>
+            <w:tcBorders/>
+            <w:tcW w:w="705" w:type="pct"/>
+            <w:vAlign w:val="center"/>
+            <w:textDirection w:val="lrTb"/>
+            <w:noWrap w:val="false"/>
+          </w:tcPr>
+          <w:p>
+            <w:pPr>
+              <w:keepNext w:val="false"/>
+              <w:keepLines w:val="false"/>
+              <w:pageBreakBefore w:val="false"/>
+              <w:widowControl w:val="true"/>
+              <w:suppressLineNumbers w:val="false"/>
+              <w:pBdr/>
+              <w:bidi w:val="false"/>
+              <w:spacing w:line="240" w:lineRule="auto"/>
+              <w:ind w:right="0" w:firstLine="0" w:left="0"/>
+              <w:jc w:val="center"/>
+              <w:rPr>
+                <w:rFonts w:hint="eastAsia" w:ascii="宋体" w:hAnsi="Times New Roman" w:eastAsia="宋体" w:cs="Times New Roman"/>
+                <w:sz w:val="18"/>
+                <w:szCs w:val="18"/>
+                <w:lang w:val="en-US" w:eastAsia="zh-CN" w:bidi="ar-SA"/>
+                <w14:ligatures w14:val="standardContextual"/>
+              </w:rPr>
+            </w:pPr>
+            <w:r>
+              <w:rPr>
+                <w:rFonts w:ascii="宋体" w:hAnsi="宋体" w:eastAsia="宋体" w:cs="宋体"/>
+                <w:sz w:val="18"/>
+                <w:szCs w:val="18"/>
+              </w:rPr>
+              <w:t xml:space="preserve">Output（科目余额分录.询证金额）</w:t>
+            </w:r>
+            <w:r>
+              <w:rPr>
+                <w:rFonts w:hint="eastAsia" w:ascii="宋体" w:hAnsi="Times New Roman" w:eastAsia="宋体" w:cs="Times New Roman"/>
+                <w:sz w:val="18"/>
+                <w:szCs w:val="18"/>
+                <w:lang w:val="en-US" w:eastAsia="zh-CN" w:bidi="ar-SA"/>
+                <w14:ligatures w14:val="standardContextual"/>
+              </w:rPr>
+            </w:r>
+          </w:p>
+        </w:tc>
+        <w:tc>
+          <w:tcPr>
+            <w:shd w:val="clear" w:color="auto" w:fill="auto"/>
+            <w:tcBorders/>
+            <w:tcW w:w="705" w:type="pct"/>
+            <w:vAlign w:val="center"/>
+            <w:textDirection w:val="lrTb"/>
+            <w:noWrap w:val="false"/>
+          </w:tcPr>
+          <w:p>
+            <w:pPr>
+              <w:keepNext w:val="false"/>
+              <w:keepLines w:val="false"/>
+              <w:pageBreakBefore w:val="false"/>
+              <w:widowControl w:val="true"/>
+              <w:suppressLineNumbers w:val="false"/>
+              <w:pBdr/>
+              <w:bidi w:val="false"/>
+              <w:spacing w:line="240" w:lineRule="auto"/>
+              <w:ind w:right="0" w:firstLine="0" w:left="0"/>
+              <w:jc w:val="center"/>
+              <w:rPr>
+                <w:rFonts w:hint="eastAsia" w:ascii="宋体" w:hAnsi="宋体" w:eastAsia="宋体" w:cs="宋体"/>
+                <w:sz w:val="18"/>
+                <w:szCs w:val="18"/>
+                <w:lang w:val="en-US" w:eastAsia="zh-CN" w:bidi="ar-SA"/>
+                <w14:ligatures w14:val="standardContextual"/>
+              </w:rPr>
+            </w:pPr>
+            <w:r>
+              <w:rPr>
+                <w:rFonts w:hint="eastAsia" w:ascii="宋体" w:hAnsi="宋体" w:cs="宋体"/>
+                <w:sz w:val="18"/>
+                <w:szCs w:val="18"/>
+                <w:lang w:val="en-US" w:eastAsia="zh-CN"/>
+              </w:rPr>
+              <w:t xml:space="preserve">无</w:t>
+            </w:r>
+            <w:r>
+              <w:rPr>
+                <w:rFonts w:hint="eastAsia" w:ascii="宋体" w:hAnsi="宋体" w:eastAsia="宋体" w:cs="宋体"/>
+                <w:sz w:val="18"/>
+                <w:szCs w:val="18"/>
+                <w:lang w:val="en-US" w:eastAsia="zh-CN" w:bidi="ar-SA"/>
+                <w14:ligatures w14:val="standardContextual"/>
+              </w:rPr>
+            </w:r>
+          </w:p>
+        </w:tc>
+        <w:tc>
+          <w:tcPr>
+            <w:shd w:val="clear" w:color="auto" w:fill="auto"/>
+            <w:tcBorders/>
+            <w:tcW w:w="705" w:type="pct"/>
+            <w:vAlign w:val="center"/>
+            <w:textDirection w:val="lrTb"/>
+            <w:noWrap w:val="false"/>
+          </w:tcPr>
+          <w:p>
+            <w:pPr>
+              <w:keepNext w:val="false"/>
+              <w:keepLines w:val="false"/>
+              <w:pageBreakBefore w:val="false"/>
+              <w:widowControl w:val="true"/>
+              <w:suppressLineNumbers w:val="false"/>
+              <w:pBdr/>
+              <w:bidi w:val="false"/>
+              <w:spacing w:line="240" w:lineRule="auto"/>
+              <w:ind w:right="0" w:firstLine="0" w:left="0"/>
+              <w:jc w:val="center"/>
+              <w:rPr>
+                <w:rFonts w:ascii="宋体" w:hAnsi="宋体" w:eastAsia="宋体" w:cs="宋体"/>
+                <w:sz w:val="18"/>
+                <w:szCs w:val="18"/>
+                <w:lang w:val="en-US" w:eastAsia="zh-CN" w:bidi="ar-SA"/>
+                <w14:ligatures w14:val="standardContextual"/>
+              </w:rPr>
+            </w:pPr>
+            <w:r>
+              <w:rPr>
+                <w:rFonts w:ascii="宋体" w:hAnsi="宋体" w:eastAsia="宋体" w:cs="宋体"/>
+                <w:sz w:val="18"/>
+                <w:szCs w:val="18"/>
+              </w:rPr>
+              <w:t xml:space="preserve">Output（科目余额分录.科目）</w:t>
+            </w:r>
+            <w:r>
+              <w:rPr>
+                <w:rFonts w:ascii="宋体" w:hAnsi="宋体" w:eastAsia="宋体" w:cs="宋体"/>
+                <w:sz w:val="18"/>
+                <w:szCs w:val="18"/>
+                <w:lang w:val="en-US" w:eastAsia="zh-CN" w:bidi="ar-SA"/>
+                <w14:ligatures w14:val="standardContextual"/>
+              </w:rPr>
+            </w:r>
+          </w:p>
+        </w:tc>
+      </w:tr>
+      <w:tr>
+        <w:trPr>
+          <w:jc w:val="center"/>
+          <w:trHeight w:val="0"/>
+        </w:trPr>
+        <w:tc>
+          <w:tcPr>
+            <w:shd w:val="clear" w:color="auto" w:fill="auto"/>
+            <w:tcBorders/>
+            <w:tcW w:w="1498" w:type="pct"/>
+            <w:vAlign w:val="center"/>
+            <w:textDirection w:val="lrTb"/>
+            <w:noWrap w:val="false"/>
+          </w:tcPr>
+          <w:p>
+            <w:pPr>
+              <w:keepNext w:val="false"/>
+              <w:keepLines w:val="false"/>
+              <w:pageBreakBefore w:val="false"/>
+              <w:widowControl w:val="true"/>
+              <w:suppressLineNumbers w:val="false"/>
+              <w:pBdr/>
+              <w:bidi w:val="false"/>
+              <w:spacing w:line="240" w:lineRule="auto"/>
+              <w:ind w:right="0" w:firstLine="0" w:left="0"/>
+              <w:jc w:val="center"/>
+              <w:rPr>
+                <w:rFonts w:hint="default" w:ascii="宋体" w:hAnsi="Times New Roman" w:eastAsia="宋体" w:cs="Times New Roman"/>
+                <w:sz w:val="18"/>
+                <w:szCs w:val="18"/>
+                <w:lang w:val="en-US" w:eastAsia="zh-CN" w:bidi="ar-SA"/>
+                <w14:ligatures w14:val="standardContextual"/>
+              </w:rPr>
+            </w:pPr>
+            <w:r>
+              <w:rPr>
+                <w:rFonts w:ascii="宋体" w:hAnsi="宋体" w:eastAsia="宋体" w:cs="宋体"/>
+                <w:sz w:val="18"/>
+                <w:szCs w:val="18"/>
+              </w:rPr>
+              <w:t xml:space="preserve">Output（科目余额分录.截止日期/票据日期，asc，科目余额分录.科目=“应收账款”）</w:t>
+            </w:r>
+            <w:r>
+              <w:rPr>
+                <w:rFonts w:hint="default" w:ascii="宋体" w:hAnsi="Times New Roman" w:eastAsia="宋体" w:cs="Times New Roman"/>
+                <w:sz w:val="18"/>
+                <w:szCs w:val="18"/>
+                <w:lang w:val="en-US" w:eastAsia="zh-CN" w:bidi="ar-SA"/>
+                <w14:ligatures w14:val="standardContextual"/>
+              </w:rPr>
+            </w:r>
+          </w:p>
+        </w:tc>
+        <w:tc>
+          <w:tcPr>
+            <w:shd w:val="clear" w:color="auto" w:fill="auto"/>
+            <w:tcBorders/>
+            <w:tcW w:w="951" w:type="pct"/>
+            <w:vAlign w:val="center"/>
+            <w:textDirection w:val="lrTb"/>
+            <w:noWrap w:val="false"/>
+          </w:tcPr>
+          <w:p>
+            <w:pPr>
+              <w:keepNext w:val="false"/>
+              <w:keepLines w:val="false"/>
+              <w:pageBreakBefore w:val="false"/>
+              <w:widowControl w:val="true"/>
+              <w:suppressLineNumbers w:val="false"/>
+              <w:pBdr/>
+              <w:bidi w:val="false"/>
+              <w:spacing w:line="240" w:lineRule="auto"/>
+              <w:ind w:right="0" w:firstLine="0" w:left="0"/>
+              <w:jc w:val="center"/>
+              <w:rPr>
+                <w:rFonts w:hint="default" w:ascii="宋体" w:hAnsi="Times New Roman" w:eastAsia="宋体" w:cs="Times New Roman"/>
+                <w:sz w:val="18"/>
+                <w:szCs w:val="18"/>
+                <w:lang w:val="en-US" w:eastAsia="zh-CN" w:bidi="ar-SA"/>
+                <w14:ligatures w14:val="standardContextual"/>
+              </w:rPr>
+            </w:pPr>
+            <w:r>
+              <w:rPr>
+                <w:rFonts w:ascii="宋体" w:hAnsi="宋体" w:eastAsia="宋体" w:cs="宋体"/>
+                <w:sz w:val="18"/>
+                <w:szCs w:val="18"/>
+              </w:rPr>
+              <w:t xml:space="preserve">Output（科目余额分录.询证金额）</w:t>
+            </w:r>
+            <w:r>
+              <w:rPr>
+                <w:rFonts w:hint="default" w:ascii="宋体" w:hAnsi="Times New Roman" w:eastAsia="宋体" w:cs="Times New Roman"/>
+                <w:sz w:val="18"/>
+                <w:szCs w:val="18"/>
+                <w:lang w:val="en-US" w:eastAsia="zh-CN" w:bidi="ar-SA"/>
+                <w14:ligatures w14:val="standardContextual"/>
+              </w:rPr>
+            </w:r>
+          </w:p>
+        </w:tc>
+        <w:tc>
+          <w:tcPr>
+            <w:shd w:val="clear" w:color="auto" w:fill="auto"/>
+            <w:tcBorders/>
+            <w:tcW w:w="433" w:type="pct"/>
+            <w:vAlign w:val="center"/>
+            <w:textDirection w:val="lrTb"/>
+            <w:noWrap w:val="false"/>
+          </w:tcPr>
+          <w:p>
+            <w:pPr>
+              <w:pStyle w:val="751"/>
+              <w:keepNext w:val="false"/>
+              <w:keepLines w:val="false"/>
+              <w:pageBreakBefore w:val="false"/>
+              <w:suppressLineNumbers w:val="false"/>
+              <w:pBdr/>
+              <w:bidi w:val="false"/>
+              <w:spacing w:after="0" w:afterAutospacing="0" w:before="0" w:beforeAutospacing="0" w:line="240" w:lineRule="auto"/>
+              <w:ind w:right="0" w:firstLine="0" w:left="0"/>
+              <w:jc w:val="center"/>
+              <w:rPr>
+                <w:rFonts w:hint="eastAsia" w:ascii="宋体" w:hAnsi="Times New Roman" w:eastAsia="宋体" w:cs="Times New Roman"/>
+                <w:sz w:val="18"/>
+                <w:szCs w:val="18"/>
+                <w:lang w:val="en-US" w:eastAsia="zh-CN" w:bidi="ar-SA"/>
+                <w14:ligatures w14:val="standardContextual"/>
+              </w:rPr>
+            </w:pPr>
+            <w:r>
+              <w:rPr>
+                <w:rFonts w:hint="eastAsia" w:ascii="宋体" w:eastAsia="宋体"/>
+                <w:sz w:val="18"/>
+                <w:szCs w:val="18"/>
+                <w:lang w:val="en-US" w:eastAsia="zh-CN"/>
+              </w:rPr>
+              <w:t xml:space="preserve">无</w:t>
+            </w:r>
+            <w:r>
+              <w:rPr>
+                <w:rFonts w:hint="eastAsia" w:ascii="宋体" w:hAnsi="Times New Roman" w:eastAsia="宋体" w:cs="Times New Roman"/>
+                <w:sz w:val="18"/>
+                <w:szCs w:val="18"/>
+                <w:lang w:val="en-US" w:eastAsia="zh-CN" w:bidi="ar-SA"/>
+                <w14:ligatures w14:val="standardContextual"/>
+              </w:rPr>
+            </w:r>
+          </w:p>
+        </w:tc>
+        <w:tc>
+          <w:tcPr>
+            <w:shd w:val="clear" w:color="auto" w:fill="auto"/>
+            <w:tcBorders/>
+            <w:tcW w:w="705" w:type="pct"/>
+            <w:vAlign w:val="center"/>
+            <w:textDirection w:val="lrTb"/>
+            <w:noWrap w:val="false"/>
+          </w:tcPr>
+          <w:p>
+            <w:pPr>
+              <w:keepNext w:val="false"/>
+              <w:keepLines w:val="false"/>
+              <w:pageBreakBefore w:val="false"/>
+              <w:widowControl w:val="true"/>
+              <w:suppressLineNumbers w:val="false"/>
+              <w:pBdr/>
+              <w:bidi w:val="false"/>
+              <w:spacing w:line="240" w:lineRule="auto"/>
+              <w:ind w:right="0" w:firstLine="0" w:left="0"/>
+              <w:jc w:val="center"/>
+              <w:rPr>
+                <w:rFonts w:hint="eastAsia" w:ascii="宋体" w:hAnsi="Times New Roman" w:eastAsia="宋体" w:cs="Times New Roman"/>
+                <w:sz w:val="18"/>
+                <w:szCs w:val="18"/>
+                <w:lang w:val="en-US" w:eastAsia="zh-CN" w:bidi="ar-SA"/>
+                <w14:ligatures w14:val="standardContextual"/>
+              </w:rPr>
+            </w:pPr>
+            <w:r>
+              <w:rPr>
+                <w:rFonts w:hint="eastAsia" w:ascii="宋体"/>
+                <w:sz w:val="18"/>
+                <w:szCs w:val="18"/>
+                <w:lang w:val="en-US" w:eastAsia="zh-CN"/>
+              </w:rPr>
+              <w:t xml:space="preserve">无</w:t>
+            </w:r>
+            <w:r>
+              <w:rPr>
+                <w:rFonts w:hint="eastAsia" w:ascii="宋体" w:hAnsi="Times New Roman" w:eastAsia="宋体" w:cs="Times New Roman"/>
+                <w:sz w:val="18"/>
+                <w:szCs w:val="18"/>
+                <w:lang w:val="en-US" w:eastAsia="zh-CN" w:bidi="ar-SA"/>
+                <w14:ligatures w14:val="standardContextual"/>
+              </w:rPr>
+            </w:r>
+          </w:p>
+        </w:tc>
+        <w:tc>
+          <w:tcPr>
+            <w:shd w:val="clear" w:color="auto" w:fill="auto"/>
+            <w:tcBorders/>
+            <w:tcW w:w="705" w:type="pct"/>
+            <w:vAlign w:val="center"/>
+            <w:textDirection w:val="lrTb"/>
+            <w:noWrap w:val="false"/>
+          </w:tcPr>
+          <w:p>
+            <w:pPr>
+              <w:keepNext w:val="false"/>
+              <w:keepLines w:val="false"/>
+              <w:pageBreakBefore w:val="false"/>
+              <w:widowControl w:val="true"/>
+              <w:suppressLineNumbers w:val="false"/>
+              <w:pBdr/>
+              <w:bidi w:val="false"/>
+              <w:spacing w:line="240" w:lineRule="auto"/>
+              <w:ind w:right="0" w:firstLine="0" w:left="0"/>
+              <w:jc w:val="center"/>
+              <w:rPr>
+                <w:rFonts w:hint="eastAsia" w:ascii="宋体" w:hAnsi="宋体" w:eastAsia="宋体" w:cs="宋体"/>
+                <w:sz w:val="18"/>
+                <w:szCs w:val="18"/>
+                <w:lang w:val="en-US" w:eastAsia="zh-CN" w:bidi="ar-SA"/>
+                <w14:ligatures w14:val="standardContextual"/>
+              </w:rPr>
+            </w:pPr>
+            <w:r>
+              <w:rPr>
+                <w:rFonts w:hint="eastAsia" w:ascii="宋体" w:hAnsi="宋体" w:cs="宋体"/>
+                <w:sz w:val="18"/>
+                <w:szCs w:val="18"/>
+                <w:lang w:val="en-US" w:eastAsia="zh-CN"/>
+              </w:rPr>
+              <w:t xml:space="preserve">无</w:t>
+            </w:r>
+            <w:r>
+              <w:rPr>
+                <w:rFonts w:hint="eastAsia" w:ascii="宋体" w:hAnsi="宋体" w:eastAsia="宋体" w:cs="宋体"/>
+                <w:sz w:val="18"/>
+                <w:szCs w:val="18"/>
+                <w:lang w:val="en-US" w:eastAsia="zh-CN" w:bidi="ar-SA"/>
+                <w14:ligatures w14:val="standardContextual"/>
+              </w:rPr>
+            </w:r>
+          </w:p>
+        </w:tc>
+        <w:tc>
+          <w:tcPr>
+            <w:shd w:val="clear" w:color="auto" w:fill="auto"/>
+            <w:tcBorders/>
+            <w:tcW w:w="705" w:type="pct"/>
+            <w:vAlign w:val="center"/>
+            <w:textDirection w:val="lrTb"/>
+            <w:noWrap w:val="false"/>
+          </w:tcPr>
+          <w:p>
+            <w:pPr>
+              <w:keepNext w:val="false"/>
+              <w:keepLines w:val="false"/>
+              <w:pageBreakBefore w:val="false"/>
+              <w:widowControl w:val="true"/>
+              <w:suppressLineNumbers w:val="false"/>
+              <w:pBdr/>
+              <w:bidi w:val="false"/>
+              <w:spacing w:line="240" w:lineRule="auto"/>
+              <w:ind w:right="0" w:firstLine="0" w:left="0"/>
+              <w:jc w:val="center"/>
+              <w:rPr>
+                <w:rFonts w:ascii="宋体" w:hAnsi="宋体" w:eastAsia="宋体" w:cs="宋体"/>
+                <w:sz w:val="18"/>
+                <w:szCs w:val="18"/>
+                <w:lang w:val="en-US" w:eastAsia="zh-CN" w:bidi="ar-SA"/>
+                <w14:ligatures w14:val="standardContextual"/>
+              </w:rPr>
+            </w:pPr>
+            <w:r>
+              <w:rPr>
+                <w:rFonts w:ascii="宋体" w:hAnsi="宋体" w:eastAsia="宋体" w:cs="宋体"/>
+                <w:sz w:val="18"/>
+                <w:szCs w:val="18"/>
+              </w:rPr>
+              <w:t xml:space="preserve">Output（科目余额分录.科目）</w:t>
+            </w:r>
+            <w:r>
+              <w:rPr>
+                <w:rFonts w:ascii="宋体" w:hAnsi="宋体" w:eastAsia="宋体" w:cs="宋体"/>
+                <w:sz w:val="18"/>
+                <w:szCs w:val="18"/>
+                <w:lang w:val="en-US" w:eastAsia="zh-CN" w:bidi="ar-SA"/>
+                <w14:ligatures w14:val="standardContextual"/>
+              </w:rPr>
+            </w:r>
+          </w:p>
+        </w:tc>
+      </w:tr>
+      <w:tr>
+        <w:trPr>
+          <w:jc w:val="center"/>
+          <w:trHeight w:val="0"/>
+        </w:trPr>
+        <w:tc>
+          <w:tcPr>
+            <w:shd w:val="clear" w:color="auto" w:fill="auto"/>
+            <w:tcBorders/>
+            <w:tcW w:w="1498" w:type="pct"/>
+            <w:vAlign w:val="center"/>
+            <w:textDirection w:val="lrTb"/>
+            <w:noWrap w:val="false"/>
+          </w:tcPr>
+          <w:p>
+            <w:pPr>
+              <w:keepNext w:val="false"/>
+              <w:keepLines w:val="false"/>
+              <w:pageBreakBefore w:val="false"/>
+              <w:widowControl w:val="true"/>
+              <w:suppressLineNumbers w:val="false"/>
+              <w:pBdr/>
+              <w:bidi w:val="false"/>
+              <w:spacing w:line="240" w:lineRule="auto"/>
+              <w:ind w:right="0" w:firstLine="0" w:left="0"/>
+              <w:jc w:val="center"/>
+              <w:rPr>
+                <w:rFonts w:hint="default" w:ascii="宋体" w:hAnsi="Times New Roman" w:eastAsia="宋体" w:cs="Times New Roman"/>
+                <w:sz w:val="18"/>
+                <w:szCs w:val="18"/>
+                <w:lang w:val="en-US" w:eastAsia="zh-CN" w:bidi="ar-SA"/>
+                <w14:ligatures w14:val="standardContextual"/>
+              </w:rPr>
+            </w:pPr>
+            <w:r>
+              <w:rPr>
+                <w:rFonts w:ascii="宋体" w:hAnsi="宋体" w:eastAsia="宋体" w:cs="宋体"/>
+                <w:sz w:val="18"/>
+                <w:szCs w:val="18"/>
+              </w:rPr>
+              <w:t xml:space="preserve">Output（科目余额分录.截止日期/票据日期，asc，科目余额分录.科目=“应收账款</w:t>
+            </w:r>
+            <w:r>
+              <w:rPr>
+                <w:rFonts w:hint="eastAsia" w:ascii="宋体" w:hAnsi="宋体" w:cs="宋体"/>
+                <w:sz w:val="18"/>
+                <w:szCs w:val="18"/>
+                <w:lang w:val="en-US" w:eastAsia="zh-CN"/>
+              </w:rPr>
+              <w:t xml:space="preserve">-开票</w:t>
+            </w:r>
+            <w:r>
+              <w:rPr>
+                <w:rFonts w:ascii="宋体" w:hAnsi="宋体" w:eastAsia="宋体" w:cs="宋体"/>
+                <w:sz w:val="18"/>
+                <w:szCs w:val="18"/>
+              </w:rPr>
+              <w:t xml:space="preserve">”）</w:t>
+            </w:r>
+            <w:r>
+              <w:rPr>
+                <w:rFonts w:hint="default" w:ascii="宋体" w:hAnsi="Times New Roman" w:eastAsia="宋体" w:cs="Times New Roman"/>
+                <w:sz w:val="18"/>
+                <w:szCs w:val="18"/>
+                <w:lang w:val="en-US" w:eastAsia="zh-CN" w:bidi="ar-SA"/>
+                <w14:ligatures w14:val="standardContextual"/>
+              </w:rPr>
+            </w:r>
+          </w:p>
+        </w:tc>
+        <w:tc>
+          <w:tcPr>
+            <w:shd w:val="clear" w:color="auto" w:fill="auto"/>
+            <w:tcBorders/>
+            <w:tcW w:w="951" w:type="pct"/>
+            <w:vAlign w:val="center"/>
+            <w:textDirection w:val="lrTb"/>
+            <w:noWrap w:val="false"/>
+          </w:tcPr>
+          <w:p>
+            <w:pPr>
+              <w:keepNext w:val="false"/>
+              <w:keepLines w:val="false"/>
+              <w:pageBreakBefore w:val="false"/>
+              <w:widowControl w:val="true"/>
+              <w:suppressLineNumbers w:val="false"/>
+              <w:pBdr/>
+              <w:bidi w:val="false"/>
+              <w:spacing w:line="240" w:lineRule="auto"/>
+              <w:ind w:right="0" w:firstLine="0" w:left="0"/>
+              <w:jc w:val="center"/>
+              <w:rPr>
+                <w:rFonts w:hint="default" w:ascii="宋体" w:hAnsi="Times New Roman" w:eastAsia="宋体" w:cs="Times New Roman"/>
+                <w:sz w:val="18"/>
+                <w:szCs w:val="18"/>
+                <w:lang w:val="en-US" w:eastAsia="zh-CN" w:bidi="ar-SA"/>
+                <w14:ligatures w14:val="standardContextual"/>
+              </w:rPr>
+            </w:pPr>
+            <w:r>
+              <w:rPr>
+                <w:rFonts w:ascii="宋体" w:hAnsi="宋体" w:eastAsia="宋体" w:cs="宋体"/>
+                <w:sz w:val="18"/>
+                <w:szCs w:val="18"/>
+              </w:rPr>
+              <w:t xml:space="preserve">Output（科目余额分录.询证金额）</w:t>
+            </w:r>
+            <w:r>
+              <w:rPr>
+                <w:rFonts w:hint="default" w:ascii="宋体" w:hAnsi="Times New Roman" w:eastAsia="宋体" w:cs="Times New Roman"/>
+                <w:sz w:val="18"/>
+                <w:szCs w:val="18"/>
+                <w:lang w:val="en-US" w:eastAsia="zh-CN" w:bidi="ar-SA"/>
+                <w14:ligatures w14:val="standardContextual"/>
+              </w:rPr>
+            </w:r>
+          </w:p>
+        </w:tc>
+        <w:tc>
+          <w:tcPr>
+            <w:shd w:val="clear" w:color="auto" w:fill="auto"/>
+            <w:tcBorders/>
+            <w:tcW w:w="433" w:type="pct"/>
+            <w:vAlign w:val="center"/>
+            <w:textDirection w:val="lrTb"/>
+            <w:noWrap w:val="false"/>
+          </w:tcPr>
+          <w:p>
+            <w:pPr>
+              <w:pStyle w:val="751"/>
+              <w:keepNext w:val="false"/>
+              <w:keepLines w:val="false"/>
+              <w:pageBreakBefore w:val="false"/>
+              <w:suppressLineNumbers w:val="false"/>
+              <w:pBdr/>
+              <w:bidi w:val="false"/>
+              <w:spacing w:after="0" w:afterAutospacing="0" w:before="0" w:beforeAutospacing="0" w:line="240" w:lineRule="auto"/>
+              <w:ind w:right="0" w:firstLine="0" w:left="0"/>
+              <w:jc w:val="center"/>
+              <w:rPr>
+                <w:rFonts w:hint="eastAsia" w:ascii="宋体" w:hAnsi="Times New Roman" w:eastAsia="宋体" w:cs="Times New Roman"/>
+                <w:sz w:val="18"/>
+                <w:szCs w:val="18"/>
+                <w:lang w:val="en-US" w:eastAsia="zh-CN" w:bidi="ar-SA"/>
+                <w14:ligatures w14:val="standardContextual"/>
+              </w:rPr>
+            </w:pPr>
+            <w:r>
+              <w:rPr>
+                <w:rFonts w:hint="eastAsia" w:ascii="宋体" w:eastAsia="宋体"/>
+                <w:sz w:val="18"/>
+                <w:szCs w:val="18"/>
+                <w:lang w:val="en-US" w:eastAsia="zh-CN"/>
+              </w:rPr>
+              <w:t xml:space="preserve">无</w:t>
+            </w:r>
+            <w:r>
+              <w:rPr>
+                <w:rFonts w:hint="eastAsia" w:ascii="宋体" w:hAnsi="Times New Roman" w:eastAsia="宋体" w:cs="Times New Roman"/>
+                <w:sz w:val="18"/>
+                <w:szCs w:val="18"/>
+                <w:lang w:val="en-US" w:eastAsia="zh-CN" w:bidi="ar-SA"/>
+                <w14:ligatures w14:val="standardContextual"/>
+              </w:rPr>
+            </w:r>
+          </w:p>
+        </w:tc>
+        <w:tc>
+          <w:tcPr>
+            <w:shd w:val="clear" w:color="auto" w:fill="auto"/>
+            <w:tcBorders/>
+            <w:tcW w:w="705" w:type="pct"/>
+            <w:vAlign w:val="center"/>
+            <w:textDirection w:val="lrTb"/>
+            <w:noWrap w:val="false"/>
+          </w:tcPr>
+          <w:p>
+            <w:pPr>
+              <w:keepNext w:val="false"/>
+              <w:keepLines w:val="false"/>
+              <w:pageBreakBefore w:val="false"/>
+              <w:widowControl w:val="true"/>
+              <w:suppressLineNumbers w:val="false"/>
+              <w:pBdr/>
+              <w:bidi w:val="false"/>
+              <w:spacing w:line="240" w:lineRule="auto"/>
+              <w:ind w:right="0" w:firstLine="0" w:left="0"/>
+              <w:jc w:val="center"/>
+              <w:rPr>
+                <w:rFonts w:hint="eastAsia" w:ascii="宋体" w:hAnsi="Times New Roman" w:eastAsia="宋体" w:cs="Times New Roman"/>
+                <w:sz w:val="18"/>
+                <w:szCs w:val="18"/>
+                <w:lang w:val="en-US" w:eastAsia="zh-CN" w:bidi="ar-SA"/>
+                <w14:ligatures w14:val="standardContextual"/>
+              </w:rPr>
+            </w:pPr>
+            <w:r>
+              <w:rPr>
+                <w:rFonts w:hint="eastAsia" w:ascii="宋体"/>
+                <w:sz w:val="18"/>
+                <w:szCs w:val="18"/>
+                <w:lang w:val="en-US" w:eastAsia="zh-CN"/>
+              </w:rPr>
+              <w:t xml:space="preserve">无</w:t>
+            </w:r>
+            <w:r>
+              <w:rPr>
+                <w:rFonts w:hint="eastAsia" w:ascii="宋体" w:hAnsi="Times New Roman" w:eastAsia="宋体" w:cs="Times New Roman"/>
+                <w:sz w:val="18"/>
+                <w:szCs w:val="18"/>
+                <w:lang w:val="en-US" w:eastAsia="zh-CN" w:bidi="ar-SA"/>
+                <w14:ligatures w14:val="standardContextual"/>
+              </w:rPr>
+            </w:r>
+          </w:p>
+        </w:tc>
+        <w:tc>
+          <w:tcPr>
+            <w:shd w:val="clear" w:color="auto" w:fill="auto"/>
+            <w:tcBorders/>
+            <w:tcW w:w="705" w:type="pct"/>
+            <w:vAlign w:val="center"/>
+            <w:textDirection w:val="lrTb"/>
+            <w:noWrap w:val="false"/>
+          </w:tcPr>
+          <w:p>
+            <w:pPr>
+              <w:keepNext w:val="false"/>
+              <w:keepLines w:val="false"/>
+              <w:pageBreakBefore w:val="false"/>
+              <w:widowControl w:val="true"/>
+              <w:suppressLineNumbers w:val="false"/>
+              <w:pBdr/>
+              <w:bidi w:val="false"/>
+              <w:spacing w:line="240" w:lineRule="auto"/>
+              <w:ind w:right="0" w:firstLine="0" w:left="0"/>
+              <w:jc w:val="center"/>
+              <w:rPr>
+                <w:rFonts w:hint="eastAsia" w:ascii="宋体" w:hAnsi="宋体" w:eastAsia="宋体" w:cs="宋体"/>
+                <w:sz w:val="18"/>
+                <w:szCs w:val="18"/>
+                <w:lang w:val="en-US" w:eastAsia="zh-CN" w:bidi="ar-SA"/>
+                <w14:ligatures w14:val="standardContextual"/>
+              </w:rPr>
+            </w:pPr>
+            <w:r>
+              <w:rPr>
+                <w:rFonts w:hint="eastAsia" w:ascii="宋体" w:hAnsi="宋体" w:cs="宋体"/>
+                <w:sz w:val="18"/>
+                <w:szCs w:val="18"/>
+                <w:lang w:val="en-US" w:eastAsia="zh-CN"/>
+              </w:rPr>
+              <w:t xml:space="preserve">无</w:t>
+            </w:r>
+            <w:r>
+              <w:rPr>
+                <w:rFonts w:hint="eastAsia" w:ascii="宋体" w:hAnsi="宋体" w:eastAsia="宋体" w:cs="宋体"/>
+                <w:sz w:val="18"/>
+                <w:szCs w:val="18"/>
+                <w:lang w:val="en-US" w:eastAsia="zh-CN" w:bidi="ar-SA"/>
+                <w14:ligatures w14:val="standardContextual"/>
+              </w:rPr>
+            </w:r>
+          </w:p>
+        </w:tc>
+        <w:tc>
+          <w:tcPr>
+            <w:shd w:val="clear" w:color="auto" w:fill="auto"/>
+            <w:tcBorders/>
+            <w:tcW w:w="705" w:type="pct"/>
+            <w:vAlign w:val="center"/>
+            <w:textDirection w:val="lrTb"/>
+            <w:noWrap w:val="false"/>
+          </w:tcPr>
+          <w:p>
+            <w:pPr>
+              <w:keepNext w:val="false"/>
+              <w:keepLines w:val="false"/>
+              <w:pageBreakBefore w:val="false"/>
+              <w:widowControl w:val="true"/>
+              <w:suppressLineNumbers w:val="false"/>
+              <w:pBdr/>
+              <w:bidi w:val="false"/>
+              <w:spacing w:line="240" w:lineRule="auto"/>
+              <w:ind w:right="0" w:firstLine="0" w:left="0"/>
+              <w:jc w:val="center"/>
+              <w:rPr>
+                <w:rFonts w:ascii="宋体" w:hAnsi="宋体" w:eastAsia="宋体" w:cs="宋体"/>
+                <w:sz w:val="18"/>
+                <w:szCs w:val="18"/>
+                <w:lang w:val="en-US" w:eastAsia="zh-CN" w:bidi="ar-SA"/>
+                <w14:ligatures w14:val="standardContextual"/>
+              </w:rPr>
+            </w:pPr>
+            <w:r>
+              <w:rPr>
+                <w:rFonts w:ascii="宋体" w:hAnsi="宋体" w:eastAsia="宋体" w:cs="宋体"/>
+                <w:sz w:val="18"/>
+                <w:szCs w:val="18"/>
+              </w:rPr>
+              <w:t xml:space="preserve">Output（科目余额分录.科目）</w:t>
+            </w:r>
+            <w:r>
+              <w:rPr>
+                <w:rFonts w:ascii="宋体" w:hAnsi="宋体" w:eastAsia="宋体" w:cs="宋体"/>
+                <w:sz w:val="18"/>
+                <w:szCs w:val="18"/>
+                <w:lang w:val="en-US" w:eastAsia="zh-CN" w:bidi="ar-SA"/>
+                <w14:ligatures w14:val="standardContextual"/>
+              </w:rPr>
+            </w:r>
+          </w:p>
+        </w:tc>
+      </w:tr>
+      <w:tr>
+        <w:trPr>
+          <w:jc w:val="center"/>
+          <w:trHeight w:val="0"/>
+        </w:trPr>
+        <w:tc>
+          <w:tcPr>
+            <w:shd w:val="clear" w:color="auto" w:fill="auto"/>
+            <w:tcBorders/>
+            <w:tcW w:w="1498" w:type="pct"/>
+            <w:vAlign w:val="center"/>
+            <w:textDirection w:val="lrTb"/>
+            <w:noWrap w:val="false"/>
+          </w:tcPr>
+          <w:p>
+            <w:pPr>
+              <w:keepNext w:val="false"/>
+              <w:keepLines w:val="false"/>
+              <w:pageBreakBefore w:val="false"/>
+              <w:widowControl w:val="true"/>
+              <w:suppressLineNumbers w:val="false"/>
+              <w:pBdr/>
+              <w:bidi w:val="false"/>
+              <w:spacing w:line="240" w:lineRule="auto"/>
+              <w:ind w:right="0" w:firstLine="0" w:left="0"/>
+              <w:jc w:val="center"/>
+              <w:rPr>
+                <w:rFonts w:hint="default" w:ascii="宋体" w:hAnsi="Times New Roman" w:eastAsia="宋体" w:cs="Times New Roman"/>
+                <w:sz w:val="18"/>
+                <w:szCs w:val="18"/>
+                <w:lang w:val="en-US" w:eastAsia="zh-CN" w:bidi="ar-SA"/>
+                <w14:ligatures w14:val="standardContextual"/>
+              </w:rPr>
+            </w:pPr>
+            <w:r>
+              <w:rPr>
+                <w:rFonts w:ascii="宋体" w:hAnsi="宋体" w:eastAsia="宋体" w:cs="宋体"/>
+                <w:sz w:val="18"/>
+                <w:szCs w:val="18"/>
+              </w:rPr>
+              <w:t xml:space="preserve">Output（科目余额分录.截止日期/票据日期，asc，科目余额分录.科目=“应收账款</w:t>
+            </w:r>
+            <w:r>
+              <w:rPr>
+                <w:rFonts w:hint="eastAsia" w:ascii="宋体" w:hAnsi="宋体" w:cs="宋体"/>
+                <w:sz w:val="18"/>
+                <w:szCs w:val="18"/>
+                <w:lang w:val="en-US" w:eastAsia="zh-CN"/>
+              </w:rPr>
+              <w:t xml:space="preserve">-未开票</w:t>
+            </w:r>
+            <w:r>
+              <w:rPr>
+                <w:rFonts w:ascii="宋体" w:hAnsi="宋体" w:eastAsia="宋体" w:cs="宋体"/>
+                <w:sz w:val="18"/>
+                <w:szCs w:val="18"/>
+              </w:rPr>
+              <w:t xml:space="preserve">”）</w:t>
+            </w:r>
+            <w:r>
+              <w:rPr>
+                <w:rFonts w:hint="default" w:ascii="宋体" w:hAnsi="Times New Roman" w:eastAsia="宋体" w:cs="Times New Roman"/>
+                <w:sz w:val="18"/>
+                <w:szCs w:val="18"/>
+                <w:lang w:val="en-US" w:eastAsia="zh-CN" w:bidi="ar-SA"/>
+                <w14:ligatures w14:val="standardContextual"/>
+              </w:rPr>
+            </w:r>
+          </w:p>
+        </w:tc>
+        <w:tc>
+          <w:tcPr>
+            <w:shd w:val="clear" w:color="auto" w:fill="auto"/>
+            <w:tcBorders/>
+            <w:tcW w:w="951" w:type="pct"/>
+            <w:vAlign w:val="center"/>
+            <w:textDirection w:val="lrTb"/>
+            <w:noWrap w:val="false"/>
+          </w:tcPr>
+          <w:p>
+            <w:pPr>
+              <w:keepNext w:val="false"/>
+              <w:keepLines w:val="false"/>
+              <w:pageBreakBefore w:val="false"/>
+              <w:widowControl w:val="true"/>
+              <w:suppressLineNumbers w:val="false"/>
+              <w:pBdr/>
+              <w:bidi w:val="false"/>
+              <w:spacing w:line="240" w:lineRule="auto"/>
+              <w:ind w:right="0" w:firstLine="0" w:left="0"/>
+              <w:jc w:val="center"/>
+              <w:rPr>
+                <w:rFonts w:hint="default" w:ascii="宋体" w:hAnsi="Times New Roman" w:eastAsia="宋体" w:cs="Times New Roman"/>
+                <w:sz w:val="18"/>
+                <w:szCs w:val="18"/>
+                <w:lang w:val="en-US" w:eastAsia="zh-CN" w:bidi="ar-SA"/>
+                <w14:ligatures w14:val="standardContextual"/>
+              </w:rPr>
+            </w:pPr>
+            <w:r>
+              <w:rPr>
+                <w:rFonts w:ascii="宋体" w:hAnsi="宋体" w:eastAsia="宋体" w:cs="宋体"/>
+                <w:sz w:val="18"/>
+                <w:szCs w:val="18"/>
+              </w:rPr>
+              <w:t xml:space="preserve">Output（科目余额分录.询证金额）</w:t>
+            </w:r>
+            <w:r>
+              <w:rPr>
+                <w:rFonts w:hint="default" w:ascii="宋体" w:hAnsi="Times New Roman" w:eastAsia="宋体" w:cs="Times New Roman"/>
+                <w:sz w:val="18"/>
+                <w:szCs w:val="18"/>
+                <w:lang w:val="en-US" w:eastAsia="zh-CN" w:bidi="ar-SA"/>
+                <w14:ligatures w14:val="standardContextual"/>
+              </w:rPr>
+            </w:r>
+          </w:p>
+        </w:tc>
+        <w:tc>
+          <w:tcPr>
+            <w:shd w:val="clear" w:color="auto" w:fill="auto"/>
+            <w:tcBorders/>
+            <w:tcW w:w="433" w:type="pct"/>
+            <w:vAlign w:val="center"/>
+            <w:textDirection w:val="lrTb"/>
+            <w:noWrap w:val="false"/>
+          </w:tcPr>
+          <w:p>
+            <w:pPr>
+              <w:pStyle w:val="751"/>
+              <w:keepNext w:val="false"/>
+              <w:keepLines w:val="false"/>
+              <w:pageBreakBefore w:val="false"/>
+              <w:suppressLineNumbers w:val="false"/>
+              <w:pBdr/>
+              <w:bidi w:val="false"/>
+              <w:spacing w:after="0" w:afterAutospacing="0" w:before="0" w:beforeAutospacing="0" w:line="240" w:lineRule="auto"/>
+              <w:ind w:right="0" w:firstLine="0" w:left="0"/>
+              <w:jc w:val="center"/>
+              <w:rPr>
+                <w:rFonts w:hint="eastAsia" w:ascii="宋体" w:hAnsi="Times New Roman" w:eastAsia="宋体" w:cs="Times New Roman"/>
+                <w:sz w:val="18"/>
+                <w:szCs w:val="18"/>
+                <w:lang w:val="en-US" w:eastAsia="zh-CN" w:bidi="ar-SA"/>
+                <w14:ligatures w14:val="standardContextual"/>
+              </w:rPr>
+            </w:pPr>
+            <w:r>
+              <w:rPr>
+                <w:rFonts w:hint="eastAsia" w:ascii="宋体" w:eastAsia="宋体"/>
+                <w:sz w:val="18"/>
+                <w:szCs w:val="18"/>
+                <w:lang w:val="en-US" w:eastAsia="zh-CN"/>
+              </w:rPr>
+              <w:t xml:space="preserve">无</w:t>
+            </w:r>
+            <w:r>
+              <w:rPr>
+                <w:rFonts w:hint="eastAsia" w:ascii="宋体" w:hAnsi="Times New Roman" w:eastAsia="宋体" w:cs="Times New Roman"/>
+                <w:sz w:val="18"/>
+                <w:szCs w:val="18"/>
+                <w:lang w:val="en-US" w:eastAsia="zh-CN" w:bidi="ar-SA"/>
+                <w14:ligatures w14:val="standardContextual"/>
+              </w:rPr>
+            </w:r>
+          </w:p>
+        </w:tc>
+        <w:tc>
+          <w:tcPr>
+            <w:shd w:val="clear" w:color="auto" w:fill="auto"/>
+            <w:tcBorders/>
+            <w:tcW w:w="705" w:type="pct"/>
+            <w:vAlign w:val="center"/>
+            <w:textDirection w:val="lrTb"/>
+            <w:noWrap w:val="false"/>
+          </w:tcPr>
+          <w:p>
+            <w:pPr>
+              <w:keepNext w:val="false"/>
+              <w:keepLines w:val="false"/>
+              <w:pageBreakBefore w:val="false"/>
+              <w:widowControl w:val="true"/>
+              <w:suppressLineNumbers w:val="false"/>
+              <w:pBdr/>
+              <w:bidi w:val="false"/>
+              <w:spacing w:line="240" w:lineRule="auto"/>
+              <w:ind w:right="0" w:firstLine="0" w:left="0"/>
+              <w:jc w:val="center"/>
+              <w:rPr>
+                <w:rFonts w:hint="eastAsia" w:ascii="宋体" w:hAnsi="Times New Roman" w:eastAsia="宋体" w:cs="Times New Roman"/>
+                <w:sz w:val="18"/>
+                <w:szCs w:val="18"/>
+                <w:lang w:val="en-US" w:eastAsia="zh-CN" w:bidi="ar-SA"/>
+                <w14:ligatures w14:val="standardContextual"/>
+              </w:rPr>
+            </w:pPr>
+            <w:r>
+              <w:rPr>
+                <w:rFonts w:hint="eastAsia" w:ascii="宋体"/>
+                <w:sz w:val="18"/>
+                <w:szCs w:val="18"/>
+                <w:lang w:val="en-US" w:eastAsia="zh-CN"/>
+              </w:rPr>
+              <w:t xml:space="preserve">无</w:t>
+            </w:r>
+            <w:r>
+              <w:rPr>
+                <w:rFonts w:hint="eastAsia" w:ascii="宋体" w:hAnsi="Times New Roman" w:eastAsia="宋体" w:cs="Times New Roman"/>
+                <w:sz w:val="18"/>
+                <w:szCs w:val="18"/>
+                <w:lang w:val="en-US" w:eastAsia="zh-CN" w:bidi="ar-SA"/>
+                <w14:ligatures w14:val="standardContextual"/>
+              </w:rPr>
+            </w:r>
+          </w:p>
+        </w:tc>
+        <w:tc>
+          <w:tcPr>
+            <w:shd w:val="clear" w:color="auto" w:fill="auto"/>
+            <w:tcBorders/>
+            <w:tcW w:w="705" w:type="pct"/>
+            <w:vAlign w:val="center"/>
+            <w:textDirection w:val="lrTb"/>
+            <w:noWrap w:val="false"/>
+          </w:tcPr>
+          <w:p>
+            <w:pPr>
+              <w:keepNext w:val="false"/>
+              <w:keepLines w:val="false"/>
+              <w:pageBreakBefore w:val="false"/>
+              <w:widowControl w:val="true"/>
+              <w:suppressLineNumbers w:val="false"/>
+              <w:pBdr/>
+              <w:bidi w:val="false"/>
+              <w:spacing w:line="240" w:lineRule="auto"/>
+              <w:ind w:right="0" w:firstLine="0" w:left="0"/>
+              <w:jc w:val="center"/>
+              <w:rPr>
+                <w:rFonts w:hint="eastAsia" w:ascii="宋体" w:hAnsi="宋体" w:eastAsia="宋体" w:cs="宋体"/>
+                <w:sz w:val="18"/>
+                <w:szCs w:val="18"/>
+                <w:lang w:val="en-US" w:eastAsia="zh-CN" w:bidi="ar-SA"/>
+                <w14:ligatures w14:val="standardContextual"/>
+              </w:rPr>
+            </w:pPr>
+            <w:r>
+              <w:rPr>
+                <w:rFonts w:hint="eastAsia" w:ascii="宋体" w:hAnsi="宋体" w:cs="宋体"/>
+                <w:sz w:val="18"/>
+                <w:szCs w:val="18"/>
+                <w:lang w:val="en-US" w:eastAsia="zh-CN"/>
+              </w:rPr>
+              <w:t xml:space="preserve">无</w:t>
+            </w:r>
+            <w:r>
+              <w:rPr>
+                <w:rFonts w:hint="eastAsia" w:ascii="宋体" w:hAnsi="宋体" w:eastAsia="宋体" w:cs="宋体"/>
+                <w:sz w:val="18"/>
+                <w:szCs w:val="18"/>
+                <w:lang w:val="en-US" w:eastAsia="zh-CN" w:bidi="ar-SA"/>
+                <w14:ligatures w14:val="standardContextual"/>
+              </w:rPr>
+            </w:r>
+          </w:p>
+        </w:tc>
+        <w:tc>
+          <w:tcPr>
+            <w:shd w:val="clear" w:color="auto" w:fill="auto"/>
+            <w:tcBorders/>
+            <w:tcW w:w="705" w:type="pct"/>
+            <w:vAlign w:val="center"/>
+            <w:textDirection w:val="lrTb"/>
+            <w:noWrap w:val="false"/>
+          </w:tcPr>
+          <w:p>
+            <w:pPr>
+              <w:keepNext w:val="false"/>
+              <w:keepLines w:val="false"/>
+              <w:pageBreakBefore w:val="false"/>
+              <w:widowControl w:val="true"/>
+              <w:suppressLineNumbers w:val="false"/>
+              <w:pBdr/>
+              <w:bidi w:val="false"/>
+              <w:spacing w:line="240" w:lineRule="auto"/>
+              <w:ind w:right="0" w:firstLine="0" w:left="0"/>
+              <w:jc w:val="center"/>
+              <w:rPr>
+                <w:rFonts w:ascii="宋体" w:hAnsi="宋体" w:eastAsia="宋体" w:cs="宋体"/>
+                <w:sz w:val="18"/>
+                <w:szCs w:val="18"/>
+                <w:lang w:val="en-US" w:eastAsia="zh-CN" w:bidi="ar-SA"/>
+                <w14:ligatures w14:val="standardContextual"/>
+              </w:rPr>
+            </w:pPr>
+            <w:r>
+              <w:rPr>
+                <w:rFonts w:ascii="宋体" w:hAnsi="宋体" w:eastAsia="宋体" w:cs="宋体"/>
+                <w:sz w:val="18"/>
+                <w:szCs w:val="18"/>
+              </w:rPr>
+              <w:t xml:space="preserve">Output（科目余额分录.科目）</w:t>
+            </w:r>
+            <w:r>
+              <w:rPr>
+                <w:rFonts w:ascii="宋体" w:hAnsi="宋体" w:eastAsia="宋体" w:cs="宋体"/>
+                <w:sz w:val="18"/>
+                <w:szCs w:val="18"/>
+                <w:lang w:val="en-US" w:eastAsia="zh-CN" w:bidi="ar-SA"/>
+                <w14:ligatures w14:val="standardContextual"/>
+              </w:rPr>
+            </w:r>
+          </w:p>
+        </w:tc>
+      </w:tr>
+    </w:tbl>
+    <w:p>
+      <w:pPr>
+        <w:pStyle w:val="747"/>
+        <w:keepNext w:val="false"/>
+        <w:keepLines w:val="false"/>
+        <w:pageBreakBefore w:val="false"/>
+        <w:pBdr/>
+        <w:bidi w:val="false"/>
+        <w:spacing w:after="60" w:before="35" w:line="240" w:lineRule="auto"/>
+        <w:ind w:firstLine="480" w:left="160"/>
+        <w:rPr>
+          <w:sz w:val="18"/>
+          <w:szCs w:val="18"/>
+        </w:rPr>
+      </w:pPr>
+      <w:r>
+        <w:rPr>
+          <w:sz w:val="18"/>
+          <w:szCs w:val="18"/>
+        </w:rPr>
+      </w:r>
+      <w:r>
+        <w:rPr>
+          <w:sz w:val="18"/>
+          <w:szCs w:val="18"/>
+        </w:rPr>
+      </w:r>
+    </w:p>
+    <w:p>
+      <w:pPr>
+        <w:pStyle w:val="747"/>
+        <w:keepNext w:val="false"/>
+        <w:keepLines w:val="false"/>
+        <w:pageBreakBefore w:val="false"/>
+        <w:pBdr/>
+        <w:bidi w:val="false"/>
+        <w:spacing w:after="60" w:before="35" w:line="240" w:lineRule="auto"/>
+        <w:ind w:firstLine="480" w:left="160"/>
+        <w:rPr>
+          <w:sz w:val="18"/>
+          <w:szCs w:val="18"/>
+        </w:rPr>
+      </w:pPr>
+      <w:r>
+        <w:rPr>
+          <w:sz w:val="18"/>
+          <w:szCs w:val="18"/>
+        </w:rPr>
+        <w:t xml:space="preserve">（2）应收贵公司票据</w:t>
+      </w:r>
+      <w:r>
+        <w:rPr>
+          <w:sz w:val="18"/>
+          <w:szCs w:val="18"/>
+        </w:rPr>
+      </w:r>
+    </w:p>
+    <w:tbl>
+      <w:tblPr>
+        <w:tblStyle w:val="752"/>
+        <w:tblW w:w="8313" w:type="dxa"/>
+        <w:jc w:val="center"/>
+        <w:tblBorders>
+          <w:top w:val="single" w:color="auto" w:sz="4" w:space="0"/>
+          <w:left w:val="single" w:color="auto" w:sz="4" w:space="0"/>
+          <w:bottom w:val="single" w:color="auto" w:sz="4" w:space="0"/>
+          <w:right w:val="single" w:color="auto" w:sz="4" w:space="0"/>
+          <w:insideH w:val="single" w:color="auto" w:sz="4" w:space="0"/>
+          <w:insideV w:val="single" w:color="auto" w:sz="4" w:space="0"/>
+        </w:tblBorders>
+        <w:tblLayout w:type="autofit"/>
+        <w:tblCellMar>
+          <w:left w:w="0" w:type="dxa"/>
+          <w:top w:w="0" w:type="dxa"/>
+          <w:right w:w="0" w:type="dxa"/>
+          <w:bottom w:w="0" w:type="dxa"/>
+        </w:tblCellMar>
+        <w:tblLook w:val="04A0" w:firstRow="1" w:lastRow="0" w:firstColumn="1" w:lastColumn="0" w:noHBand="0" w:noVBand="1"/>
+      </w:tblPr>
+      <w:tblGrid>
+        <w:gridCol w:w="2796"/>
+        <w:gridCol w:w="1405"/>
+        <w:gridCol w:w="1267"/>
+        <w:gridCol w:w="1575"/>
+        <w:gridCol w:w="1270"/>
+      </w:tblGrid>
+      <w:tr>
+        <w:trPr>
+          <w:jc w:val="center"/>
+          <w:trHeight w:val="0"/>
+          <w:tblHeader/>
+        </w:trPr>
+        <w:tc>
+          <w:tcPr>
+            <w:tcBorders/>
+            <w:tcW w:w="2796" w:type="dxa"/>
+            <w:vAlign w:val="center"/>
+            <w:textDirection w:val="lrTb"/>
+            <w:noWrap w:val="false"/>
+          </w:tcPr>
+          <w:p>
+            <w:pPr>
+              <w:pStyle w:val="751"/>
+              <w:keepNext w:val="false"/>
+              <w:keepLines w:val="false"/>
+              <w:pageBreakBefore w:val="false"/>
+              <w:widowControl w:val="false"/>
+              <w:suppressLineNumbers w:val="false"/>
+              <w:pBdr/>
+              <w:bidi w:val="false"/>
+              <w:spacing w:after="0" w:afterAutospacing="0" w:beforeAutospacing="0" w:line="240" w:lineRule="auto"/>
+              <w:ind w:right="0" w:firstLine="0" w:left="0"/>
+              <w:jc w:val="center"/>
+              <w:rPr>
+                <w:rFonts w:hint="default" w:ascii="宋体" w:eastAsia="宋体"/>
+                <w:b w:val="0"/>
+                <w:bCs/>
+                <w:sz w:val="18"/>
+                <w:szCs w:val="18"/>
+              </w:rPr>
+            </w:pPr>
+            <w:r>
+              <w:rPr>
+                <w:rFonts w:hint="default" w:ascii="宋体" w:eastAsia="宋体"/>
+                <w:b w:val="0"/>
+                <w:bCs/>
+                <w:sz w:val="18"/>
+                <w:szCs w:val="18"/>
+              </w:rPr>
+              <w:t xml:space="preserve">出票日期</w:t>
+            </w:r>
+            <w:r>
+              <w:rPr>
+                <w:rFonts w:hint="default" w:ascii="宋体" w:eastAsia="宋体"/>
+                <w:b w:val="0"/>
+                <w:bCs/>
+                <w:sz w:val="18"/>
+                <w:szCs w:val="18"/>
+              </w:rPr>
+            </w:r>
+          </w:p>
+        </w:tc>
+        <w:tc>
+          <w:tcPr>
+            <w:tcBorders/>
+            <w:tcW w:w="0" w:type="auto"/>
+            <w:vAlign w:val="center"/>
+            <w:textDirection w:val="lrTb"/>
+            <w:noWrap w:val="false"/>
+          </w:tcPr>
+          <w:p>
+            <w:pPr>
+              <w:pStyle w:val="751"/>
+              <w:keepNext w:val="false"/>
+              <w:keepLines w:val="false"/>
+              <w:pageBreakBefore w:val="false"/>
+              <w:widowControl w:val="false"/>
+              <w:suppressLineNumbers w:val="false"/>
+              <w:pBdr/>
+              <w:bidi w:val="false"/>
+              <w:spacing w:after="0" w:afterAutospacing="0" w:beforeAutospacing="0" w:line="240" w:lineRule="auto"/>
+              <w:ind w:right="0" w:firstLine="0" w:left="0"/>
+              <w:jc w:val="center"/>
+              <w:rPr>
+                <w:rFonts w:hint="default" w:ascii="宋体" w:eastAsia="宋体"/>
+                <w:b w:val="0"/>
+                <w:bCs/>
+                <w:sz w:val="18"/>
+                <w:szCs w:val="18"/>
+              </w:rPr>
+            </w:pPr>
+            <w:r>
+              <w:rPr>
+                <w:rFonts w:hint="default" w:ascii="宋体" w:eastAsia="宋体"/>
+                <w:b w:val="0"/>
+                <w:bCs/>
+                <w:sz w:val="18"/>
+                <w:szCs w:val="18"/>
+              </w:rPr>
+              <w:t xml:space="preserve">票据编号</w:t>
+            </w:r>
+            <w:r>
+              <w:rPr>
+                <w:rFonts w:hint="default" w:ascii="宋体" w:eastAsia="宋体"/>
+                <w:b w:val="0"/>
+                <w:bCs/>
+                <w:sz w:val="18"/>
+                <w:szCs w:val="18"/>
+              </w:rPr>
+            </w:r>
+          </w:p>
+        </w:tc>
+        <w:tc>
+          <w:tcPr>
+            <w:tcBorders/>
+            <w:tcW w:w="0" w:type="auto"/>
+            <w:vAlign w:val="center"/>
+            <w:textDirection w:val="lrTb"/>
+            <w:noWrap w:val="false"/>
+          </w:tcPr>
+          <w:p>
+            <w:pPr>
+              <w:pStyle w:val="751"/>
+              <w:keepNext w:val="false"/>
+              <w:keepLines w:val="false"/>
+              <w:pageBreakBefore w:val="false"/>
+              <w:widowControl w:val="false"/>
+              <w:suppressLineNumbers w:val="false"/>
+              <w:pBdr/>
+              <w:bidi w:val="false"/>
+              <w:spacing w:after="0" w:afterAutospacing="0" w:beforeAutospacing="0" w:line="240" w:lineRule="auto"/>
+              <w:ind w:right="0" w:firstLine="0" w:left="0"/>
+              <w:jc w:val="center"/>
+              <w:rPr>
+                <w:rFonts w:hint="default" w:ascii="宋体" w:eastAsia="宋体"/>
+                <w:b w:val="0"/>
+                <w:bCs/>
+                <w:sz w:val="18"/>
+                <w:szCs w:val="18"/>
+              </w:rPr>
+            </w:pPr>
+            <w:r>
+              <w:rPr>
+                <w:rFonts w:hint="default" w:ascii="宋体" w:eastAsia="宋体"/>
+                <w:b w:val="0"/>
+                <w:bCs/>
+                <w:sz w:val="18"/>
+                <w:szCs w:val="18"/>
+              </w:rPr>
+              <w:t xml:space="preserve">金额</w:t>
+            </w:r>
+            <w:r>
+              <w:rPr>
+                <w:rFonts w:hint="default" w:ascii="宋体" w:eastAsia="宋体"/>
+                <w:b w:val="0"/>
+                <w:bCs/>
+                <w:sz w:val="18"/>
+                <w:szCs w:val="18"/>
+              </w:rPr>
+            </w:r>
+          </w:p>
+        </w:tc>
+        <w:tc>
+          <w:tcPr>
+            <w:tcBorders/>
+            <w:tcW w:w="0" w:type="auto"/>
+            <w:vAlign w:val="center"/>
+            <w:textDirection w:val="lrTb"/>
+            <w:noWrap w:val="false"/>
+          </w:tcPr>
+          <w:p>
+            <w:pPr>
+              <w:pStyle w:val="751"/>
+              <w:keepNext w:val="false"/>
+              <w:keepLines w:val="false"/>
+              <w:pageBreakBefore w:val="false"/>
+              <w:widowControl w:val="false"/>
+              <w:suppressLineNumbers w:val="false"/>
+              <w:pBdr/>
+              <w:bidi w:val="false"/>
+              <w:spacing w:after="0" w:afterAutospacing="0" w:beforeAutospacing="0" w:line="240" w:lineRule="auto"/>
+              <w:ind w:right="0" w:firstLine="0" w:left="0"/>
+              <w:jc w:val="center"/>
+              <w:rPr>
+                <w:rFonts w:hint="default" w:ascii="宋体" w:eastAsia="宋体"/>
+                <w:b w:val="0"/>
+                <w:bCs/>
+                <w:sz w:val="18"/>
+                <w:szCs w:val="18"/>
+              </w:rPr>
+            </w:pPr>
+            <w:r>
+              <w:rPr>
+                <w:rFonts w:hint="eastAsia" w:ascii="宋体" w:eastAsia="宋体"/>
+                <w:b w:val="0"/>
+                <w:bCs/>
+                <w:sz w:val="18"/>
+                <w:szCs w:val="18"/>
+                <w:lang w:val="en-US" w:eastAsia="zh-CN"/>
+              </w:rPr>
+              <w:t xml:space="preserve">收票人/</w:t>
+            </w:r>
+            <w:r>
+              <w:rPr>
+                <w:rFonts w:hint="default" w:ascii="宋体" w:eastAsia="宋体"/>
+                <w:b w:val="0"/>
+                <w:bCs/>
+                <w:sz w:val="18"/>
+                <w:szCs w:val="18"/>
+              </w:rPr>
+              <w:t xml:space="preserve">出票人</w:t>
+            </w:r>
+            <w:r>
+              <w:rPr>
+                <w:rFonts w:hint="default" w:ascii="宋体" w:eastAsia="宋体"/>
+                <w:b w:val="0"/>
+                <w:bCs/>
+                <w:sz w:val="18"/>
+                <w:szCs w:val="18"/>
+              </w:rPr>
+            </w:r>
+          </w:p>
+        </w:tc>
+        <w:tc>
+          <w:tcPr>
+            <w:tcBorders/>
+            <w:tcW w:w="1270" w:type="dxa"/>
+            <w:vAlign w:val="center"/>
+            <w:textDirection w:val="lrTb"/>
+            <w:noWrap w:val="false"/>
+          </w:tcPr>
+          <w:p>
+            <w:pPr>
+              <w:pStyle w:val="751"/>
+              <w:keepNext w:val="false"/>
+              <w:keepLines w:val="false"/>
+              <w:pageBreakBefore w:val="false"/>
+              <w:widowControl w:val="false"/>
+              <w:suppressLineNumbers w:val="false"/>
+              <w:pBdr/>
+              <w:bidi w:val="false"/>
+              <w:spacing w:after="0" w:afterAutospacing="0" w:beforeAutospacing="0" w:line="240" w:lineRule="auto"/>
+              <w:ind w:right="0" w:firstLine="0" w:left="0"/>
+              <w:jc w:val="center"/>
+              <w:rPr>
+                <w:rFonts w:hint="eastAsia" w:ascii="宋体" w:eastAsia="宋体"/>
+                <w:b w:val="0"/>
+                <w:bCs/>
+                <w:sz w:val="18"/>
+                <w:szCs w:val="18"/>
+                <w:lang w:val="en-US" w:eastAsia="zh-CN"/>
+              </w:rPr>
+            </w:pPr>
+            <w:r>
+              <w:rPr>
+                <w:rFonts w:hint="eastAsia" w:ascii="宋体" w:eastAsia="宋体"/>
+                <w:b w:val="0"/>
+                <w:bCs/>
+                <w:sz w:val="18"/>
+                <w:szCs w:val="18"/>
+                <w:lang w:val="en-US" w:eastAsia="zh-CN"/>
+              </w:rPr>
+              <w:t xml:space="preserve">备注</w:t>
+            </w:r>
+            <w:r>
+              <w:rPr>
+                <w:rFonts w:hint="eastAsia" w:ascii="宋体" w:eastAsia="宋体"/>
+                <w:b w:val="0"/>
+                <w:bCs/>
+                <w:sz w:val="18"/>
+                <w:szCs w:val="18"/>
+                <w:lang w:val="en-US" w:eastAsia="zh-CN"/>
+              </w:rPr>
+            </w:r>
+          </w:p>
+        </w:tc>
+      </w:tr>
+      <w:tr>
+        <w:trPr>
+          <w:jc w:val="center"/>
+          <w:trHeight w:val="0"/>
+          <w:tblHeader/>
+        </w:trPr>
+        <w:tc>
+          <w:tcPr>
+            <w:tcBorders/>
+            <w:tcW w:w="2796" w:type="dxa"/>
+            <w:vAlign w:val="center"/>
+            <w:textDirection w:val="lrTb"/>
+            <w:noWrap w:val="false"/>
+          </w:tcPr>
+          <w:p>
+            <w:pPr>
+              <w:pStyle w:val="751"/>
+              <w:keepNext w:val="false"/>
+              <w:keepLines w:val="false"/>
+              <w:pageBreakBefore w:val="false"/>
+              <w:suppressLineNumbers w:val="false"/>
+              <w:pBdr/>
+              <w:bidi w:val="false"/>
+              <w:spacing w:after="0" w:afterAutospacing="0" w:before="0" w:beforeAutospacing="0" w:line="240" w:lineRule="auto"/>
+              <w:ind w:right="0" w:firstLine="0" w:left="0"/>
+              <w:jc w:val="center"/>
+              <w:rPr>
+                <w:rFonts w:hint="eastAsia" w:ascii="宋体" w:eastAsia="宋体"/>
+                <w:b w:val="0"/>
+                <w:bCs/>
+                <w:sz w:val="18"/>
+                <w:szCs w:val="18"/>
+                <w:lang w:val="en-US" w:eastAsia="zh-CN"/>
+              </w:rPr>
+            </w:pPr>
+            <w:r>
+              <w:rPr>
+                <w:rFonts w:ascii="宋体" w:hAnsi="宋体" w:eastAsia="宋体" w:cs="宋体"/>
+                <w:b w:val="0"/>
+                <w:bCs/>
+                <w:sz w:val="18"/>
+                <w:szCs w:val="18"/>
+              </w:rPr>
+              <w:t xml:space="preserve">Output（</w:t>
+            </w:r>
+            <w:r>
+              <w:rPr>
+                <w:rFonts w:hint="eastAsia" w:ascii="宋体" w:hAnsi="宋体" w:eastAsia="宋体" w:cs="宋体"/>
+                <w:b w:val="0"/>
+                <w:bCs/>
+                <w:sz w:val="18"/>
+                <w:szCs w:val="18"/>
+                <w:lang w:val="en-US" w:eastAsia="zh-CN"/>
+              </w:rPr>
+              <w:t xml:space="preserve">票据事项分录</w:t>
+            </w:r>
+            <w:r>
+              <w:rPr>
+                <w:rFonts w:ascii="宋体" w:hAnsi="宋体" w:eastAsia="宋体" w:cs="宋体"/>
+                <w:b w:val="0"/>
+                <w:bCs/>
+                <w:sz w:val="18"/>
+                <w:szCs w:val="18"/>
+              </w:rPr>
+              <w:t xml:space="preserve">.</w:t>
+            </w:r>
+            <w:r>
+              <w:rPr>
+                <w:rFonts w:hint="eastAsia" w:ascii="宋体" w:hAnsi="宋体" w:eastAsia="宋体" w:cs="宋体"/>
+                <w:b w:val="0"/>
+                <w:bCs/>
+                <w:sz w:val="18"/>
+                <w:szCs w:val="18"/>
+                <w:lang w:val="en-US" w:eastAsia="zh-CN"/>
+              </w:rPr>
+              <w:t xml:space="preserve">出票日期</w:t>
+            </w:r>
+            <w:r>
+              <w:rPr>
+                <w:rFonts w:ascii="宋体" w:hAnsi="宋体" w:eastAsia="宋体" w:cs="宋体"/>
+                <w:b w:val="0"/>
+                <w:bCs/>
+                <w:sz w:val="18"/>
+                <w:szCs w:val="18"/>
+              </w:rPr>
+              <w:t xml:space="preserve">，asc，</w:t>
+            </w:r>
+            <w:r>
+              <w:rPr>
+                <w:rFonts w:hint="eastAsia" w:ascii="宋体" w:hAnsi="宋体" w:eastAsia="宋体" w:cs="宋体"/>
+                <w:b w:val="0"/>
+                <w:bCs/>
+                <w:sz w:val="18"/>
+                <w:szCs w:val="18"/>
+                <w:lang w:val="en-US" w:eastAsia="zh-CN"/>
+              </w:rPr>
+              <w:t xml:space="preserve">票据事项分录</w:t>
+            </w:r>
+            <w:r>
+              <w:rPr>
+                <w:rFonts w:ascii="宋体" w:hAnsi="宋体" w:eastAsia="宋体" w:cs="宋体"/>
+                <w:b w:val="0"/>
+                <w:bCs/>
+                <w:sz w:val="18"/>
+                <w:szCs w:val="18"/>
+              </w:rPr>
+              <w:t xml:space="preserve">.</w:t>
+            </w:r>
+            <w:r>
+              <w:rPr>
+                <w:rFonts w:hint="eastAsia" w:ascii="宋体" w:hAnsi="宋体" w:eastAsia="宋体" w:cs="宋体"/>
+                <w:b w:val="0"/>
+                <w:bCs/>
+                <w:sz w:val="18"/>
+                <w:szCs w:val="18"/>
+                <w:lang w:val="en-US" w:eastAsia="zh-CN"/>
+              </w:rPr>
+              <w:t xml:space="preserve">票据类型</w:t>
+            </w:r>
+            <w:r>
+              <w:rPr>
+                <w:rFonts w:ascii="宋体" w:hAnsi="宋体" w:eastAsia="宋体" w:cs="宋体"/>
+                <w:b w:val="0"/>
+                <w:bCs/>
+                <w:sz w:val="18"/>
+                <w:szCs w:val="18"/>
+              </w:rPr>
+              <w:t xml:space="preserve">=“</w:t>
+            </w:r>
+            <w:r>
+              <w:rPr>
+                <w:rFonts w:hint="eastAsia" w:ascii="宋体" w:hAnsi="宋体" w:eastAsia="宋体" w:cs="宋体"/>
+                <w:b w:val="0"/>
+                <w:bCs/>
+                <w:sz w:val="18"/>
+                <w:szCs w:val="18"/>
+                <w:lang w:val="en-US" w:eastAsia="zh-CN"/>
+              </w:rPr>
+              <w:t xml:space="preserve">应收票据</w:t>
+            </w:r>
+            <w:r>
+              <w:rPr>
+                <w:rFonts w:ascii="宋体" w:hAnsi="宋体" w:eastAsia="宋体" w:cs="宋体"/>
+                <w:b w:val="0"/>
+                <w:bCs/>
+                <w:sz w:val="18"/>
+                <w:szCs w:val="18"/>
+              </w:rPr>
+              <w:t xml:space="preserve">”）</w:t>
+            </w:r>
+            <w:r>
+              <w:rPr>
+                <w:rFonts w:hint="eastAsia" w:ascii="宋体" w:eastAsia="宋体"/>
+                <w:b w:val="0"/>
+                <w:bCs/>
+                <w:sz w:val="18"/>
+                <w:szCs w:val="18"/>
+                <w:lang w:val="en-US" w:eastAsia="zh-CN"/>
+              </w:rPr>
+            </w:r>
+          </w:p>
+        </w:tc>
+        <w:tc>
+          <w:tcPr>
+            <w:tcBorders/>
+            <w:tcW w:w="1405" w:type="dxa"/>
+            <w:vAlign w:val="center"/>
+            <w:textDirection w:val="lrTb"/>
+            <w:noWrap w:val="false"/>
+          </w:tcPr>
+          <w:p>
+            <w:pPr>
+              <w:pStyle w:val="751"/>
+              <w:keepNext w:val="false"/>
+              <w:keepLines w:val="false"/>
+              <w:pageBreakBefore w:val="false"/>
+              <w:suppressLineNumbers w:val="false"/>
+              <w:pBdr/>
+              <w:bidi w:val="false"/>
+              <w:spacing w:after="0" w:afterAutospacing="0" w:before="0" w:beforeAutospacing="0" w:line="240" w:lineRule="auto"/>
+              <w:ind w:right="0" w:firstLine="0" w:left="0"/>
+              <w:jc w:val="center"/>
+              <w:rPr>
+                <w:rFonts w:hint="eastAsia" w:ascii="宋体" w:eastAsia="宋体"/>
+                <w:b w:val="0"/>
+                <w:bCs/>
+                <w:sz w:val="18"/>
+                <w:szCs w:val="18"/>
+                <w:lang w:val="en-US" w:eastAsia="zh-CN"/>
+              </w:rPr>
+            </w:pPr>
+            <w:r>
+              <w:rPr>
+                <w:rFonts w:ascii="宋体" w:hAnsi="宋体" w:eastAsia="宋体" w:cs="宋体"/>
+                <w:b w:val="0"/>
+                <w:bCs/>
+                <w:sz w:val="18"/>
+                <w:szCs w:val="18"/>
+              </w:rPr>
+              <w:t xml:space="preserve">Output（</w:t>
+            </w:r>
+            <w:r>
+              <w:rPr>
+                <w:rFonts w:hint="eastAsia" w:ascii="宋体" w:hAnsi="宋体" w:eastAsia="宋体" w:cs="宋体"/>
+                <w:b w:val="0"/>
+                <w:bCs/>
+                <w:sz w:val="18"/>
+                <w:szCs w:val="18"/>
+                <w:lang w:val="en-US" w:eastAsia="zh-CN"/>
+              </w:rPr>
+              <w:t xml:space="preserve">票据事项分录</w:t>
+            </w:r>
+            <w:r>
+              <w:rPr>
+                <w:rFonts w:ascii="宋体" w:hAnsi="宋体" w:eastAsia="宋体" w:cs="宋体"/>
+                <w:b w:val="0"/>
+                <w:bCs/>
+                <w:sz w:val="18"/>
+                <w:szCs w:val="18"/>
+              </w:rPr>
+              <w:t xml:space="preserve">.</w:t>
+            </w:r>
+            <w:r>
+              <w:rPr>
+                <w:rFonts w:hint="eastAsia" w:ascii="宋体" w:hAnsi="宋体" w:eastAsia="宋体" w:cs="宋体"/>
+                <w:b w:val="0"/>
+                <w:bCs/>
+                <w:sz w:val="18"/>
+                <w:szCs w:val="18"/>
+                <w:lang w:val="en-US" w:eastAsia="zh-CN"/>
+              </w:rPr>
+              <w:t xml:space="preserve">票据编号</w:t>
+            </w:r>
+            <w:r>
+              <w:rPr>
+                <w:rFonts w:ascii="宋体" w:hAnsi="宋体" w:eastAsia="宋体" w:cs="宋体"/>
+                <w:b w:val="0"/>
+                <w:bCs/>
+                <w:sz w:val="18"/>
+                <w:szCs w:val="18"/>
+              </w:rPr>
+              <w:t xml:space="preserve">）</w:t>
+            </w:r>
+            <w:r>
+              <w:rPr>
+                <w:rFonts w:hint="eastAsia" w:ascii="宋体" w:eastAsia="宋体"/>
+                <w:b w:val="0"/>
+                <w:bCs/>
+                <w:sz w:val="18"/>
+                <w:szCs w:val="18"/>
+                <w:lang w:val="en-US" w:eastAsia="zh-CN"/>
+              </w:rPr>
+            </w:r>
+          </w:p>
+        </w:tc>
+        <w:tc>
+          <w:tcPr>
+            <w:tcBorders/>
+            <w:tcW w:w="1267" w:type="dxa"/>
+            <w:vAlign w:val="center"/>
+            <w:textDirection w:val="lrTb"/>
+            <w:noWrap w:val="false"/>
+          </w:tcPr>
+          <w:p>
+            <w:pPr>
+              <w:pStyle w:val="751"/>
+              <w:keepNext w:val="false"/>
+              <w:keepLines w:val="false"/>
+              <w:pageBreakBefore w:val="false"/>
+              <w:suppressLineNumbers w:val="false"/>
+              <w:pBdr/>
+              <w:bidi w:val="false"/>
+              <w:spacing w:after="0" w:afterAutospacing="0" w:before="0" w:beforeAutospacing="0" w:line="240" w:lineRule="auto"/>
+              <w:ind w:right="0" w:firstLine="0" w:left="0"/>
+              <w:jc w:val="center"/>
+              <w:rPr>
+                <w:rFonts w:hint="eastAsia" w:ascii="宋体" w:eastAsia="宋体"/>
+                <w:b w:val="0"/>
+                <w:bCs/>
+                <w:sz w:val="18"/>
+                <w:szCs w:val="18"/>
+                <w:lang w:val="en-US" w:eastAsia="zh-CN"/>
+              </w:rPr>
+            </w:pPr>
+            <w:r>
+              <w:rPr>
+                <w:rFonts w:ascii="宋体" w:hAnsi="宋体" w:eastAsia="宋体" w:cs="宋体"/>
+                <w:b w:val="0"/>
+                <w:bCs/>
+                <w:sz w:val="18"/>
+                <w:szCs w:val="18"/>
+              </w:rPr>
+              <w:t xml:space="preserve">Output（</w:t>
+            </w:r>
+            <w:r>
+              <w:rPr>
+                <w:rFonts w:hint="eastAsia" w:ascii="宋体" w:hAnsi="宋体" w:eastAsia="宋体" w:cs="宋体"/>
+                <w:b w:val="0"/>
+                <w:bCs/>
+                <w:sz w:val="18"/>
+                <w:szCs w:val="18"/>
+                <w:lang w:val="en-US" w:eastAsia="zh-CN"/>
+              </w:rPr>
+              <w:t xml:space="preserve">票据事项分录</w:t>
+            </w:r>
+            <w:r>
+              <w:rPr>
+                <w:rFonts w:ascii="宋体" w:hAnsi="宋体" w:eastAsia="宋体" w:cs="宋体"/>
+                <w:b w:val="0"/>
+                <w:bCs/>
+                <w:sz w:val="18"/>
+                <w:szCs w:val="18"/>
+              </w:rPr>
+              <w:t xml:space="preserve">.</w:t>
+            </w:r>
+            <w:r>
+              <w:rPr>
+                <w:rFonts w:hint="eastAsia" w:ascii="宋体" w:hAnsi="宋体" w:eastAsia="宋体" w:cs="宋体"/>
+                <w:b w:val="0"/>
+                <w:bCs/>
+                <w:sz w:val="18"/>
+                <w:szCs w:val="18"/>
+                <w:lang w:val="en-US" w:eastAsia="zh-CN"/>
+              </w:rPr>
+              <w:t xml:space="preserve">金额</w:t>
+            </w:r>
+            <w:r>
+              <w:rPr>
+                <w:rFonts w:ascii="宋体" w:hAnsi="宋体" w:eastAsia="宋体" w:cs="宋体"/>
+                <w:b w:val="0"/>
+                <w:bCs/>
+                <w:sz w:val="18"/>
+                <w:szCs w:val="18"/>
+              </w:rPr>
+              <w:t xml:space="preserve">）</w:t>
+            </w:r>
+            <w:r>
+              <w:rPr>
+                <w:rFonts w:hint="eastAsia" w:ascii="宋体" w:eastAsia="宋体"/>
+                <w:b w:val="0"/>
+                <w:bCs/>
+                <w:sz w:val="18"/>
+                <w:szCs w:val="18"/>
+                <w:lang w:val="en-US" w:eastAsia="zh-CN"/>
+              </w:rPr>
+            </w:r>
+          </w:p>
+        </w:tc>
+        <w:tc>
+          <w:tcPr>
+            <w:tcBorders/>
+            <w:tcW w:w="1575" w:type="dxa"/>
+            <w:vAlign w:val="center"/>
+            <w:textDirection w:val="lrTb"/>
+            <w:noWrap w:val="false"/>
+          </w:tcPr>
+          <w:p>
+            <w:pPr>
+              <w:pStyle w:val="751"/>
+              <w:keepNext w:val="false"/>
+              <w:keepLines w:val="false"/>
+              <w:pageBreakBefore w:val="false"/>
+              <w:suppressLineNumbers w:val="false"/>
+              <w:pBdr/>
+              <w:bidi w:val="false"/>
+              <w:spacing w:after="0" w:afterAutospacing="0" w:before="0" w:beforeAutospacing="0" w:line="240" w:lineRule="auto"/>
+              <w:ind w:right="0" w:firstLine="0" w:left="0"/>
+              <w:jc w:val="center"/>
+              <w:rPr>
+                <w:rFonts w:hint="eastAsia" w:ascii="宋体" w:eastAsia="宋体"/>
+                <w:b w:val="0"/>
+                <w:bCs/>
+                <w:sz w:val="18"/>
+                <w:szCs w:val="18"/>
+                <w:lang w:val="en-US" w:eastAsia="zh-CN"/>
+              </w:rPr>
+            </w:pPr>
+            <w:r>
+              <w:rPr>
+                <w:rFonts w:ascii="宋体" w:hAnsi="宋体" w:eastAsia="宋体" w:cs="宋体"/>
+                <w:b w:val="0"/>
+                <w:bCs/>
+                <w:sz w:val="18"/>
+                <w:szCs w:val="18"/>
+              </w:rPr>
+              <w:t xml:space="preserve">Output（</w:t>
+            </w:r>
+            <w:r>
+              <w:rPr>
+                <w:rFonts w:hint="eastAsia" w:ascii="宋体" w:hAnsi="宋体" w:eastAsia="宋体" w:cs="宋体"/>
+                <w:b w:val="0"/>
+                <w:bCs/>
+                <w:sz w:val="18"/>
+                <w:szCs w:val="18"/>
+                <w:lang w:val="en-US" w:eastAsia="zh-CN"/>
+              </w:rPr>
+              <w:t xml:space="preserve">票据事项分录.受票人/出票人</w:t>
+            </w:r>
+            <w:r>
+              <w:rPr>
+                <w:rFonts w:ascii="宋体" w:hAnsi="宋体" w:eastAsia="宋体" w:cs="宋体"/>
+                <w:b w:val="0"/>
+                <w:bCs/>
+                <w:sz w:val="18"/>
+                <w:szCs w:val="18"/>
+              </w:rPr>
+              <w:t xml:space="preserve">）</w:t>
+            </w:r>
+            <w:r>
+              <w:rPr>
+                <w:rFonts w:hint="eastAsia" w:ascii="宋体" w:eastAsia="宋体"/>
+                <w:b w:val="0"/>
+                <w:bCs/>
+                <w:sz w:val="18"/>
+                <w:szCs w:val="18"/>
+                <w:lang w:val="en-US" w:eastAsia="zh-CN"/>
+              </w:rPr>
+            </w:r>
+          </w:p>
+        </w:tc>
+        <w:tc>
+          <w:tcPr>
+            <w:tcBorders/>
+            <w:tcW w:w="1270" w:type="dxa"/>
+            <w:vAlign w:val="center"/>
+            <w:textDirection w:val="lrTb"/>
+            <w:noWrap w:val="false"/>
+          </w:tcPr>
+          <w:p>
+            <w:pPr>
+              <w:pStyle w:val="751"/>
+              <w:keepNext w:val="false"/>
+              <w:keepLines w:val="false"/>
+              <w:pageBreakBefore w:val="false"/>
+              <w:suppressLineNumbers w:val="false"/>
+              <w:pBdr/>
+              <w:bidi w:val="false"/>
+              <w:spacing w:after="0" w:afterAutospacing="0" w:before="0" w:beforeAutospacing="0" w:line="240" w:lineRule="auto"/>
+              <w:ind w:right="0" w:firstLine="0" w:left="0"/>
+              <w:jc w:val="center"/>
+              <w:rPr>
+                <w:rFonts w:hint="eastAsia" w:ascii="宋体" w:eastAsia="宋体"/>
+                <w:b w:val="0"/>
+                <w:bCs/>
+                <w:sz w:val="18"/>
+                <w:szCs w:val="18"/>
+                <w:lang w:val="en-US" w:eastAsia="zh-CN"/>
+              </w:rPr>
+            </w:pPr>
+            <w:r>
+              <w:rPr>
+                <w:rFonts w:ascii="宋体" w:hAnsi="宋体" w:eastAsia="宋体" w:cs="宋体"/>
+                <w:b w:val="0"/>
+                <w:bCs/>
+                <w:sz w:val="18"/>
+                <w:szCs w:val="18"/>
+              </w:rPr>
+              <w:t xml:space="preserve">Output（</w:t>
+            </w:r>
+            <w:r>
+              <w:rPr>
+                <w:rFonts w:hint="eastAsia" w:ascii="宋体" w:hAnsi="宋体" w:eastAsia="宋体" w:cs="宋体"/>
+                <w:b w:val="0"/>
+                <w:bCs/>
+                <w:sz w:val="18"/>
+                <w:szCs w:val="18"/>
+                <w:lang w:val="en-US" w:eastAsia="zh-CN"/>
+              </w:rPr>
+              <w:t xml:space="preserve">票据事项分录</w:t>
+            </w:r>
+            <w:r>
+              <w:rPr>
+                <w:rFonts w:ascii="宋体" w:hAnsi="宋体" w:eastAsia="宋体" w:cs="宋体"/>
+                <w:b w:val="0"/>
+                <w:bCs/>
+                <w:sz w:val="18"/>
+                <w:szCs w:val="18"/>
+              </w:rPr>
+              <w:t xml:space="preserve">.</w:t>
+            </w:r>
+            <w:r>
+              <w:rPr>
+                <w:rFonts w:hint="eastAsia" w:ascii="宋体" w:hAnsi="宋体" w:eastAsia="宋体" w:cs="宋体"/>
+                <w:b w:val="0"/>
+                <w:bCs/>
+                <w:sz w:val="18"/>
+                <w:szCs w:val="18"/>
+                <w:lang w:val="en-US" w:eastAsia="zh-CN"/>
+              </w:rPr>
+              <w:t xml:space="preserve">备注</w:t>
+            </w:r>
+            <w:r>
+              <w:rPr>
+                <w:rFonts w:ascii="宋体" w:hAnsi="宋体" w:eastAsia="宋体" w:cs="宋体"/>
+                <w:b w:val="0"/>
+                <w:bCs/>
+                <w:sz w:val="18"/>
+                <w:szCs w:val="18"/>
+              </w:rPr>
+              <w:t xml:space="preserve">）</w:t>
+            </w:r>
+            <w:r>
+              <w:rPr>
+                <w:rFonts w:hint="eastAsia" w:ascii="宋体" w:eastAsia="宋体"/>
+                <w:b w:val="0"/>
+                <w:bCs/>
+                <w:sz w:val="18"/>
+                <w:szCs w:val="18"/>
+                <w:lang w:val="en-US" w:eastAsia="zh-CN"/>
+              </w:rPr>
+            </w:r>
+          </w:p>
+        </w:tc>
+      </w:tr>
+    </w:tbl>
+    <w:p>
+      <w:pPr>
+        <w:pStyle w:val="747"/>
+        <w:keepNext w:val="false"/>
+        <w:keepLines w:val="false"/>
+        <w:pageBreakBefore w:val="false"/>
+        <w:pBdr/>
+        <w:bidi w:val="false"/>
         <w:spacing w:line="240" w:lineRule="auto"/>
-        <w:ind w:firstLine="0" w:left="0"/>
+        <w:ind w:firstLine="361"/>
         <w:rPr>
           <w:b/>
           <w:sz w:val="18"/>
           <w:szCs w:val="18"/>
         </w:rPr>
       </w:pPr>
+      <w:r>
+        <w:rPr>
+          <w:b/>
+          <w:sz w:val="18"/>
+          <w:szCs w:val="18"/>
+        </w:rPr>
+      </w:r>
+      <w:r>
+        <w:rPr>
+          <w:b/>
+          <w:sz w:val="18"/>
+          <w:szCs w:val="18"/>
+        </w:rPr>
+      </w:r>
       <w:r/>
-      <w:bookmarkStart w:id="0" w:name="_GoBack"/>
-      <w:r/>
-      <w:bookmarkEnd w:id="0"/>
+      <w:r>
+        <w:t xml:space="preserve">【Sheet「科目余额分录」表格将在此处展示】</w:t>
+      </w:r>
       <w:r/>
       <w:r>
         <w:rPr>
@@ -754,10 +5707,8 @@
         <w:ind w:left="160"/>
         <w:rPr>
           <w:b/>
-          <w:bCs/>
           <w:sz w:val="18"/>
           <w:szCs w:val="18"/>
-          <w:highlight w:val="none"/>
         </w:rPr>
       </w:pPr>
       <w:r>
@@ -778,49 +5729,2593 @@
     </w:p>
     <w:p>
       <w:pPr>
-        <w:pBdr/>
-        <w:spacing/>
-        <w:ind/>
-        <w:rPr/>
-      </w:pPr>
-      <w:r>
-        <w:t xml:space="preserve">【Sheet「非标事项分录」表格将在此处展示】</w:t>
-      </w:r>
-      <w:r/>
-    </w:p>
-    <w:p>
-      <w:pPr>
+        <w:pStyle w:val="747"/>
         <w:keepNext w:val="false"/>
         <w:keepLines w:val="false"/>
         <w:pageBreakBefore w:val="false"/>
         <w:pBdr/>
         <w:bidi w:val="false"/>
-        <w:spacing w:before="149" w:line="240" w:lineRule="auto"/>
-        <w:ind w:left="160"/>
+        <w:spacing w:after="0" w:before="0" w:line="240" w:lineRule="auto"/>
+        <w:ind w:firstLine="480" w:left="160"/>
         <w:rPr>
-          <w:b/>
-          <w:bCs/>
           <w:sz w:val="18"/>
           <w:szCs w:val="18"/>
         </w:rPr>
       </w:pPr>
       <w:r>
         <w:rPr>
-          <w:b/>
           <w:sz w:val="18"/>
           <w:szCs w:val="18"/>
-          <w:highlight w:val="none"/>
+        </w:rPr>
+        <w:t xml:space="preserve">（1）采购与预（应）付账款</w:t>
+      </w:r>
+      <w:r>
+        <w:rPr>
+          <w:sz w:val="18"/>
+          <w:szCs w:val="18"/>
+        </w:rPr>
+      </w:r>
+    </w:p>
+    <w:tbl>
+      <w:tblPr>
+        <w:tblStyle w:val="752"/>
+        <w:tblW w:w="8313" w:type="dxa"/>
+        <w:jc w:val="center"/>
+        <w:tblBorders>
+          <w:top w:val="single" w:color="auto" w:sz="4" w:space="0"/>
+          <w:left w:val="single" w:color="auto" w:sz="4" w:space="0"/>
+          <w:bottom w:val="single" w:color="auto" w:sz="4" w:space="0"/>
+          <w:right w:val="single" w:color="auto" w:sz="4" w:space="0"/>
+          <w:insideH w:val="single" w:color="auto" w:sz="4" w:space="0"/>
+          <w:insideV w:val="single" w:color="auto" w:sz="4" w:space="0"/>
+        </w:tblBorders>
+        <w:tblLayout w:type="autofit"/>
+        <w:tblCellMar>
+          <w:left w:w="0" w:type="dxa"/>
+          <w:top w:w="0" w:type="dxa"/>
+          <w:right w:w="0" w:type="dxa"/>
+          <w:bottom w:w="0" w:type="dxa"/>
+        </w:tblCellMar>
+        <w:tblLook w:val="04A0" w:firstRow="1" w:lastRow="0" w:firstColumn="1" w:lastColumn="0" w:noHBand="0" w:noVBand="1"/>
+      </w:tblPr>
+      <w:tblGrid>
+        <w:gridCol w:w="2341"/>
+        <w:gridCol w:w="908"/>
+        <w:gridCol w:w="1201"/>
+        <w:gridCol w:w="1557"/>
+        <w:gridCol w:w="908"/>
+        <w:gridCol w:w="1398"/>
+      </w:tblGrid>
+      <w:tr>
+        <w:trPr>
+          <w:jc w:val="center"/>
+          <w:trHeight w:val="0"/>
+          <w:tblHeader/>
+        </w:trPr>
+        <w:tc>
+          <w:tcPr>
+            <w:tcBorders/>
+            <w:tcW w:w="2341" w:type="dxa"/>
+            <w:vAlign w:val="center"/>
+            <w:textDirection w:val="lrTb"/>
+            <w:noWrap w:val="false"/>
+          </w:tcPr>
+          <w:p>
+            <w:pPr>
+              <w:pStyle w:val="751"/>
+              <w:keepNext w:val="false"/>
+              <w:keepLines w:val="false"/>
+              <w:pageBreakBefore w:val="false"/>
+              <w:suppressLineNumbers w:val="false"/>
+              <w:pBdr/>
+              <w:bidi w:val="false"/>
+              <w:spacing w:afterAutospacing="0" w:beforeAutospacing="0" w:line="240" w:lineRule="auto"/>
+              <w:ind w:right="0" w:firstLine="0" w:left="0"/>
+              <w:jc w:val="center"/>
+              <w:rPr>
+                <w:rFonts w:hint="default"/>
+                <w:b w:val="0"/>
+                <w:bCs/>
+                <w:sz w:val="18"/>
+                <w:szCs w:val="18"/>
+              </w:rPr>
+            </w:pPr>
+            <w:r>
+              <w:rPr>
+                <w:rFonts w:hint="default"/>
+                <w:b w:val="0"/>
+                <w:bCs/>
+                <w:sz w:val="18"/>
+                <w:szCs w:val="18"/>
+              </w:rPr>
+              <w:t xml:space="preserve">截止日期</w:t>
+            </w:r>
+            <w:r>
+              <w:rPr>
+                <w:rFonts w:hint="default"/>
+                <w:b w:val="0"/>
+                <w:bCs/>
+                <w:sz w:val="18"/>
+                <w:szCs w:val="18"/>
+              </w:rPr>
+            </w:r>
+          </w:p>
+        </w:tc>
+        <w:tc>
+          <w:tcPr>
+            <w:tcBorders/>
+            <w:tcW w:w="908" w:type="dxa"/>
+            <w:vAlign w:val="center"/>
+            <w:textDirection w:val="lrTb"/>
+            <w:noWrap w:val="false"/>
+          </w:tcPr>
+          <w:p>
+            <w:pPr>
+              <w:pStyle w:val="751"/>
+              <w:keepNext w:val="false"/>
+              <w:keepLines w:val="false"/>
+              <w:pageBreakBefore w:val="false"/>
+              <w:suppressLineNumbers w:val="false"/>
+              <w:pBdr/>
+              <w:bidi w:val="false"/>
+              <w:spacing w:afterAutospacing="0" w:beforeAutospacing="0" w:line="240" w:lineRule="auto"/>
+              <w:ind w:right="0" w:firstLine="0" w:left="0"/>
+              <w:jc w:val="center"/>
+              <w:rPr>
+                <w:rFonts w:hint="default"/>
+                <w:b w:val="0"/>
+                <w:bCs/>
+                <w:sz w:val="18"/>
+                <w:szCs w:val="18"/>
+              </w:rPr>
+            </w:pPr>
+            <w:r>
+              <w:rPr>
+                <w:rFonts w:hint="default"/>
+                <w:b w:val="0"/>
+                <w:bCs/>
+                <w:sz w:val="18"/>
+                <w:szCs w:val="18"/>
+              </w:rPr>
+              <w:t xml:space="preserve">贵公司欠</w:t>
+            </w:r>
+            <w:r>
+              <w:rPr>
+                <w:rFonts w:hint="default"/>
+                <w:b w:val="0"/>
+                <w:bCs/>
+                <w:sz w:val="18"/>
+                <w:szCs w:val="18"/>
+              </w:rPr>
+            </w:r>
+          </w:p>
+        </w:tc>
+        <w:tc>
+          <w:tcPr>
+            <w:tcBorders/>
+            <w:tcW w:w="0" w:type="auto"/>
+            <w:vAlign w:val="center"/>
+            <w:textDirection w:val="lrTb"/>
+            <w:noWrap w:val="false"/>
+          </w:tcPr>
+          <w:p>
+            <w:pPr>
+              <w:pStyle w:val="751"/>
+              <w:keepNext w:val="false"/>
+              <w:keepLines w:val="false"/>
+              <w:pageBreakBefore w:val="false"/>
+              <w:suppressLineNumbers w:val="false"/>
+              <w:pBdr/>
+              <w:bidi w:val="false"/>
+              <w:spacing w:afterAutospacing="0" w:beforeAutospacing="0" w:line="240" w:lineRule="auto"/>
+              <w:ind w:right="0" w:firstLine="0" w:left="0"/>
+              <w:jc w:val="center"/>
+              <w:rPr>
+                <w:rFonts w:hint="default"/>
+                <w:b w:val="0"/>
+                <w:bCs/>
+                <w:sz w:val="18"/>
+                <w:szCs w:val="18"/>
+              </w:rPr>
+            </w:pPr>
+            <w:r>
+              <w:rPr>
+                <w:rFonts w:hint="default"/>
+                <w:b w:val="0"/>
+                <w:bCs/>
+                <w:sz w:val="18"/>
+                <w:szCs w:val="18"/>
+              </w:rPr>
+              <w:t xml:space="preserve">向贵公司采购</w:t>
+            </w:r>
+            <w:r>
+              <w:rPr>
+                <w:rFonts w:hint="default"/>
+                <w:b w:val="0"/>
+                <w:bCs/>
+                <w:sz w:val="18"/>
+                <w:szCs w:val="18"/>
+              </w:rPr>
+            </w:r>
+          </w:p>
+          <w:p>
+            <w:pPr>
+              <w:pStyle w:val="751"/>
+              <w:keepNext w:val="false"/>
+              <w:keepLines w:val="false"/>
+              <w:pageBreakBefore w:val="false"/>
+              <w:suppressLineNumbers w:val="false"/>
+              <w:pBdr/>
+              <w:bidi w:val="false"/>
+              <w:spacing w:afterAutospacing="0" w:beforeAutospacing="0" w:line="240" w:lineRule="auto"/>
+              <w:ind w:right="0" w:firstLine="0" w:left="0"/>
+              <w:jc w:val="center"/>
+              <w:rPr>
+                <w:rFonts w:hint="default"/>
+                <w:b w:val="0"/>
+                <w:bCs/>
+                <w:sz w:val="18"/>
+                <w:szCs w:val="18"/>
+              </w:rPr>
+            </w:pPr>
+            <w:r>
+              <w:rPr>
+                <w:rFonts w:hint="default"/>
+                <w:b w:val="0"/>
+                <w:bCs/>
+                <w:sz w:val="18"/>
+                <w:szCs w:val="18"/>
+              </w:rPr>
+              <w:t xml:space="preserve">（不含税）</w:t>
+            </w:r>
+            <w:r>
+              <w:rPr>
+                <w:rFonts w:hint="default"/>
+                <w:b w:val="0"/>
+                <w:bCs/>
+                <w:sz w:val="18"/>
+                <w:szCs w:val="18"/>
+              </w:rPr>
+            </w:r>
+          </w:p>
+        </w:tc>
+        <w:tc>
+          <w:tcPr>
+            <w:tcBorders/>
+            <w:tcW w:w="0" w:type="auto"/>
+            <w:vAlign w:val="center"/>
+            <w:textDirection w:val="lrTb"/>
+            <w:noWrap w:val="false"/>
+          </w:tcPr>
+          <w:p>
+            <w:pPr>
+              <w:pStyle w:val="751"/>
+              <w:keepNext w:val="false"/>
+              <w:keepLines w:val="false"/>
+              <w:pageBreakBefore w:val="false"/>
+              <w:suppressLineNumbers w:val="false"/>
+              <w:pBdr/>
+              <w:bidi w:val="false"/>
+              <w:spacing w:afterAutospacing="0" w:beforeAutospacing="0" w:line="240" w:lineRule="auto"/>
+              <w:ind w:right="0" w:firstLine="0" w:left="0"/>
+              <w:jc w:val="center"/>
+              <w:rPr>
+                <w:rFonts w:hint="default"/>
+                <w:b w:val="0"/>
+                <w:bCs/>
+                <w:sz w:val="18"/>
+                <w:szCs w:val="18"/>
+              </w:rPr>
+            </w:pPr>
+            <w:r>
+              <w:rPr>
+                <w:rFonts w:hint="default"/>
+                <w:b w:val="0"/>
+                <w:bCs/>
+                <w:sz w:val="18"/>
+                <w:szCs w:val="18"/>
+              </w:rPr>
+              <w:t xml:space="preserve">欠贵公司</w:t>
+            </w:r>
+            <w:r>
+              <w:rPr>
+                <w:rFonts w:hint="default"/>
+                <w:b w:val="0"/>
+                <w:bCs/>
+                <w:sz w:val="18"/>
+                <w:szCs w:val="18"/>
+              </w:rPr>
+            </w:r>
+          </w:p>
+          <w:p>
+            <w:pPr>
+              <w:pStyle w:val="751"/>
+              <w:keepNext w:val="false"/>
+              <w:keepLines w:val="false"/>
+              <w:pageBreakBefore w:val="false"/>
+              <w:suppressLineNumbers w:val="false"/>
+              <w:pBdr/>
+              <w:bidi w:val="false"/>
+              <w:spacing w:afterAutospacing="0" w:beforeAutospacing="0" w:line="240" w:lineRule="auto"/>
+              <w:ind w:right="0" w:firstLine="0" w:left="0"/>
+              <w:jc w:val="center"/>
+              <w:rPr>
+                <w:rFonts w:hint="default"/>
+                <w:b w:val="0"/>
+                <w:bCs/>
+                <w:sz w:val="18"/>
+                <w:szCs w:val="18"/>
+              </w:rPr>
+            </w:pPr>
+            <w:r>
+              <w:rPr>
+                <w:rFonts w:hint="default"/>
+                <w:b w:val="0"/>
+                <w:bCs/>
+                <w:sz w:val="18"/>
+                <w:szCs w:val="18"/>
+              </w:rPr>
+              <w:t xml:space="preserve">（不含暂估）</w:t>
+            </w:r>
+            <w:r>
+              <w:rPr>
+                <w:rFonts w:hint="default"/>
+                <w:b w:val="0"/>
+                <w:bCs/>
+                <w:sz w:val="18"/>
+                <w:szCs w:val="18"/>
+              </w:rPr>
+            </w:r>
+          </w:p>
+        </w:tc>
+        <w:tc>
+          <w:tcPr>
+            <w:tcBorders/>
+            <w:tcW w:w="908" w:type="dxa"/>
+            <w:vAlign w:val="center"/>
+            <w:textDirection w:val="lrTb"/>
+            <w:noWrap w:val="false"/>
+          </w:tcPr>
+          <w:p>
+            <w:pPr>
+              <w:pStyle w:val="751"/>
+              <w:keepNext w:val="false"/>
+              <w:keepLines w:val="false"/>
+              <w:pageBreakBefore w:val="false"/>
+              <w:suppressLineNumbers w:val="false"/>
+              <w:pBdr/>
+              <w:bidi w:val="false"/>
+              <w:spacing w:afterAutospacing="0" w:beforeAutospacing="0" w:line="240" w:lineRule="auto"/>
+              <w:ind w:right="0" w:firstLine="0" w:left="0"/>
+              <w:jc w:val="center"/>
+              <w:rPr>
+                <w:rFonts w:hint="default"/>
+                <w:b w:val="0"/>
+                <w:bCs/>
+                <w:sz w:val="18"/>
+                <w:szCs w:val="18"/>
+              </w:rPr>
+            </w:pPr>
+            <w:r>
+              <w:rPr>
+                <w:rFonts w:hint="default"/>
+                <w:b w:val="0"/>
+                <w:bCs/>
+                <w:sz w:val="18"/>
+                <w:szCs w:val="18"/>
+              </w:rPr>
+              <w:t xml:space="preserve">暂估金额</w:t>
+            </w:r>
+            <w:r>
+              <w:rPr>
+                <w:rFonts w:hint="default"/>
+                <w:b w:val="0"/>
+                <w:bCs/>
+                <w:sz w:val="18"/>
+                <w:szCs w:val="18"/>
+              </w:rPr>
+            </w:r>
+          </w:p>
+        </w:tc>
+        <w:tc>
+          <w:tcPr>
+            <w:tcBorders/>
+            <w:tcW w:w="1398" w:type="dxa"/>
+            <w:vAlign w:val="center"/>
+            <w:textDirection w:val="lrTb"/>
+            <w:noWrap w:val="false"/>
+          </w:tcPr>
+          <w:p>
+            <w:pPr>
+              <w:pStyle w:val="751"/>
+              <w:keepNext w:val="false"/>
+              <w:keepLines w:val="false"/>
+              <w:pageBreakBefore w:val="false"/>
+              <w:suppressLineNumbers w:val="false"/>
+              <w:pBdr/>
+              <w:bidi w:val="false"/>
+              <w:spacing w:afterAutospacing="0" w:beforeAutospacing="0" w:line="240" w:lineRule="auto"/>
+              <w:ind w:right="0" w:firstLine="0" w:left="0"/>
+              <w:jc w:val="center"/>
+              <w:rPr>
+                <w:rFonts w:hint="default"/>
+                <w:b w:val="0"/>
+                <w:bCs/>
+                <w:sz w:val="18"/>
+                <w:szCs w:val="18"/>
+              </w:rPr>
+            </w:pPr>
+            <w:r>
+              <w:rPr>
+                <w:rFonts w:hint="default"/>
+                <w:b w:val="0"/>
+                <w:bCs/>
+                <w:sz w:val="18"/>
+                <w:szCs w:val="18"/>
+              </w:rPr>
+              <w:t xml:space="preserve">本公司科目</w:t>
+            </w:r>
+            <w:r>
+              <w:rPr>
+                <w:rFonts w:hint="default"/>
+                <w:b w:val="0"/>
+                <w:bCs/>
+                <w:sz w:val="18"/>
+                <w:szCs w:val="18"/>
+              </w:rPr>
+            </w:r>
+          </w:p>
+        </w:tc>
+      </w:tr>
+      <w:tr>
+        <w:trPr>
+          <w:jc w:val="center"/>
+          <w:trHeight w:val="0"/>
+        </w:trPr>
+        <w:tc>
+          <w:tcPr>
+            <w:shd w:val="clear" w:color="auto" w:fill="auto"/>
+            <w:tcBorders/>
+            <w:tcW w:w="2341" w:type="dxa"/>
+            <w:vAlign w:val="center"/>
+            <w:textDirection w:val="lrTb"/>
+            <w:noWrap w:val="false"/>
+          </w:tcPr>
+          <w:p>
+            <w:pPr>
+              <w:keepNext w:val="false"/>
+              <w:keepLines w:val="false"/>
+              <w:pageBreakBefore w:val="false"/>
+              <w:widowControl w:val="true"/>
+              <w:suppressLineNumbers w:val="false"/>
+              <w:pBdr/>
+              <w:bidi w:val="false"/>
+              <w:spacing w:line="240" w:lineRule="auto"/>
+              <w:ind w:right="0" w:firstLine="0" w:left="0"/>
+              <w:jc w:val="center"/>
+              <w:rPr>
+                <w:rFonts w:hint="default" w:ascii="宋体" w:hAnsi="Times New Roman" w:eastAsia="宋体" w:cs="Times New Roman"/>
+                <w:sz w:val="18"/>
+                <w:szCs w:val="18"/>
+                <w:lang w:val="en-US" w:eastAsia="zh-CN" w:bidi="ar-SA"/>
+                <w14:ligatures w14:val="standardContextual"/>
+              </w:rPr>
+            </w:pPr>
+            <w:r>
+              <w:rPr>
+                <w:rFonts w:ascii="宋体" w:hAnsi="宋体" w:eastAsia="宋体" w:cs="宋体"/>
+                <w:sz w:val="18"/>
+                <w:szCs w:val="18"/>
+              </w:rPr>
+              <w:t xml:space="preserve">Output（科目余额分录.截止日期/票据日期，asc，科目余额分录.科目=“</w:t>
+            </w:r>
+            <w:r>
+              <w:rPr>
+                <w:rFonts w:hint="eastAsia" w:ascii="宋体" w:hAnsi="宋体" w:eastAsia="宋体" w:cs="宋体"/>
+                <w:sz w:val="18"/>
+                <w:szCs w:val="18"/>
+                <w:lang w:val="en-US" w:eastAsia="zh-CN"/>
+              </w:rPr>
+              <w:t xml:space="preserve">应付账款</w:t>
+            </w:r>
+            <w:r>
+              <w:rPr>
+                <w:rFonts w:ascii="宋体" w:hAnsi="宋体" w:eastAsia="宋体" w:cs="宋体"/>
+                <w:sz w:val="18"/>
+                <w:szCs w:val="18"/>
+              </w:rPr>
+              <w:t xml:space="preserve">”）</w:t>
+            </w:r>
+            <w:r>
+              <w:rPr>
+                <w:rFonts w:hint="default" w:ascii="宋体" w:hAnsi="Times New Roman" w:eastAsia="宋体" w:cs="Times New Roman"/>
+                <w:sz w:val="18"/>
+                <w:szCs w:val="18"/>
+                <w:lang w:val="en-US" w:eastAsia="zh-CN" w:bidi="ar-SA"/>
+                <w14:ligatures w14:val="standardContextual"/>
+              </w:rPr>
+            </w:r>
+          </w:p>
+        </w:tc>
+        <w:tc>
+          <w:tcPr>
+            <w:shd w:val="clear" w:color="auto" w:fill="auto"/>
+            <w:tcBorders/>
+            <w:tcW w:w="908" w:type="dxa"/>
+            <w:vAlign w:val="center"/>
+            <w:textDirection w:val="lrTb"/>
+            <w:noWrap w:val="false"/>
+          </w:tcPr>
+          <w:p>
+            <w:pPr>
+              <w:pStyle w:val="751"/>
+              <w:keepNext w:val="false"/>
+              <w:keepLines w:val="false"/>
+              <w:pageBreakBefore w:val="false"/>
+              <w:suppressLineNumbers w:val="false"/>
+              <w:pBdr/>
+              <w:bidi w:val="false"/>
+              <w:spacing w:afterAutospacing="0" w:beforeAutospacing="0" w:line="240" w:lineRule="auto"/>
+              <w:ind w:right="0" w:firstLine="0" w:left="0"/>
+              <w:jc w:val="center"/>
+              <w:rPr>
+                <w:rFonts w:hint="default" w:ascii="宋体" w:hAnsi="Times New Roman" w:eastAsia="宋体" w:cs="Times New Roman"/>
+                <w:sz w:val="18"/>
+                <w:szCs w:val="18"/>
+                <w:lang w:val="en-US" w:eastAsia="zh-CN" w:bidi="ar-SA"/>
+                <w14:ligatures w14:val="standardContextual"/>
+              </w:rPr>
+            </w:pPr>
+            <w:r>
+              <w:rPr>
+                <w:rFonts w:hint="eastAsia" w:ascii="宋体" w:eastAsia="宋体" w:cs="Times New Roman"/>
+                <w:sz w:val="18"/>
+                <w:szCs w:val="18"/>
+                <w:lang w:val="en-US" w:eastAsia="zh-CN" w:bidi="ar-SA"/>
+                <w14:ligatures w14:val="standardContextual"/>
+              </w:rPr>
+              <w:t xml:space="preserve">无</w:t>
+            </w:r>
+            <w:r>
+              <w:rPr>
+                <w:rFonts w:hint="default" w:ascii="宋体" w:hAnsi="Times New Roman" w:eastAsia="宋体" w:cs="Times New Roman"/>
+                <w:sz w:val="18"/>
+                <w:szCs w:val="18"/>
+                <w:lang w:val="en-US" w:eastAsia="zh-CN" w:bidi="ar-SA"/>
+                <w14:ligatures w14:val="standardContextual"/>
+              </w:rPr>
+            </w:r>
+          </w:p>
+        </w:tc>
+        <w:tc>
+          <w:tcPr>
+            <w:shd w:val="clear" w:color="auto" w:fill="auto"/>
+            <w:tcBorders/>
+            <w:tcW w:w="0" w:type="auto"/>
+            <w:vAlign w:val="center"/>
+            <w:textDirection w:val="lrTb"/>
+            <w:noWrap w:val="false"/>
+          </w:tcPr>
+          <w:p>
+            <w:pPr>
+              <w:pStyle w:val="751"/>
+              <w:keepNext w:val="false"/>
+              <w:keepLines w:val="false"/>
+              <w:pageBreakBefore w:val="false"/>
+              <w:suppressLineNumbers w:val="false"/>
+              <w:pBdr/>
+              <w:bidi w:val="false"/>
+              <w:spacing w:afterAutospacing="0" w:beforeAutospacing="0" w:line="240" w:lineRule="auto"/>
+              <w:ind w:right="0" w:firstLine="0" w:left="0"/>
+              <w:jc w:val="center"/>
+              <w:rPr>
+                <w:rFonts w:hint="default" w:ascii="宋体" w:hAnsi="Times New Roman" w:eastAsia="宋体" w:cs="Times New Roman"/>
+                <w:sz w:val="18"/>
+                <w:szCs w:val="18"/>
+                <w:lang w:val="en-US" w:eastAsia="zh-CN" w:bidi="ar-SA"/>
+                <w14:ligatures w14:val="standardContextual"/>
+              </w:rPr>
+            </w:pPr>
+            <w:r>
+              <w:rPr>
+                <w:rFonts w:hint="eastAsia" w:ascii="宋体" w:eastAsia="宋体"/>
+                <w:sz w:val="18"/>
+                <w:szCs w:val="18"/>
+                <w:lang w:val="en-US" w:eastAsia="zh-CN"/>
+              </w:rPr>
+              <w:t xml:space="preserve">无</w:t>
+            </w:r>
+            <w:r>
+              <w:rPr>
+                <w:rFonts w:hint="default" w:ascii="宋体" w:hAnsi="Times New Roman" w:eastAsia="宋体" w:cs="Times New Roman"/>
+                <w:sz w:val="18"/>
+                <w:szCs w:val="18"/>
+                <w:lang w:val="en-US" w:eastAsia="zh-CN" w:bidi="ar-SA"/>
+                <w14:ligatures w14:val="standardContextual"/>
+              </w:rPr>
+            </w:r>
+          </w:p>
+        </w:tc>
+        <w:tc>
+          <w:tcPr>
+            <w:shd w:val="clear" w:color="auto" w:fill="auto"/>
+            <w:tcBorders/>
+            <w:tcW w:w="0" w:type="auto"/>
+            <w:vAlign w:val="center"/>
+            <w:textDirection w:val="lrTb"/>
+            <w:noWrap w:val="false"/>
+          </w:tcPr>
+          <w:p>
+            <w:pPr>
+              <w:pStyle w:val="751"/>
+              <w:keepNext w:val="false"/>
+              <w:keepLines w:val="false"/>
+              <w:pageBreakBefore w:val="false"/>
+              <w:suppressLineNumbers w:val="false"/>
+              <w:pBdr/>
+              <w:bidi w:val="false"/>
+              <w:spacing w:afterAutospacing="0" w:beforeAutospacing="0" w:line="240" w:lineRule="auto"/>
+              <w:ind w:right="0" w:firstLine="0" w:left="0"/>
+              <w:jc w:val="center"/>
+              <w:rPr>
+                <w:rFonts w:hint="default" w:ascii="宋体" w:hAnsi="Times New Roman" w:eastAsia="宋体" w:cs="Times New Roman"/>
+                <w:sz w:val="18"/>
+                <w:szCs w:val="18"/>
+                <w:lang w:val="en-US" w:eastAsia="zh-CN" w:bidi="ar-SA"/>
+                <w14:ligatures w14:val="standardContextual"/>
+              </w:rPr>
+            </w:pPr>
+            <w:r>
+              <w:rPr>
+                <w:rFonts w:ascii="宋体" w:hAnsi="宋体" w:eastAsia="宋体" w:cs="宋体"/>
+                <w:sz w:val="18"/>
+                <w:szCs w:val="18"/>
+              </w:rPr>
+              <w:t xml:space="preserve">Output（科目余额分录.询证金额）</w:t>
+            </w:r>
+            <w:r>
+              <w:rPr>
+                <w:rFonts w:hint="default" w:ascii="宋体" w:hAnsi="Times New Roman" w:eastAsia="宋体" w:cs="Times New Roman"/>
+                <w:sz w:val="18"/>
+                <w:szCs w:val="18"/>
+                <w:lang w:val="en-US" w:eastAsia="zh-CN" w:bidi="ar-SA"/>
+                <w14:ligatures w14:val="standardContextual"/>
+              </w:rPr>
+            </w:r>
+          </w:p>
+        </w:tc>
+        <w:tc>
+          <w:tcPr>
+            <w:tcBorders/>
+            <w:tcW w:w="908" w:type="dxa"/>
+            <w:vAlign w:val="center"/>
+            <w:textDirection w:val="lrTb"/>
+            <w:noWrap w:val="false"/>
+          </w:tcPr>
+          <w:p>
+            <w:pPr>
+              <w:pStyle w:val="751"/>
+              <w:keepNext w:val="false"/>
+              <w:keepLines w:val="false"/>
+              <w:pageBreakBefore w:val="false"/>
+              <w:suppressLineNumbers w:val="false"/>
+              <w:pBdr/>
+              <w:bidi w:val="false"/>
+              <w:spacing w:afterAutospacing="0" w:beforeAutospacing="0" w:line="240" w:lineRule="auto"/>
+              <w:ind w:right="0" w:firstLine="0" w:left="0"/>
+              <w:jc w:val="center"/>
+              <w:rPr>
+                <w:rFonts w:hint="eastAsia" w:ascii="宋体" w:eastAsia="宋体"/>
+                <w:sz w:val="18"/>
+                <w:szCs w:val="18"/>
+                <w:lang w:val="en-US" w:eastAsia="zh-CN"/>
+              </w:rPr>
+            </w:pPr>
+            <w:r>
+              <w:rPr>
+                <w:rFonts w:hint="eastAsia" w:ascii="宋体"/>
+                <w:sz w:val="18"/>
+                <w:szCs w:val="18"/>
+                <w:lang w:val="en-US" w:eastAsia="zh-CN"/>
+              </w:rPr>
+              <w:t xml:space="preserve">无</w:t>
+            </w:r>
+            <w:r>
+              <w:rPr>
+                <w:rFonts w:hint="eastAsia" w:ascii="宋体" w:eastAsia="宋体"/>
+                <w:sz w:val="18"/>
+                <w:szCs w:val="18"/>
+                <w:lang w:val="en-US" w:eastAsia="zh-CN"/>
+              </w:rPr>
+            </w:r>
+          </w:p>
+        </w:tc>
+        <w:tc>
+          <w:tcPr>
+            <w:shd w:val="clear" w:color="auto" w:fill="auto"/>
+            <w:tcBorders/>
+            <w:tcW w:w="1398" w:type="dxa"/>
+            <w:vAlign w:val="center"/>
+            <w:textDirection w:val="lrTb"/>
+            <w:noWrap w:val="false"/>
+          </w:tcPr>
+          <w:p>
+            <w:pPr>
+              <w:keepNext w:val="false"/>
+              <w:keepLines w:val="false"/>
+              <w:pageBreakBefore w:val="false"/>
+              <w:widowControl w:val="true"/>
+              <w:suppressLineNumbers w:val="false"/>
+              <w:pBdr/>
+              <w:bidi w:val="false"/>
+              <w:spacing w:line="240" w:lineRule="auto"/>
+              <w:ind w:right="0" w:firstLine="0" w:left="0"/>
+              <w:jc w:val="center"/>
+              <w:rPr>
+                <w:rFonts w:hint="default" w:ascii="宋体" w:hAnsi="Times New Roman" w:eastAsia="宋体" w:cs="Times New Roman"/>
+                <w:sz w:val="18"/>
+                <w:szCs w:val="18"/>
+                <w:lang w:val="en-US" w:eastAsia="zh-CN" w:bidi="ar-SA"/>
+                <w14:ligatures w14:val="standardContextual"/>
+              </w:rPr>
+            </w:pPr>
+            <w:r>
+              <w:rPr>
+                <w:rFonts w:ascii="宋体" w:hAnsi="宋体" w:eastAsia="宋体" w:cs="宋体"/>
+                <w:sz w:val="18"/>
+                <w:szCs w:val="18"/>
+              </w:rPr>
+              <w:t xml:space="preserve">Output（科目余额分录.科目）</w:t>
+            </w:r>
+            <w:r>
+              <w:rPr>
+                <w:rFonts w:hint="default" w:ascii="宋体" w:hAnsi="Times New Roman" w:eastAsia="宋体" w:cs="Times New Roman"/>
+                <w:sz w:val="18"/>
+                <w:szCs w:val="18"/>
+                <w:lang w:val="en-US" w:eastAsia="zh-CN" w:bidi="ar-SA"/>
+                <w14:ligatures w14:val="standardContextual"/>
+              </w:rPr>
+            </w:r>
+          </w:p>
+        </w:tc>
+      </w:tr>
+      <w:tr>
+        <w:trPr>
+          <w:jc w:val="center"/>
+          <w:trHeight w:val="0"/>
+        </w:trPr>
+        <w:tc>
+          <w:tcPr>
+            <w:shd w:val="clear" w:color="auto" w:fill="auto"/>
+            <w:tcBorders/>
+            <w:tcW w:w="2341" w:type="dxa"/>
+            <w:vAlign w:val="center"/>
+            <w:textDirection w:val="lrTb"/>
+            <w:noWrap w:val="false"/>
+          </w:tcPr>
+          <w:p>
+            <w:pPr>
+              <w:keepNext w:val="false"/>
+              <w:keepLines w:val="false"/>
+              <w:pageBreakBefore w:val="false"/>
+              <w:widowControl w:val="true"/>
+              <w:suppressLineNumbers w:val="false"/>
+              <w:pBdr/>
+              <w:bidi w:val="false"/>
+              <w:spacing w:line="240" w:lineRule="auto"/>
+              <w:ind w:right="0" w:firstLine="0" w:left="0"/>
+              <w:jc w:val="center"/>
+              <w:rPr>
+                <w:rFonts w:hint="default" w:ascii="宋体" w:hAnsi="Times New Roman" w:eastAsia="宋体" w:cs="Times New Roman"/>
+                <w:sz w:val="18"/>
+                <w:szCs w:val="18"/>
+                <w:lang w:val="en-US" w:eastAsia="zh-CN" w:bidi="ar-SA"/>
+                <w14:ligatures w14:val="standardContextual"/>
+              </w:rPr>
+            </w:pPr>
+            <w:r>
+              <w:rPr>
+                <w:rFonts w:ascii="宋体" w:hAnsi="宋体" w:eastAsia="宋体" w:cs="宋体"/>
+                <w:sz w:val="18"/>
+                <w:szCs w:val="18"/>
+              </w:rPr>
+              <w:t xml:space="preserve">Output（科目余额分录.截止日期/票据日期，asc，科目余额分录.科目=“</w:t>
+            </w:r>
+            <w:r>
+              <w:rPr>
+                <w:rFonts w:hint="eastAsia" w:ascii="宋体" w:hAnsi="宋体" w:eastAsia="宋体" w:cs="宋体"/>
+                <w:sz w:val="18"/>
+                <w:szCs w:val="18"/>
+                <w:lang w:val="en-US" w:eastAsia="zh-CN"/>
+              </w:rPr>
+              <w:t xml:space="preserve">应付账款</w:t>
+            </w:r>
+            <w:r>
+              <w:rPr>
+                <w:rFonts w:hint="eastAsia" w:ascii="宋体" w:hAnsi="宋体" w:cs="宋体"/>
+                <w:sz w:val="18"/>
+                <w:szCs w:val="18"/>
+                <w:lang w:val="en-US" w:eastAsia="zh-CN"/>
+              </w:rPr>
+              <w:t xml:space="preserve">-开票</w:t>
+            </w:r>
+            <w:r>
+              <w:rPr>
+                <w:rFonts w:ascii="宋体" w:hAnsi="宋体" w:eastAsia="宋体" w:cs="宋体"/>
+                <w:sz w:val="18"/>
+                <w:szCs w:val="18"/>
+              </w:rPr>
+              <w:t xml:space="preserve">”）</w:t>
+            </w:r>
+            <w:r>
+              <w:rPr>
+                <w:rFonts w:hint="default" w:ascii="宋体" w:hAnsi="Times New Roman" w:eastAsia="宋体" w:cs="Times New Roman"/>
+                <w:sz w:val="18"/>
+                <w:szCs w:val="18"/>
+                <w:lang w:val="en-US" w:eastAsia="zh-CN" w:bidi="ar-SA"/>
+                <w14:ligatures w14:val="standardContextual"/>
+              </w:rPr>
+            </w:r>
+          </w:p>
+        </w:tc>
+        <w:tc>
+          <w:tcPr>
+            <w:shd w:val="clear" w:color="auto" w:fill="auto"/>
+            <w:tcBorders/>
+            <w:tcW w:w="908" w:type="dxa"/>
+            <w:vAlign w:val="center"/>
+            <w:textDirection w:val="lrTb"/>
+            <w:noWrap w:val="false"/>
+          </w:tcPr>
+          <w:p>
+            <w:pPr>
+              <w:pStyle w:val="751"/>
+              <w:keepNext w:val="false"/>
+              <w:keepLines w:val="false"/>
+              <w:pageBreakBefore w:val="false"/>
+              <w:suppressLineNumbers w:val="false"/>
+              <w:pBdr/>
+              <w:bidi w:val="false"/>
+              <w:spacing w:afterAutospacing="0" w:beforeAutospacing="0" w:line="240" w:lineRule="auto"/>
+              <w:ind w:right="0" w:firstLine="0" w:left="0"/>
+              <w:jc w:val="center"/>
+              <w:rPr>
+                <w:rFonts w:hint="default" w:ascii="宋体" w:hAnsi="Times New Roman" w:eastAsia="宋体" w:cs="Times New Roman"/>
+                <w:sz w:val="18"/>
+                <w:szCs w:val="18"/>
+                <w:lang w:val="en-US" w:eastAsia="zh-CN" w:bidi="ar-SA"/>
+                <w14:ligatures w14:val="standardContextual"/>
+              </w:rPr>
+            </w:pPr>
+            <w:r>
+              <w:rPr>
+                <w:rFonts w:hint="eastAsia" w:ascii="宋体" w:eastAsia="宋体" w:cs="Times New Roman"/>
+                <w:sz w:val="18"/>
+                <w:szCs w:val="18"/>
+                <w:lang w:val="en-US" w:eastAsia="zh-CN" w:bidi="ar-SA"/>
+                <w14:ligatures w14:val="standardContextual"/>
+              </w:rPr>
+              <w:t xml:space="preserve">无</w:t>
+            </w:r>
+            <w:r>
+              <w:rPr>
+                <w:rFonts w:hint="default" w:ascii="宋体" w:hAnsi="Times New Roman" w:eastAsia="宋体" w:cs="Times New Roman"/>
+                <w:sz w:val="18"/>
+                <w:szCs w:val="18"/>
+                <w:lang w:val="en-US" w:eastAsia="zh-CN" w:bidi="ar-SA"/>
+                <w14:ligatures w14:val="standardContextual"/>
+              </w:rPr>
+            </w:r>
+          </w:p>
+        </w:tc>
+        <w:tc>
+          <w:tcPr>
+            <w:shd w:val="clear" w:color="auto" w:fill="auto"/>
+            <w:tcBorders/>
+            <w:tcW w:w="1201" w:type="dxa"/>
+            <w:vAlign w:val="center"/>
+            <w:textDirection w:val="lrTb"/>
+            <w:noWrap w:val="false"/>
+          </w:tcPr>
+          <w:p>
+            <w:pPr>
+              <w:pStyle w:val="751"/>
+              <w:keepNext w:val="false"/>
+              <w:keepLines w:val="false"/>
+              <w:pageBreakBefore w:val="false"/>
+              <w:suppressLineNumbers w:val="false"/>
+              <w:pBdr/>
+              <w:bidi w:val="false"/>
+              <w:spacing w:afterAutospacing="0" w:beforeAutospacing="0" w:line="240" w:lineRule="auto"/>
+              <w:ind w:right="0" w:firstLine="0" w:left="0"/>
+              <w:jc w:val="center"/>
+              <w:rPr>
+                <w:rFonts w:hint="default" w:ascii="宋体" w:hAnsi="Times New Roman" w:eastAsia="宋体" w:cs="Times New Roman"/>
+                <w:sz w:val="18"/>
+                <w:szCs w:val="18"/>
+                <w:lang w:val="en-US" w:eastAsia="zh-CN" w:bidi="ar-SA"/>
+                <w14:ligatures w14:val="standardContextual"/>
+              </w:rPr>
+            </w:pPr>
+            <w:r>
+              <w:rPr>
+                <w:rFonts w:hint="eastAsia" w:ascii="宋体" w:eastAsia="宋体"/>
+                <w:sz w:val="18"/>
+                <w:szCs w:val="18"/>
+                <w:lang w:val="en-US" w:eastAsia="zh-CN"/>
+              </w:rPr>
+              <w:t xml:space="preserve">无</w:t>
+            </w:r>
+            <w:r>
+              <w:rPr>
+                <w:rFonts w:hint="default" w:ascii="宋体" w:hAnsi="Times New Roman" w:eastAsia="宋体" w:cs="Times New Roman"/>
+                <w:sz w:val="18"/>
+                <w:szCs w:val="18"/>
+                <w:lang w:val="en-US" w:eastAsia="zh-CN" w:bidi="ar-SA"/>
+                <w14:ligatures w14:val="standardContextual"/>
+              </w:rPr>
+            </w:r>
+          </w:p>
+        </w:tc>
+        <w:tc>
+          <w:tcPr>
+            <w:shd w:val="clear" w:color="auto" w:fill="auto"/>
+            <w:tcBorders/>
+            <w:tcW w:w="1557" w:type="dxa"/>
+            <w:vAlign w:val="center"/>
+            <w:textDirection w:val="lrTb"/>
+            <w:noWrap w:val="false"/>
+          </w:tcPr>
+          <w:p>
+            <w:pPr>
+              <w:pStyle w:val="751"/>
+              <w:keepNext w:val="false"/>
+              <w:keepLines w:val="false"/>
+              <w:pageBreakBefore w:val="false"/>
+              <w:suppressLineNumbers w:val="false"/>
+              <w:pBdr/>
+              <w:bidi w:val="false"/>
+              <w:spacing w:afterAutospacing="0" w:beforeAutospacing="0" w:line="240" w:lineRule="auto"/>
+              <w:ind w:right="0" w:firstLine="0" w:left="0"/>
+              <w:jc w:val="center"/>
+              <w:rPr>
+                <w:rFonts w:hint="default" w:ascii="宋体" w:hAnsi="Times New Roman" w:eastAsia="宋体" w:cs="Times New Roman"/>
+                <w:sz w:val="18"/>
+                <w:szCs w:val="18"/>
+                <w:lang w:val="en-US" w:eastAsia="zh-CN" w:bidi="ar-SA"/>
+                <w14:ligatures w14:val="standardContextual"/>
+              </w:rPr>
+            </w:pPr>
+            <w:r>
+              <w:rPr>
+                <w:rFonts w:ascii="宋体" w:hAnsi="宋体" w:eastAsia="宋体" w:cs="宋体"/>
+                <w:sz w:val="18"/>
+                <w:szCs w:val="18"/>
+              </w:rPr>
+              <w:t xml:space="preserve">Output（科目余额分录.询证金额）</w:t>
+            </w:r>
+            <w:r>
+              <w:rPr>
+                <w:rFonts w:hint="default" w:ascii="宋体" w:hAnsi="Times New Roman" w:eastAsia="宋体" w:cs="Times New Roman"/>
+                <w:sz w:val="18"/>
+                <w:szCs w:val="18"/>
+                <w:lang w:val="en-US" w:eastAsia="zh-CN" w:bidi="ar-SA"/>
+                <w14:ligatures w14:val="standardContextual"/>
+              </w:rPr>
+            </w:r>
+          </w:p>
+        </w:tc>
+        <w:tc>
+          <w:tcPr>
+            <w:shd w:val="clear" w:color="auto" w:fill="auto"/>
+            <w:tcBorders/>
+            <w:tcW w:w="908" w:type="dxa"/>
+            <w:vAlign w:val="center"/>
+            <w:textDirection w:val="lrTb"/>
+            <w:noWrap w:val="false"/>
+          </w:tcPr>
+          <w:p>
+            <w:pPr>
+              <w:pStyle w:val="751"/>
+              <w:keepNext w:val="false"/>
+              <w:keepLines w:val="false"/>
+              <w:pageBreakBefore w:val="false"/>
+              <w:suppressLineNumbers w:val="false"/>
+              <w:pBdr/>
+              <w:bidi w:val="false"/>
+              <w:spacing w:afterAutospacing="0" w:beforeAutospacing="0" w:line="240" w:lineRule="auto"/>
+              <w:ind w:right="0" w:firstLine="0" w:left="0"/>
+              <w:jc w:val="center"/>
+              <w:rPr>
+                <w:rFonts w:hint="default" w:ascii="宋体" w:hAnsi="Times New Roman" w:eastAsia="宋体" w:cs="Times New Roman"/>
+                <w:sz w:val="18"/>
+                <w:szCs w:val="18"/>
+                <w:lang w:val="en-US" w:eastAsia="zh-CN" w:bidi="ar-SA"/>
+                <w14:ligatures w14:val="standardContextual"/>
+              </w:rPr>
+            </w:pPr>
+            <w:r>
+              <w:rPr>
+                <w:rFonts w:hint="eastAsia" w:ascii="宋体"/>
+                <w:sz w:val="18"/>
+                <w:szCs w:val="18"/>
+                <w:lang w:val="en-US" w:eastAsia="zh-CN"/>
+              </w:rPr>
+              <w:t xml:space="preserve">无</w:t>
+            </w:r>
+            <w:r>
+              <w:rPr>
+                <w:rFonts w:hint="default" w:ascii="宋体" w:hAnsi="Times New Roman" w:eastAsia="宋体" w:cs="Times New Roman"/>
+                <w:sz w:val="18"/>
+                <w:szCs w:val="18"/>
+                <w:lang w:val="en-US" w:eastAsia="zh-CN" w:bidi="ar-SA"/>
+                <w14:ligatures w14:val="standardContextual"/>
+              </w:rPr>
+            </w:r>
+          </w:p>
+        </w:tc>
+        <w:tc>
+          <w:tcPr>
+            <w:shd w:val="clear" w:color="auto" w:fill="auto"/>
+            <w:tcBorders/>
+            <w:tcW w:w="1398" w:type="dxa"/>
+            <w:vAlign w:val="center"/>
+            <w:textDirection w:val="lrTb"/>
+            <w:noWrap w:val="false"/>
+          </w:tcPr>
+          <w:p>
+            <w:pPr>
+              <w:keepNext w:val="false"/>
+              <w:keepLines w:val="false"/>
+              <w:pageBreakBefore w:val="false"/>
+              <w:widowControl w:val="true"/>
+              <w:suppressLineNumbers w:val="false"/>
+              <w:pBdr/>
+              <w:bidi w:val="false"/>
+              <w:spacing w:line="240" w:lineRule="auto"/>
+              <w:ind w:right="0" w:firstLine="0" w:left="0"/>
+              <w:jc w:val="center"/>
+              <w:rPr>
+                <w:rFonts w:hint="default" w:ascii="宋体" w:hAnsi="Times New Roman" w:eastAsia="宋体" w:cs="Times New Roman"/>
+                <w:sz w:val="18"/>
+                <w:szCs w:val="18"/>
+                <w:lang w:val="en-US" w:eastAsia="zh-CN" w:bidi="ar-SA"/>
+                <w14:ligatures w14:val="standardContextual"/>
+              </w:rPr>
+            </w:pPr>
+            <w:r>
+              <w:rPr>
+                <w:rFonts w:ascii="宋体" w:hAnsi="宋体" w:eastAsia="宋体" w:cs="宋体"/>
+                <w:sz w:val="18"/>
+                <w:szCs w:val="18"/>
+              </w:rPr>
+              <w:t xml:space="preserve">Output（科目余额分录.科目）</w:t>
+            </w:r>
+            <w:r>
+              <w:rPr>
+                <w:rFonts w:hint="default" w:ascii="宋体" w:hAnsi="Times New Roman" w:eastAsia="宋体" w:cs="Times New Roman"/>
+                <w:sz w:val="18"/>
+                <w:szCs w:val="18"/>
+                <w:lang w:val="en-US" w:eastAsia="zh-CN" w:bidi="ar-SA"/>
+                <w14:ligatures w14:val="standardContextual"/>
+              </w:rPr>
+            </w:r>
+          </w:p>
+        </w:tc>
+      </w:tr>
+      <w:tr>
+        <w:trPr>
+          <w:jc w:val="center"/>
+          <w:trHeight w:val="0"/>
+        </w:trPr>
+        <w:tc>
+          <w:tcPr>
+            <w:shd w:val="clear" w:color="auto" w:fill="auto"/>
+            <w:tcBorders/>
+            <w:tcW w:w="2341" w:type="dxa"/>
+            <w:vAlign w:val="center"/>
+            <w:textDirection w:val="lrTb"/>
+            <w:noWrap w:val="false"/>
+          </w:tcPr>
+          <w:p>
+            <w:pPr>
+              <w:keepNext w:val="false"/>
+              <w:keepLines w:val="false"/>
+              <w:pageBreakBefore w:val="false"/>
+              <w:widowControl w:val="true"/>
+              <w:suppressLineNumbers w:val="false"/>
+              <w:pBdr/>
+              <w:bidi w:val="false"/>
+              <w:spacing w:line="240" w:lineRule="auto"/>
+              <w:ind w:right="0" w:firstLine="0" w:left="0"/>
+              <w:jc w:val="center"/>
+              <w:rPr>
+                <w:rFonts w:hint="default" w:ascii="宋体" w:hAnsi="Times New Roman" w:eastAsia="宋体" w:cs="Times New Roman"/>
+                <w:sz w:val="18"/>
+                <w:szCs w:val="18"/>
+                <w:lang w:val="en-US" w:eastAsia="zh-CN" w:bidi="ar-SA"/>
+                <w14:ligatures w14:val="standardContextual"/>
+              </w:rPr>
+            </w:pPr>
+            <w:r>
+              <w:rPr>
+                <w:rFonts w:ascii="宋体" w:hAnsi="宋体" w:eastAsia="宋体" w:cs="宋体"/>
+                <w:sz w:val="18"/>
+                <w:szCs w:val="18"/>
+              </w:rPr>
+              <w:t xml:space="preserve">Output（科目余额分录.截止日期/票据日期，asc，科目余额分录.科目=“</w:t>
+            </w:r>
+            <w:r>
+              <w:rPr>
+                <w:rFonts w:hint="eastAsia" w:ascii="宋体" w:hAnsi="宋体" w:eastAsia="宋体" w:cs="宋体"/>
+                <w:sz w:val="18"/>
+                <w:szCs w:val="18"/>
+                <w:lang w:val="en-US" w:eastAsia="zh-CN"/>
+              </w:rPr>
+              <w:t xml:space="preserve">应付账款</w:t>
+            </w:r>
+            <w:r>
+              <w:rPr>
+                <w:rFonts w:hint="eastAsia" w:ascii="宋体" w:hAnsi="宋体" w:cs="宋体"/>
+                <w:sz w:val="18"/>
+                <w:szCs w:val="18"/>
+                <w:lang w:val="en-US" w:eastAsia="zh-CN"/>
+              </w:rPr>
+              <w:t xml:space="preserve">-未开票</w:t>
+            </w:r>
+            <w:r>
+              <w:rPr>
+                <w:rFonts w:ascii="宋体" w:hAnsi="宋体" w:eastAsia="宋体" w:cs="宋体"/>
+                <w:sz w:val="18"/>
+                <w:szCs w:val="18"/>
+              </w:rPr>
+              <w:t xml:space="preserve">”）</w:t>
+            </w:r>
+            <w:r>
+              <w:rPr>
+                <w:rFonts w:hint="default" w:ascii="宋体" w:hAnsi="Times New Roman" w:eastAsia="宋体" w:cs="Times New Roman"/>
+                <w:sz w:val="18"/>
+                <w:szCs w:val="18"/>
+                <w:lang w:val="en-US" w:eastAsia="zh-CN" w:bidi="ar-SA"/>
+                <w14:ligatures w14:val="standardContextual"/>
+              </w:rPr>
+            </w:r>
+          </w:p>
+        </w:tc>
+        <w:tc>
+          <w:tcPr>
+            <w:shd w:val="clear" w:color="auto" w:fill="auto"/>
+            <w:tcBorders/>
+            <w:tcW w:w="908" w:type="dxa"/>
+            <w:vAlign w:val="center"/>
+            <w:textDirection w:val="lrTb"/>
+            <w:noWrap w:val="false"/>
+          </w:tcPr>
+          <w:p>
+            <w:pPr>
+              <w:pStyle w:val="751"/>
+              <w:keepNext w:val="false"/>
+              <w:keepLines w:val="false"/>
+              <w:pageBreakBefore w:val="false"/>
+              <w:suppressLineNumbers w:val="false"/>
+              <w:pBdr/>
+              <w:bidi w:val="false"/>
+              <w:spacing w:afterAutospacing="0" w:beforeAutospacing="0" w:line="240" w:lineRule="auto"/>
+              <w:ind w:right="0" w:firstLine="0" w:left="0"/>
+              <w:jc w:val="center"/>
+              <w:rPr>
+                <w:rFonts w:hint="eastAsia" w:ascii="宋体" w:hAnsi="Times New Roman" w:eastAsia="宋体" w:cs="Times New Roman"/>
+                <w:sz w:val="18"/>
+                <w:szCs w:val="18"/>
+                <w:lang w:val="en-US" w:eastAsia="zh-CN" w:bidi="ar-SA"/>
+                <w14:ligatures w14:val="standardContextual"/>
+              </w:rPr>
+            </w:pPr>
+            <w:r>
+              <w:rPr>
+                <w:rFonts w:hint="eastAsia" w:ascii="宋体" w:eastAsia="宋体" w:cs="Times New Roman"/>
+                <w:sz w:val="18"/>
+                <w:szCs w:val="18"/>
+                <w:lang w:val="en-US" w:eastAsia="zh-CN" w:bidi="ar-SA"/>
+                <w14:ligatures w14:val="standardContextual"/>
+              </w:rPr>
+              <w:t xml:space="preserve">无</w:t>
+            </w:r>
+            <w:r>
+              <w:rPr>
+                <w:rFonts w:hint="eastAsia" w:ascii="宋体" w:hAnsi="Times New Roman" w:eastAsia="宋体" w:cs="Times New Roman"/>
+                <w:sz w:val="18"/>
+                <w:szCs w:val="18"/>
+                <w:lang w:val="en-US" w:eastAsia="zh-CN" w:bidi="ar-SA"/>
+                <w14:ligatures w14:val="standardContextual"/>
+              </w:rPr>
+            </w:r>
+          </w:p>
+        </w:tc>
+        <w:tc>
+          <w:tcPr>
+            <w:shd w:val="clear" w:color="auto" w:fill="auto"/>
+            <w:tcBorders/>
+            <w:tcW w:w="1201" w:type="dxa"/>
+            <w:vAlign w:val="center"/>
+            <w:textDirection w:val="lrTb"/>
+            <w:noWrap w:val="false"/>
+          </w:tcPr>
+          <w:p>
+            <w:pPr>
+              <w:pStyle w:val="751"/>
+              <w:keepNext w:val="false"/>
+              <w:keepLines w:val="false"/>
+              <w:pageBreakBefore w:val="false"/>
+              <w:suppressLineNumbers w:val="false"/>
+              <w:pBdr/>
+              <w:bidi w:val="false"/>
+              <w:spacing w:afterAutospacing="0" w:beforeAutospacing="0" w:line="240" w:lineRule="auto"/>
+              <w:ind w:right="0" w:firstLine="0" w:left="0"/>
+              <w:jc w:val="center"/>
+              <w:rPr>
+                <w:rFonts w:hint="eastAsia" w:ascii="宋体" w:hAnsi="Times New Roman" w:eastAsia="宋体" w:cs="Times New Roman"/>
+                <w:sz w:val="18"/>
+                <w:szCs w:val="18"/>
+                <w:lang w:val="en-US" w:eastAsia="zh-CN" w:bidi="ar-SA"/>
+                <w14:ligatures w14:val="standardContextual"/>
+              </w:rPr>
+            </w:pPr>
+            <w:r>
+              <w:rPr>
+                <w:rFonts w:hint="eastAsia" w:ascii="宋体" w:eastAsia="宋体"/>
+                <w:sz w:val="18"/>
+                <w:szCs w:val="18"/>
+                <w:lang w:val="en-US" w:eastAsia="zh-CN"/>
+              </w:rPr>
+              <w:t xml:space="preserve">无</w:t>
+            </w:r>
+            <w:r>
+              <w:rPr>
+                <w:rFonts w:hint="eastAsia" w:ascii="宋体" w:hAnsi="Times New Roman" w:eastAsia="宋体" w:cs="Times New Roman"/>
+                <w:sz w:val="18"/>
+                <w:szCs w:val="18"/>
+                <w:lang w:val="en-US" w:eastAsia="zh-CN" w:bidi="ar-SA"/>
+                <w14:ligatures w14:val="standardContextual"/>
+              </w:rPr>
+            </w:r>
+          </w:p>
+        </w:tc>
+        <w:tc>
+          <w:tcPr>
+            <w:shd w:val="clear" w:color="auto" w:fill="auto"/>
+            <w:tcBorders/>
+            <w:tcW w:w="1557" w:type="dxa"/>
+            <w:vAlign w:val="center"/>
+            <w:textDirection w:val="lrTb"/>
+            <w:noWrap w:val="false"/>
+          </w:tcPr>
+          <w:p>
+            <w:pPr>
+              <w:pStyle w:val="751"/>
+              <w:keepNext w:val="false"/>
+              <w:keepLines w:val="false"/>
+              <w:pageBreakBefore w:val="false"/>
+              <w:suppressLineNumbers w:val="false"/>
+              <w:pBdr/>
+              <w:bidi w:val="false"/>
+              <w:spacing w:afterAutospacing="0" w:beforeAutospacing="0" w:line="240" w:lineRule="auto"/>
+              <w:ind w:right="0" w:firstLine="0" w:left="0"/>
+              <w:jc w:val="center"/>
+              <w:rPr>
+                <w:rFonts w:hint="eastAsia" w:ascii="宋体" w:hAnsi="Times New Roman" w:eastAsia="宋体" w:cs="Times New Roman"/>
+                <w:sz w:val="18"/>
+                <w:szCs w:val="18"/>
+                <w:lang w:val="en-US" w:eastAsia="zh-CN" w:bidi="ar-SA"/>
+                <w14:ligatures w14:val="standardContextual"/>
+              </w:rPr>
+            </w:pPr>
+            <w:r>
+              <w:rPr>
+                <w:rFonts w:ascii="宋体" w:hAnsi="宋体" w:eastAsia="宋体" w:cs="宋体"/>
+                <w:sz w:val="18"/>
+                <w:szCs w:val="18"/>
+              </w:rPr>
+              <w:t xml:space="preserve">Output（科目余额分录.询证金额）</w:t>
+            </w:r>
+            <w:r>
+              <w:rPr>
+                <w:rFonts w:hint="eastAsia" w:ascii="宋体" w:hAnsi="Times New Roman" w:eastAsia="宋体" w:cs="Times New Roman"/>
+                <w:sz w:val="18"/>
+                <w:szCs w:val="18"/>
+                <w:lang w:val="en-US" w:eastAsia="zh-CN" w:bidi="ar-SA"/>
+                <w14:ligatures w14:val="standardContextual"/>
+              </w:rPr>
+            </w:r>
+          </w:p>
+        </w:tc>
+        <w:tc>
+          <w:tcPr>
+            <w:shd w:val="clear" w:color="auto" w:fill="auto"/>
+            <w:tcBorders/>
+            <w:tcW w:w="908" w:type="dxa"/>
+            <w:vAlign w:val="center"/>
+            <w:textDirection w:val="lrTb"/>
+            <w:noWrap w:val="false"/>
+          </w:tcPr>
+          <w:p>
+            <w:pPr>
+              <w:pStyle w:val="751"/>
+              <w:keepNext w:val="false"/>
+              <w:keepLines w:val="false"/>
+              <w:pageBreakBefore w:val="false"/>
+              <w:suppressLineNumbers w:val="false"/>
+              <w:pBdr/>
+              <w:bidi w:val="false"/>
+              <w:spacing w:afterAutospacing="0" w:beforeAutospacing="0" w:line="240" w:lineRule="auto"/>
+              <w:ind w:right="0" w:firstLine="0" w:left="0"/>
+              <w:jc w:val="center"/>
+              <w:rPr>
+                <w:rFonts w:hint="eastAsia" w:ascii="宋体" w:hAnsi="Times New Roman" w:eastAsia="宋体" w:cs="Times New Roman"/>
+                <w:sz w:val="18"/>
+                <w:szCs w:val="18"/>
+                <w:lang w:val="en-US" w:eastAsia="zh-CN" w:bidi="ar-SA"/>
+                <w14:ligatures w14:val="standardContextual"/>
+              </w:rPr>
+            </w:pPr>
+            <w:r>
+              <w:rPr>
+                <w:rFonts w:hint="eastAsia" w:ascii="宋体"/>
+                <w:sz w:val="18"/>
+                <w:szCs w:val="18"/>
+                <w:lang w:val="en-US" w:eastAsia="zh-CN"/>
+              </w:rPr>
+              <w:t xml:space="preserve">无</w:t>
+            </w:r>
+            <w:r>
+              <w:rPr>
+                <w:rFonts w:hint="eastAsia" w:ascii="宋体" w:hAnsi="Times New Roman" w:eastAsia="宋体" w:cs="Times New Roman"/>
+                <w:sz w:val="18"/>
+                <w:szCs w:val="18"/>
+                <w:lang w:val="en-US" w:eastAsia="zh-CN" w:bidi="ar-SA"/>
+                <w14:ligatures w14:val="standardContextual"/>
+              </w:rPr>
+            </w:r>
+          </w:p>
+        </w:tc>
+        <w:tc>
+          <w:tcPr>
+            <w:shd w:val="clear" w:color="auto" w:fill="auto"/>
+            <w:tcBorders/>
+            <w:tcW w:w="1398" w:type="dxa"/>
+            <w:vAlign w:val="center"/>
+            <w:textDirection w:val="lrTb"/>
+            <w:noWrap w:val="false"/>
+          </w:tcPr>
+          <w:p>
+            <w:pPr>
+              <w:keepNext w:val="false"/>
+              <w:keepLines w:val="false"/>
+              <w:pageBreakBefore w:val="false"/>
+              <w:widowControl w:val="true"/>
+              <w:suppressLineNumbers w:val="false"/>
+              <w:pBdr/>
+              <w:bidi w:val="false"/>
+              <w:spacing w:line="240" w:lineRule="auto"/>
+              <w:ind w:right="0" w:firstLine="0" w:left="0"/>
+              <w:jc w:val="center"/>
+              <w:rPr>
+                <w:rFonts w:hint="default" w:ascii="宋体" w:hAnsi="Times New Roman" w:eastAsia="宋体" w:cs="Times New Roman"/>
+                <w:sz w:val="18"/>
+                <w:szCs w:val="18"/>
+                <w:lang w:val="en-US" w:eastAsia="zh-CN" w:bidi="ar-SA"/>
+                <w14:ligatures w14:val="standardContextual"/>
+              </w:rPr>
+            </w:pPr>
+            <w:r>
+              <w:rPr>
+                <w:rFonts w:ascii="宋体" w:hAnsi="宋体" w:eastAsia="宋体" w:cs="宋体"/>
+                <w:sz w:val="18"/>
+                <w:szCs w:val="18"/>
+              </w:rPr>
+              <w:t xml:space="preserve">Output（科目余额分录.科目）</w:t>
+            </w:r>
+            <w:r>
+              <w:rPr>
+                <w:rFonts w:hint="default" w:ascii="宋体" w:hAnsi="Times New Roman" w:eastAsia="宋体" w:cs="Times New Roman"/>
+                <w:sz w:val="18"/>
+                <w:szCs w:val="18"/>
+                <w:lang w:val="en-US" w:eastAsia="zh-CN" w:bidi="ar-SA"/>
+                <w14:ligatures w14:val="standardContextual"/>
+              </w:rPr>
+            </w:r>
+          </w:p>
+        </w:tc>
+      </w:tr>
+      <w:tr>
+        <w:trPr>
+          <w:jc w:val="center"/>
+          <w:trHeight w:val="0"/>
+        </w:trPr>
+        <w:tc>
+          <w:tcPr>
+            <w:shd w:val="clear" w:color="auto" w:fill="auto"/>
+            <w:tcBorders/>
+            <w:tcW w:w="2341" w:type="dxa"/>
+            <w:vAlign w:val="center"/>
+            <w:textDirection w:val="lrTb"/>
+            <w:noWrap w:val="false"/>
+          </w:tcPr>
+          <w:p>
+            <w:pPr>
+              <w:keepNext w:val="false"/>
+              <w:keepLines w:val="false"/>
+              <w:pageBreakBefore w:val="false"/>
+              <w:widowControl w:val="true"/>
+              <w:suppressLineNumbers w:val="false"/>
+              <w:pBdr/>
+              <w:bidi w:val="false"/>
+              <w:spacing w:line="240" w:lineRule="auto"/>
+              <w:ind w:right="0" w:firstLine="0" w:left="0"/>
+              <w:jc w:val="center"/>
+              <w:rPr>
+                <w:rFonts w:hint="default" w:ascii="宋体" w:hAnsi="Times New Roman" w:eastAsia="宋体" w:cs="Times New Roman"/>
+                <w:sz w:val="18"/>
+                <w:szCs w:val="18"/>
+                <w:lang w:val="en-US" w:eastAsia="zh-CN" w:bidi="ar-SA"/>
+                <w14:ligatures w14:val="standardContextual"/>
+              </w:rPr>
+            </w:pPr>
+            <w:r>
+              <w:rPr>
+                <w:rFonts w:ascii="宋体" w:hAnsi="宋体" w:eastAsia="宋体" w:cs="宋体"/>
+                <w:sz w:val="18"/>
+                <w:szCs w:val="18"/>
+              </w:rPr>
+              <w:t xml:space="preserve">Output（科目余额分录.截止日期/票据日期，asc，科目余额分录.科目=“</w:t>
+            </w:r>
+            <w:r>
+              <w:rPr>
+                <w:rFonts w:hint="eastAsia" w:ascii="宋体" w:hAnsi="宋体" w:eastAsia="宋体" w:cs="宋体"/>
+                <w:sz w:val="18"/>
+                <w:szCs w:val="18"/>
+                <w:lang w:val="en-US" w:eastAsia="zh-CN"/>
+              </w:rPr>
+              <w:t xml:space="preserve">应付暂估</w:t>
+            </w:r>
+            <w:r>
+              <w:rPr>
+                <w:rFonts w:ascii="宋体" w:hAnsi="宋体" w:eastAsia="宋体" w:cs="宋体"/>
+                <w:sz w:val="18"/>
+                <w:szCs w:val="18"/>
+              </w:rPr>
+              <w:t xml:space="preserve">”）</w:t>
+            </w:r>
+            <w:r>
+              <w:rPr>
+                <w:rFonts w:hint="default" w:ascii="宋体" w:hAnsi="Times New Roman" w:eastAsia="宋体" w:cs="Times New Roman"/>
+                <w:sz w:val="18"/>
+                <w:szCs w:val="18"/>
+                <w:lang w:val="en-US" w:eastAsia="zh-CN" w:bidi="ar-SA"/>
+                <w14:ligatures w14:val="standardContextual"/>
+              </w:rPr>
+            </w:r>
+          </w:p>
+        </w:tc>
+        <w:tc>
+          <w:tcPr>
+            <w:shd w:val="clear" w:color="auto" w:fill="auto"/>
+            <w:tcBorders/>
+            <w:tcW w:w="908" w:type="dxa"/>
+            <w:vAlign w:val="center"/>
+            <w:textDirection w:val="lrTb"/>
+            <w:noWrap w:val="false"/>
+          </w:tcPr>
+          <w:p>
+            <w:pPr>
+              <w:keepNext w:val="false"/>
+              <w:keepLines w:val="false"/>
+              <w:pageBreakBefore w:val="false"/>
+              <w:widowControl w:val="true"/>
+              <w:suppressLineNumbers w:val="false"/>
+              <w:pBdr/>
+              <w:bidi w:val="false"/>
+              <w:spacing w:line="240" w:lineRule="auto"/>
+              <w:ind w:right="0" w:firstLine="0" w:left="0"/>
+              <w:jc w:val="center"/>
+              <w:rPr>
+                <w:rFonts w:hint="eastAsia" w:ascii="宋体" w:hAnsi="Times New Roman" w:eastAsia="宋体" w:cs="Times New Roman"/>
+                <w:sz w:val="18"/>
+                <w:szCs w:val="18"/>
+                <w:lang w:val="en-US" w:eastAsia="zh-CN" w:bidi="ar-SA"/>
+                <w14:ligatures w14:val="standardContextual"/>
+              </w:rPr>
+            </w:pPr>
+            <w:r>
+              <w:rPr>
+                <w:rFonts w:hint="eastAsia" w:ascii="宋体" w:eastAsia="宋体" w:cs="Times New Roman"/>
+                <w:sz w:val="18"/>
+                <w:szCs w:val="18"/>
+                <w:lang w:val="en-US" w:eastAsia="zh-CN" w:bidi="ar-SA"/>
+                <w14:ligatures w14:val="standardContextual"/>
+              </w:rPr>
+              <w:t xml:space="preserve">无</w:t>
+            </w:r>
+            <w:r>
+              <w:rPr>
+                <w:rFonts w:hint="eastAsia" w:ascii="宋体" w:hAnsi="Times New Roman" w:eastAsia="宋体" w:cs="Times New Roman"/>
+                <w:sz w:val="18"/>
+                <w:szCs w:val="18"/>
+                <w:lang w:val="en-US" w:eastAsia="zh-CN" w:bidi="ar-SA"/>
+                <w14:ligatures w14:val="standardContextual"/>
+              </w:rPr>
+            </w:r>
+          </w:p>
+        </w:tc>
+        <w:tc>
+          <w:tcPr>
+            <w:shd w:val="clear" w:color="auto" w:fill="auto"/>
+            <w:tcBorders/>
+            <w:tcW w:w="1201" w:type="dxa"/>
+            <w:vAlign w:val="center"/>
+            <w:textDirection w:val="lrTb"/>
+            <w:noWrap w:val="false"/>
+          </w:tcPr>
+          <w:p>
+            <w:pPr>
+              <w:pStyle w:val="751"/>
+              <w:keepNext w:val="false"/>
+              <w:keepLines w:val="false"/>
+              <w:pageBreakBefore w:val="false"/>
+              <w:suppressLineNumbers w:val="false"/>
+              <w:pBdr/>
+              <w:bidi w:val="false"/>
+              <w:spacing w:afterAutospacing="0" w:beforeAutospacing="0" w:line="240" w:lineRule="auto"/>
+              <w:ind w:right="0" w:firstLine="0" w:left="0"/>
+              <w:jc w:val="center"/>
+              <w:rPr>
+                <w:rFonts w:hint="eastAsia" w:ascii="宋体" w:hAnsi="Times New Roman" w:eastAsia="宋体" w:cs="Times New Roman"/>
+                <w:sz w:val="18"/>
+                <w:szCs w:val="18"/>
+                <w:lang w:val="en-US" w:eastAsia="zh-CN" w:bidi="ar-SA"/>
+                <w14:ligatures w14:val="standardContextual"/>
+              </w:rPr>
+            </w:pPr>
+            <w:r>
+              <w:rPr>
+                <w:rFonts w:hint="eastAsia" w:ascii="宋体" w:eastAsia="宋体"/>
+                <w:sz w:val="18"/>
+                <w:szCs w:val="18"/>
+                <w:lang w:val="en-US" w:eastAsia="zh-CN"/>
+              </w:rPr>
+              <w:t xml:space="preserve">无</w:t>
+            </w:r>
+            <w:r>
+              <w:rPr>
+                <w:rFonts w:hint="eastAsia" w:ascii="宋体" w:hAnsi="Times New Roman" w:eastAsia="宋体" w:cs="Times New Roman"/>
+                <w:sz w:val="18"/>
+                <w:szCs w:val="18"/>
+                <w:lang w:val="en-US" w:eastAsia="zh-CN" w:bidi="ar-SA"/>
+                <w14:ligatures w14:val="standardContextual"/>
+              </w:rPr>
+            </w:r>
+          </w:p>
+        </w:tc>
+        <w:tc>
+          <w:tcPr>
+            <w:shd w:val="clear" w:color="auto" w:fill="auto"/>
+            <w:tcBorders/>
+            <w:tcW w:w="1557" w:type="dxa"/>
+            <w:vAlign w:val="center"/>
+            <w:textDirection w:val="lrTb"/>
+            <w:noWrap w:val="false"/>
+          </w:tcPr>
+          <w:p>
+            <w:pPr>
+              <w:keepNext w:val="false"/>
+              <w:keepLines w:val="false"/>
+              <w:pageBreakBefore w:val="false"/>
+              <w:widowControl w:val="true"/>
+              <w:suppressLineNumbers w:val="false"/>
+              <w:pBdr/>
+              <w:bidi w:val="false"/>
+              <w:spacing w:line="240" w:lineRule="auto"/>
+              <w:ind w:right="0" w:firstLine="0" w:left="0"/>
+              <w:jc w:val="center"/>
+              <w:rPr>
+                <w:rFonts w:hint="eastAsia" w:ascii="宋体" w:hAnsi="Times New Roman" w:eastAsia="宋体" w:cs="Times New Roman"/>
+                <w:sz w:val="18"/>
+                <w:szCs w:val="18"/>
+                <w:lang w:val="en-US" w:eastAsia="zh-CN" w:bidi="ar-SA"/>
+                <w14:ligatures w14:val="standardContextual"/>
+              </w:rPr>
+            </w:pPr>
+            <w:r>
+              <w:rPr>
+                <w:rFonts w:hint="eastAsia" w:ascii="宋体" w:cs="Times New Roman"/>
+                <w:sz w:val="18"/>
+                <w:szCs w:val="18"/>
+                <w:lang w:val="en-US" w:eastAsia="zh-CN" w:bidi="ar-SA"/>
+                <w14:ligatures w14:val="standardContextual"/>
+              </w:rPr>
+              <w:t xml:space="preserve">无</w:t>
+            </w:r>
+            <w:r>
+              <w:rPr>
+                <w:rFonts w:hint="eastAsia" w:ascii="宋体" w:hAnsi="Times New Roman" w:eastAsia="宋体" w:cs="Times New Roman"/>
+                <w:sz w:val="18"/>
+                <w:szCs w:val="18"/>
+                <w:lang w:val="en-US" w:eastAsia="zh-CN" w:bidi="ar-SA"/>
+                <w14:ligatures w14:val="standardContextual"/>
+              </w:rPr>
+            </w:r>
+          </w:p>
+        </w:tc>
+        <w:tc>
+          <w:tcPr>
+            <w:shd w:val="clear" w:color="auto" w:fill="auto"/>
+            <w:tcBorders/>
+            <w:tcW w:w="908" w:type="dxa"/>
+            <w:vAlign w:val="center"/>
+            <w:textDirection w:val="lrTb"/>
+            <w:noWrap w:val="false"/>
+          </w:tcPr>
+          <w:p>
+            <w:pPr>
+              <w:pStyle w:val="751"/>
+              <w:keepNext w:val="false"/>
+              <w:keepLines w:val="false"/>
+              <w:pageBreakBefore w:val="false"/>
+              <w:suppressLineNumbers w:val="false"/>
+              <w:pBdr/>
+              <w:bidi w:val="false"/>
+              <w:spacing w:afterAutospacing="0" w:beforeAutospacing="0" w:line="240" w:lineRule="auto"/>
+              <w:ind w:right="0" w:firstLine="0" w:left="0"/>
+              <w:jc w:val="center"/>
+              <w:rPr>
+                <w:rFonts w:hint="default" w:ascii="宋体" w:hAnsi="Times New Roman" w:eastAsia="宋体" w:cs="Times New Roman"/>
+                <w:sz w:val="18"/>
+                <w:szCs w:val="18"/>
+                <w:lang w:val="en-US" w:eastAsia="zh-CN" w:bidi="ar-SA"/>
+                <w14:ligatures w14:val="standardContextual"/>
+              </w:rPr>
+            </w:pPr>
+            <w:r>
+              <w:rPr>
+                <w:rFonts w:ascii="宋体" w:hAnsi="宋体" w:eastAsia="宋体" w:cs="宋体"/>
+                <w:sz w:val="18"/>
+                <w:szCs w:val="18"/>
+              </w:rPr>
+              <w:t xml:space="preserve">Output（科目余额分录.询证金额）</w:t>
+            </w:r>
+            <w:r>
+              <w:rPr>
+                <w:rFonts w:hint="default" w:ascii="宋体" w:hAnsi="Times New Roman" w:eastAsia="宋体" w:cs="Times New Roman"/>
+                <w:sz w:val="18"/>
+                <w:szCs w:val="18"/>
+                <w:lang w:val="en-US" w:eastAsia="zh-CN" w:bidi="ar-SA"/>
+                <w14:ligatures w14:val="standardContextual"/>
+              </w:rPr>
+            </w:r>
+          </w:p>
+        </w:tc>
+        <w:tc>
+          <w:tcPr>
+            <w:shd w:val="clear" w:color="auto" w:fill="auto"/>
+            <w:tcBorders/>
+            <w:tcW w:w="1398" w:type="dxa"/>
+            <w:vAlign w:val="center"/>
+            <w:textDirection w:val="lrTb"/>
+            <w:noWrap w:val="false"/>
+          </w:tcPr>
+          <w:p>
+            <w:pPr>
+              <w:keepNext w:val="false"/>
+              <w:keepLines w:val="false"/>
+              <w:pageBreakBefore w:val="false"/>
+              <w:widowControl w:val="true"/>
+              <w:suppressLineNumbers w:val="false"/>
+              <w:pBdr/>
+              <w:bidi w:val="false"/>
+              <w:spacing w:line="240" w:lineRule="auto"/>
+              <w:ind w:right="0" w:firstLine="0" w:left="0"/>
+              <w:jc w:val="center"/>
+              <w:rPr>
+                <w:rFonts w:hint="default" w:ascii="宋体" w:hAnsi="Times New Roman" w:eastAsia="宋体" w:cs="Times New Roman"/>
+                <w:sz w:val="18"/>
+                <w:szCs w:val="18"/>
+                <w:lang w:val="en-US" w:eastAsia="zh-CN" w:bidi="ar-SA"/>
+                <w14:ligatures w14:val="standardContextual"/>
+              </w:rPr>
+            </w:pPr>
+            <w:r>
+              <w:rPr>
+                <w:rFonts w:ascii="宋体" w:hAnsi="宋体" w:eastAsia="宋体" w:cs="宋体"/>
+                <w:sz w:val="18"/>
+                <w:szCs w:val="18"/>
+              </w:rPr>
+              <w:t xml:space="preserve">Output（科目余额分录.科目）</w:t>
+            </w:r>
+            <w:r>
+              <w:rPr>
+                <w:rFonts w:hint="default" w:ascii="宋体" w:hAnsi="Times New Roman" w:eastAsia="宋体" w:cs="Times New Roman"/>
+                <w:sz w:val="18"/>
+                <w:szCs w:val="18"/>
+                <w:lang w:val="en-US" w:eastAsia="zh-CN" w:bidi="ar-SA"/>
+                <w14:ligatures w14:val="standardContextual"/>
+              </w:rPr>
+            </w:r>
+          </w:p>
+        </w:tc>
+      </w:tr>
+    </w:tbl>
+    <w:p>
+      <w:pPr>
+        <w:pStyle w:val="747"/>
+        <w:keepNext w:val="false"/>
+        <w:keepLines w:val="false"/>
+        <w:pageBreakBefore w:val="false"/>
+        <w:pBdr/>
+        <w:bidi w:val="false"/>
+        <w:spacing w:after="0" w:before="0" w:line="240" w:lineRule="auto"/>
+        <w:ind w:firstLine="480" w:left="160"/>
+        <w:rPr>
+          <w:sz w:val="18"/>
+          <w:szCs w:val="18"/>
+        </w:rPr>
+      </w:pPr>
+      <w:r>
+        <w:rPr>
+          <w:sz w:val="18"/>
+          <w:szCs w:val="18"/>
         </w:rPr>
       </w:r>
       <w:r>
         <w:rPr>
-          <w:b/>
           <w:sz w:val="18"/>
           <w:szCs w:val="18"/>
-          <w:highlight w:val="none"/>
         </w:rPr>
       </w:r>
     </w:p>
+    <w:p>
+      <w:pPr>
+        <w:pStyle w:val="747"/>
+        <w:keepNext w:val="false"/>
+        <w:keepLines w:val="false"/>
+        <w:pageBreakBefore w:val="false"/>
+        <w:pBdr/>
+        <w:bidi w:val="false"/>
+        <w:spacing w:after="0" w:before="0" w:line="240" w:lineRule="auto"/>
+        <w:ind w:firstLine="480" w:left="160"/>
+        <w:rPr>
+          <w:sz w:val="18"/>
+          <w:szCs w:val="18"/>
+        </w:rPr>
+      </w:pPr>
+      <w:r>
+        <w:rPr>
+          <w:sz w:val="18"/>
+          <w:szCs w:val="18"/>
+        </w:rPr>
+        <w:t xml:space="preserve">（2）应付贵公司票据</w:t>
+      </w:r>
+      <w:bookmarkStart w:id="0" w:name="_GoBack"/>
+      <w:r/>
+      <w:bookmarkEnd w:id="0"/>
+      <w:r/>
+      <w:r>
+        <w:rPr>
+          <w:sz w:val="18"/>
+          <w:szCs w:val="18"/>
+        </w:rPr>
+      </w:r>
+    </w:p>
+    <w:tbl>
+      <w:tblPr>
+        <w:tblStyle w:val="752"/>
+        <w:tblW w:w="8313" w:type="dxa"/>
+        <w:jc w:val="center"/>
+        <w:tblBorders>
+          <w:top w:val="single" w:color="auto" w:sz="4" w:space="0"/>
+          <w:left w:val="single" w:color="auto" w:sz="4" w:space="0"/>
+          <w:bottom w:val="single" w:color="auto" w:sz="4" w:space="0"/>
+          <w:right w:val="single" w:color="auto" w:sz="4" w:space="0"/>
+          <w:insideH w:val="single" w:color="auto" w:sz="4" w:space="0"/>
+          <w:insideV w:val="single" w:color="auto" w:sz="4" w:space="0"/>
+        </w:tblBorders>
+        <w:tblLayout w:type="autofit"/>
+        <w:tblCellMar>
+          <w:left w:w="0" w:type="dxa"/>
+          <w:top w:w="0" w:type="dxa"/>
+          <w:right w:w="0" w:type="dxa"/>
+          <w:bottom w:w="0" w:type="dxa"/>
+        </w:tblCellMar>
+        <w:tblLook w:val="04A0" w:firstRow="1" w:lastRow="0" w:firstColumn="1" w:lastColumn="0" w:noHBand="0" w:noVBand="1"/>
+      </w:tblPr>
+      <w:tblGrid>
+        <w:gridCol w:w="2796"/>
+        <w:gridCol w:w="1405"/>
+        <w:gridCol w:w="1267"/>
+        <w:gridCol w:w="1575"/>
+        <w:gridCol w:w="1270"/>
+      </w:tblGrid>
+      <w:tr>
+        <w:trPr>
+          <w:jc w:val="center"/>
+          <w:trHeight w:val="0"/>
+          <w:tblHeader/>
+        </w:trPr>
+        <w:tc>
+          <w:tcPr>
+            <w:tcBorders/>
+            <w:tcW w:w="2796" w:type="dxa"/>
+            <w:vAlign w:val="center"/>
+            <w:textDirection w:val="lrTb"/>
+            <w:noWrap w:val="false"/>
+          </w:tcPr>
+          <w:p>
+            <w:pPr>
+              <w:pStyle w:val="751"/>
+              <w:keepNext w:val="true"/>
+              <w:keepLines w:val="false"/>
+              <w:pageBreakBefore w:val="false"/>
+              <w:suppressLineNumbers w:val="false"/>
+              <w:pBdr/>
+              <w:bidi w:val="false"/>
+              <w:spacing w:afterAutospacing="0" w:beforeAutospacing="0" w:line="240" w:lineRule="auto"/>
+              <w:ind w:right="0" w:firstLine="0" w:left="0"/>
+              <w:jc w:val="center"/>
+              <w:rPr>
+                <w:rFonts w:hint="default" w:ascii="宋体" w:eastAsia="宋体"/>
+                <w:b w:val="0"/>
+                <w:bCs/>
+                <w:sz w:val="18"/>
+                <w:szCs w:val="18"/>
+              </w:rPr>
+            </w:pPr>
+            <w:r>
+              <w:rPr>
+                <w:rFonts w:hint="default" w:ascii="宋体" w:eastAsia="宋体"/>
+                <w:b w:val="0"/>
+                <w:bCs/>
+                <w:sz w:val="18"/>
+                <w:szCs w:val="18"/>
+              </w:rPr>
+              <w:t xml:space="preserve">出票日期</w:t>
+            </w:r>
+            <w:r>
+              <w:rPr>
+                <w:rFonts w:hint="default" w:ascii="宋体" w:eastAsia="宋体"/>
+                <w:b w:val="0"/>
+                <w:bCs/>
+                <w:sz w:val="18"/>
+                <w:szCs w:val="18"/>
+              </w:rPr>
+            </w:r>
+          </w:p>
+        </w:tc>
+        <w:tc>
+          <w:tcPr>
+            <w:tcBorders/>
+            <w:tcW w:w="1405" w:type="dxa"/>
+            <w:vAlign w:val="center"/>
+            <w:textDirection w:val="lrTb"/>
+            <w:noWrap w:val="false"/>
+          </w:tcPr>
+          <w:p>
+            <w:pPr>
+              <w:pStyle w:val="751"/>
+              <w:keepNext w:val="true"/>
+              <w:keepLines w:val="false"/>
+              <w:pageBreakBefore w:val="false"/>
+              <w:suppressLineNumbers w:val="false"/>
+              <w:pBdr/>
+              <w:bidi w:val="false"/>
+              <w:spacing w:afterAutospacing="0" w:beforeAutospacing="0" w:line="240" w:lineRule="auto"/>
+              <w:ind w:right="0" w:firstLine="0" w:left="0"/>
+              <w:jc w:val="center"/>
+              <w:rPr>
+                <w:rFonts w:hint="default" w:ascii="宋体" w:eastAsia="宋体"/>
+                <w:b w:val="0"/>
+                <w:bCs/>
+                <w:sz w:val="18"/>
+                <w:szCs w:val="18"/>
+              </w:rPr>
+            </w:pPr>
+            <w:r>
+              <w:rPr>
+                <w:rFonts w:hint="default" w:ascii="宋体" w:eastAsia="宋体"/>
+                <w:b w:val="0"/>
+                <w:bCs/>
+                <w:sz w:val="18"/>
+                <w:szCs w:val="18"/>
+              </w:rPr>
+              <w:t xml:space="preserve">票据编号</w:t>
+            </w:r>
+            <w:r>
+              <w:rPr>
+                <w:rFonts w:hint="default" w:ascii="宋体" w:eastAsia="宋体"/>
+                <w:b w:val="0"/>
+                <w:bCs/>
+                <w:sz w:val="18"/>
+                <w:szCs w:val="18"/>
+              </w:rPr>
+            </w:r>
+          </w:p>
+        </w:tc>
+        <w:tc>
+          <w:tcPr>
+            <w:tcBorders/>
+            <w:tcW w:w="0" w:type="auto"/>
+            <w:vAlign w:val="center"/>
+            <w:textDirection w:val="lrTb"/>
+            <w:noWrap w:val="false"/>
+          </w:tcPr>
+          <w:p>
+            <w:pPr>
+              <w:pStyle w:val="751"/>
+              <w:keepNext w:val="true"/>
+              <w:keepLines w:val="false"/>
+              <w:pageBreakBefore w:val="false"/>
+              <w:suppressLineNumbers w:val="false"/>
+              <w:pBdr/>
+              <w:bidi w:val="false"/>
+              <w:spacing w:afterAutospacing="0" w:beforeAutospacing="0" w:line="240" w:lineRule="auto"/>
+              <w:ind w:right="0" w:firstLine="0" w:left="0"/>
+              <w:jc w:val="center"/>
+              <w:rPr>
+                <w:rFonts w:hint="default" w:ascii="宋体" w:eastAsia="宋体"/>
+                <w:b w:val="0"/>
+                <w:bCs/>
+                <w:sz w:val="18"/>
+                <w:szCs w:val="18"/>
+              </w:rPr>
+            </w:pPr>
+            <w:r>
+              <w:rPr>
+                <w:rFonts w:hint="default" w:ascii="宋体" w:eastAsia="宋体"/>
+                <w:b w:val="0"/>
+                <w:bCs/>
+                <w:sz w:val="18"/>
+                <w:szCs w:val="18"/>
+              </w:rPr>
+              <w:t xml:space="preserve">金额</w:t>
+            </w:r>
+            <w:r>
+              <w:rPr>
+                <w:rFonts w:hint="default" w:ascii="宋体" w:eastAsia="宋体"/>
+                <w:b w:val="0"/>
+                <w:bCs/>
+                <w:sz w:val="18"/>
+                <w:szCs w:val="18"/>
+              </w:rPr>
+            </w:r>
+          </w:p>
+        </w:tc>
+        <w:tc>
+          <w:tcPr>
+            <w:tcBorders/>
+            <w:tcW w:w="0" w:type="auto"/>
+            <w:vAlign w:val="center"/>
+            <w:textDirection w:val="lrTb"/>
+            <w:noWrap w:val="false"/>
+          </w:tcPr>
+          <w:p>
+            <w:pPr>
+              <w:pStyle w:val="751"/>
+              <w:keepNext w:val="true"/>
+              <w:keepLines w:val="false"/>
+              <w:pageBreakBefore w:val="false"/>
+              <w:suppressLineNumbers w:val="false"/>
+              <w:pBdr/>
+              <w:bidi w:val="false"/>
+              <w:spacing w:afterAutospacing="0" w:beforeAutospacing="0" w:line="240" w:lineRule="auto"/>
+              <w:ind w:right="0" w:firstLine="0" w:left="0"/>
+              <w:jc w:val="center"/>
+              <w:rPr>
+                <w:rFonts w:hint="default" w:ascii="宋体" w:eastAsia="宋体"/>
+                <w:b w:val="0"/>
+                <w:bCs/>
+                <w:sz w:val="18"/>
+                <w:szCs w:val="18"/>
+              </w:rPr>
+            </w:pPr>
+            <w:r>
+              <w:rPr>
+                <w:rFonts w:hint="default" w:ascii="宋体" w:eastAsia="宋体"/>
+                <w:b w:val="0"/>
+                <w:bCs/>
+                <w:sz w:val="18"/>
+                <w:szCs w:val="18"/>
+              </w:rPr>
+              <w:t xml:space="preserve">受票人</w:t>
+            </w:r>
+            <w:r>
+              <w:rPr>
+                <w:rFonts w:hint="default" w:ascii="宋体" w:eastAsia="宋体"/>
+                <w:b w:val="0"/>
+                <w:bCs/>
+                <w:sz w:val="18"/>
+                <w:szCs w:val="18"/>
+              </w:rPr>
+            </w:r>
+          </w:p>
+        </w:tc>
+        <w:tc>
+          <w:tcPr>
+            <w:tcBorders/>
+            <w:tcW w:w="1270" w:type="dxa"/>
+            <w:vAlign w:val="center"/>
+            <w:textDirection w:val="lrTb"/>
+            <w:noWrap w:val="false"/>
+          </w:tcPr>
+          <w:p>
+            <w:pPr>
+              <w:pStyle w:val="751"/>
+              <w:keepNext w:val="true"/>
+              <w:keepLines w:val="false"/>
+              <w:pageBreakBefore w:val="false"/>
+              <w:suppressLineNumbers w:val="false"/>
+              <w:pBdr/>
+              <w:bidi w:val="false"/>
+              <w:spacing w:afterAutospacing="0" w:beforeAutospacing="0" w:line="240" w:lineRule="auto"/>
+              <w:ind w:right="0" w:firstLine="0" w:left="0"/>
+              <w:jc w:val="center"/>
+              <w:rPr>
+                <w:rFonts w:hint="default" w:ascii="宋体" w:eastAsia="宋体"/>
+                <w:b w:val="0"/>
+                <w:bCs/>
+                <w:sz w:val="18"/>
+                <w:szCs w:val="18"/>
+              </w:rPr>
+            </w:pPr>
+            <w:r>
+              <w:rPr>
+                <w:rFonts w:hint="default" w:ascii="宋体" w:eastAsia="宋体"/>
+                <w:b w:val="0"/>
+                <w:bCs/>
+                <w:sz w:val="18"/>
+                <w:szCs w:val="18"/>
+              </w:rPr>
+              <w:t xml:space="preserve">备注</w:t>
+            </w:r>
+            <w:r>
+              <w:rPr>
+                <w:rFonts w:hint="default" w:ascii="宋体" w:eastAsia="宋体"/>
+                <w:b w:val="0"/>
+                <w:bCs/>
+                <w:sz w:val="18"/>
+                <w:szCs w:val="18"/>
+              </w:rPr>
+            </w:r>
+          </w:p>
+        </w:tc>
+      </w:tr>
+      <w:tr>
+        <w:trPr>
+          <w:jc w:val="center"/>
+          <w:trHeight w:val="0"/>
+          <w:tblHeader/>
+        </w:trPr>
+        <w:tc>
+          <w:tcPr>
+            <w:shd w:val="clear" w:color="auto" w:fill="auto"/>
+            <w:tcBorders/>
+            <w:tcW w:w="2796" w:type="dxa"/>
+            <w:vAlign w:val="center"/>
+            <w:textDirection w:val="lrTb"/>
+            <w:noWrap w:val="false"/>
+          </w:tcPr>
+          <w:p>
+            <w:pPr>
+              <w:pStyle w:val="751"/>
+              <w:keepNext w:val="true"/>
+              <w:keepLines w:val="false"/>
+              <w:pageBreakBefore w:val="false"/>
+              <w:suppressLineNumbers w:val="false"/>
+              <w:pBdr/>
+              <w:bidi w:val="false"/>
+              <w:spacing w:afterAutospacing="0" w:beforeAutospacing="0" w:line="240" w:lineRule="auto"/>
+              <w:ind w:right="0" w:firstLine="0" w:left="0"/>
+              <w:jc w:val="center"/>
+              <w:rPr>
+                <w:rFonts w:hint="eastAsia" w:ascii="宋体" w:hAnsi="Times New Roman" w:eastAsia="宋体" w:cs="Times New Roman"/>
+                <w:b w:val="0"/>
+                <w:bCs/>
+                <w:sz w:val="18"/>
+                <w:szCs w:val="18"/>
+                <w:lang w:val="en-US" w:eastAsia="zh-CN" w:bidi="ar-SA"/>
+                <w14:ligatures w14:val="standardContextual"/>
+              </w:rPr>
+            </w:pPr>
+            <w:r>
+              <w:rPr>
+                <w:rFonts w:ascii="宋体" w:hAnsi="宋体" w:eastAsia="宋体" w:cs="宋体"/>
+                <w:b w:val="0"/>
+                <w:bCs/>
+                <w:sz w:val="18"/>
+                <w:szCs w:val="18"/>
+              </w:rPr>
+              <w:t xml:space="preserve">Output（</w:t>
+            </w:r>
+            <w:r>
+              <w:rPr>
+                <w:rFonts w:hint="eastAsia" w:ascii="宋体" w:hAnsi="宋体" w:eastAsia="宋体" w:cs="宋体"/>
+                <w:b w:val="0"/>
+                <w:bCs/>
+                <w:sz w:val="18"/>
+                <w:szCs w:val="18"/>
+                <w:lang w:val="en-US" w:eastAsia="zh-CN"/>
+              </w:rPr>
+              <w:t xml:space="preserve">票据事项分录</w:t>
+            </w:r>
+            <w:r>
+              <w:rPr>
+                <w:rFonts w:ascii="宋体" w:hAnsi="宋体" w:eastAsia="宋体" w:cs="宋体"/>
+                <w:b w:val="0"/>
+                <w:bCs/>
+                <w:sz w:val="18"/>
+                <w:szCs w:val="18"/>
+              </w:rPr>
+              <w:t xml:space="preserve">.</w:t>
+            </w:r>
+            <w:r>
+              <w:rPr>
+                <w:rFonts w:hint="eastAsia" w:ascii="宋体" w:hAnsi="宋体" w:eastAsia="宋体" w:cs="宋体"/>
+                <w:b w:val="0"/>
+                <w:bCs/>
+                <w:sz w:val="18"/>
+                <w:szCs w:val="18"/>
+                <w:lang w:val="en-US" w:eastAsia="zh-CN"/>
+              </w:rPr>
+              <w:t xml:space="preserve">出票日期</w:t>
+            </w:r>
+            <w:r>
+              <w:rPr>
+                <w:rFonts w:ascii="宋体" w:hAnsi="宋体" w:eastAsia="宋体" w:cs="宋体"/>
+                <w:b w:val="0"/>
+                <w:bCs/>
+                <w:sz w:val="18"/>
+                <w:szCs w:val="18"/>
+              </w:rPr>
+              <w:t xml:space="preserve">，asc，</w:t>
+            </w:r>
+            <w:r>
+              <w:rPr>
+                <w:rFonts w:hint="eastAsia" w:ascii="宋体" w:hAnsi="宋体" w:eastAsia="宋体" w:cs="宋体"/>
+                <w:b w:val="0"/>
+                <w:bCs/>
+                <w:sz w:val="18"/>
+                <w:szCs w:val="18"/>
+                <w:lang w:val="en-US" w:eastAsia="zh-CN"/>
+              </w:rPr>
+              <w:t xml:space="preserve">票据事项分录</w:t>
+            </w:r>
+            <w:r>
+              <w:rPr>
+                <w:rFonts w:ascii="宋体" w:hAnsi="宋体" w:eastAsia="宋体" w:cs="宋体"/>
+                <w:b w:val="0"/>
+                <w:bCs/>
+                <w:sz w:val="18"/>
+                <w:szCs w:val="18"/>
+              </w:rPr>
+              <w:t xml:space="preserve">.</w:t>
+            </w:r>
+            <w:r>
+              <w:rPr>
+                <w:rFonts w:hint="eastAsia" w:ascii="宋体" w:hAnsi="宋体" w:eastAsia="宋体" w:cs="宋体"/>
+                <w:b w:val="0"/>
+                <w:bCs/>
+                <w:sz w:val="18"/>
+                <w:szCs w:val="18"/>
+                <w:lang w:val="en-US" w:eastAsia="zh-CN"/>
+              </w:rPr>
+              <w:t xml:space="preserve">票据类型</w:t>
+            </w:r>
+            <w:r>
+              <w:rPr>
+                <w:rFonts w:ascii="宋体" w:hAnsi="宋体" w:eastAsia="宋体" w:cs="宋体"/>
+                <w:b w:val="0"/>
+                <w:bCs/>
+                <w:sz w:val="18"/>
+                <w:szCs w:val="18"/>
+              </w:rPr>
+              <w:t xml:space="preserve">=“</w:t>
+            </w:r>
+            <w:r>
+              <w:rPr>
+                <w:rFonts w:hint="eastAsia" w:ascii="宋体" w:hAnsi="宋体" w:eastAsia="宋体" w:cs="宋体"/>
+                <w:b w:val="0"/>
+                <w:bCs/>
+                <w:sz w:val="18"/>
+                <w:szCs w:val="18"/>
+                <w:lang w:val="en-US" w:eastAsia="zh-CN"/>
+              </w:rPr>
+              <w:t xml:space="preserve">应付票据</w:t>
+            </w:r>
+            <w:r>
+              <w:rPr>
+                <w:rFonts w:ascii="宋体" w:hAnsi="宋体" w:eastAsia="宋体" w:cs="宋体"/>
+                <w:b w:val="0"/>
+                <w:bCs/>
+                <w:sz w:val="18"/>
+                <w:szCs w:val="18"/>
+              </w:rPr>
+              <w:t xml:space="preserve">”）</w:t>
+            </w:r>
+            <w:r>
+              <w:rPr>
+                <w:rFonts w:hint="eastAsia" w:ascii="宋体" w:hAnsi="Times New Roman" w:eastAsia="宋体" w:cs="Times New Roman"/>
+                <w:b w:val="0"/>
+                <w:bCs/>
+                <w:sz w:val="18"/>
+                <w:szCs w:val="18"/>
+                <w:lang w:val="en-US" w:eastAsia="zh-CN" w:bidi="ar-SA"/>
+                <w14:ligatures w14:val="standardContextual"/>
+              </w:rPr>
+            </w:r>
+          </w:p>
+        </w:tc>
+        <w:tc>
+          <w:tcPr>
+            <w:shd w:val="clear" w:color="auto" w:fill="auto"/>
+            <w:tcBorders/>
+            <w:tcW w:w="1405" w:type="dxa"/>
+            <w:vAlign w:val="center"/>
+            <w:textDirection w:val="lrTb"/>
+            <w:noWrap w:val="false"/>
+          </w:tcPr>
+          <w:p>
+            <w:pPr>
+              <w:pStyle w:val="751"/>
+              <w:keepNext w:val="true"/>
+              <w:keepLines w:val="false"/>
+              <w:pageBreakBefore w:val="false"/>
+              <w:suppressLineNumbers w:val="false"/>
+              <w:pBdr/>
+              <w:bidi w:val="false"/>
+              <w:spacing w:afterAutospacing="0" w:beforeAutospacing="0" w:line="240" w:lineRule="auto"/>
+              <w:ind w:right="0" w:firstLine="0" w:left="0"/>
+              <w:jc w:val="center"/>
+              <w:rPr>
+                <w:rFonts w:hint="eastAsia" w:ascii="宋体" w:hAnsi="Times New Roman" w:eastAsia="宋体" w:cs="Times New Roman"/>
+                <w:b w:val="0"/>
+                <w:bCs/>
+                <w:sz w:val="18"/>
+                <w:szCs w:val="18"/>
+                <w:lang w:val="en-US" w:eastAsia="zh-CN" w:bidi="ar-SA"/>
+                <w14:ligatures w14:val="standardContextual"/>
+              </w:rPr>
+            </w:pPr>
+            <w:r>
+              <w:rPr>
+                <w:rFonts w:ascii="宋体" w:hAnsi="宋体" w:eastAsia="宋体" w:cs="宋体"/>
+                <w:b w:val="0"/>
+                <w:bCs/>
+                <w:sz w:val="18"/>
+                <w:szCs w:val="18"/>
+              </w:rPr>
+              <w:t xml:space="preserve">Output（</w:t>
+            </w:r>
+            <w:r>
+              <w:rPr>
+                <w:rFonts w:hint="eastAsia" w:ascii="宋体" w:hAnsi="宋体" w:eastAsia="宋体" w:cs="宋体"/>
+                <w:b w:val="0"/>
+                <w:bCs/>
+                <w:sz w:val="18"/>
+                <w:szCs w:val="18"/>
+                <w:lang w:val="en-US" w:eastAsia="zh-CN"/>
+              </w:rPr>
+              <w:t xml:space="preserve">票据事项分录</w:t>
+            </w:r>
+            <w:r>
+              <w:rPr>
+                <w:rFonts w:ascii="宋体" w:hAnsi="宋体" w:eastAsia="宋体" w:cs="宋体"/>
+                <w:b w:val="0"/>
+                <w:bCs/>
+                <w:sz w:val="18"/>
+                <w:szCs w:val="18"/>
+              </w:rPr>
+              <w:t xml:space="preserve">.</w:t>
+            </w:r>
+            <w:r>
+              <w:rPr>
+                <w:rFonts w:hint="eastAsia" w:ascii="宋体" w:hAnsi="宋体" w:eastAsia="宋体" w:cs="宋体"/>
+                <w:b w:val="0"/>
+                <w:bCs/>
+                <w:sz w:val="18"/>
+                <w:szCs w:val="18"/>
+                <w:lang w:val="en-US" w:eastAsia="zh-CN"/>
+              </w:rPr>
+              <w:t xml:space="preserve">票据编号</w:t>
+            </w:r>
+            <w:r>
+              <w:rPr>
+                <w:rFonts w:ascii="宋体" w:hAnsi="宋体" w:eastAsia="宋体" w:cs="宋体"/>
+                <w:b w:val="0"/>
+                <w:bCs/>
+                <w:sz w:val="18"/>
+                <w:szCs w:val="18"/>
+              </w:rPr>
+              <w:t xml:space="preserve">）</w:t>
+            </w:r>
+            <w:r>
+              <w:rPr>
+                <w:rFonts w:hint="eastAsia" w:ascii="宋体" w:hAnsi="Times New Roman" w:eastAsia="宋体" w:cs="Times New Roman"/>
+                <w:b w:val="0"/>
+                <w:bCs/>
+                <w:sz w:val="18"/>
+                <w:szCs w:val="18"/>
+                <w:lang w:val="en-US" w:eastAsia="zh-CN" w:bidi="ar-SA"/>
+                <w14:ligatures w14:val="standardContextual"/>
+              </w:rPr>
+            </w:r>
+          </w:p>
+        </w:tc>
+        <w:tc>
+          <w:tcPr>
+            <w:shd w:val="clear" w:color="auto" w:fill="auto"/>
+            <w:tcBorders/>
+            <w:tcW w:w="1267" w:type="dxa"/>
+            <w:vAlign w:val="center"/>
+            <w:textDirection w:val="lrTb"/>
+            <w:noWrap w:val="false"/>
+          </w:tcPr>
+          <w:p>
+            <w:pPr>
+              <w:pStyle w:val="751"/>
+              <w:keepNext w:val="true"/>
+              <w:keepLines w:val="false"/>
+              <w:pageBreakBefore w:val="false"/>
+              <w:suppressLineNumbers w:val="false"/>
+              <w:pBdr/>
+              <w:bidi w:val="false"/>
+              <w:spacing w:afterAutospacing="0" w:beforeAutospacing="0" w:line="240" w:lineRule="auto"/>
+              <w:ind w:right="0" w:firstLine="0" w:left="0"/>
+              <w:jc w:val="center"/>
+              <w:rPr>
+                <w:rFonts w:hint="default" w:ascii="宋体" w:hAnsi="Times New Roman" w:eastAsia="宋体" w:cs="Times New Roman"/>
+                <w:b w:val="0"/>
+                <w:bCs/>
+                <w:sz w:val="18"/>
+                <w:szCs w:val="18"/>
+                <w:lang w:val="en-US" w:eastAsia="zh-CN" w:bidi="ar-SA"/>
+                <w14:ligatures w14:val="standardContextual"/>
+              </w:rPr>
+            </w:pPr>
+            <w:r>
+              <w:rPr>
+                <w:rFonts w:ascii="宋体" w:hAnsi="宋体" w:eastAsia="宋体" w:cs="宋体"/>
+                <w:b w:val="0"/>
+                <w:bCs/>
+                <w:sz w:val="18"/>
+                <w:szCs w:val="18"/>
+              </w:rPr>
+              <w:t xml:space="preserve">Output（</w:t>
+            </w:r>
+            <w:r>
+              <w:rPr>
+                <w:rFonts w:hint="eastAsia" w:ascii="宋体" w:hAnsi="宋体" w:eastAsia="宋体" w:cs="宋体"/>
+                <w:b w:val="0"/>
+                <w:bCs/>
+                <w:sz w:val="18"/>
+                <w:szCs w:val="18"/>
+                <w:lang w:val="en-US" w:eastAsia="zh-CN"/>
+              </w:rPr>
+              <w:t xml:space="preserve">票据事项分录</w:t>
+            </w:r>
+            <w:r>
+              <w:rPr>
+                <w:rFonts w:ascii="宋体" w:hAnsi="宋体" w:eastAsia="宋体" w:cs="宋体"/>
+                <w:b w:val="0"/>
+                <w:bCs/>
+                <w:sz w:val="18"/>
+                <w:szCs w:val="18"/>
+              </w:rPr>
+              <w:t xml:space="preserve">.</w:t>
+            </w:r>
+            <w:r>
+              <w:rPr>
+                <w:rFonts w:hint="eastAsia" w:ascii="宋体" w:hAnsi="宋体" w:eastAsia="宋体" w:cs="宋体"/>
+                <w:b w:val="0"/>
+                <w:bCs/>
+                <w:sz w:val="18"/>
+                <w:szCs w:val="18"/>
+                <w:lang w:val="en-US" w:eastAsia="zh-CN"/>
+              </w:rPr>
+              <w:t xml:space="preserve">金额</w:t>
+            </w:r>
+            <w:r>
+              <w:rPr>
+                <w:rFonts w:ascii="宋体" w:hAnsi="宋体" w:eastAsia="宋体" w:cs="宋体"/>
+                <w:b w:val="0"/>
+                <w:bCs/>
+                <w:sz w:val="18"/>
+                <w:szCs w:val="18"/>
+              </w:rPr>
+              <w:t xml:space="preserve">）</w:t>
+            </w:r>
+            <w:r>
+              <w:rPr>
+                <w:rFonts w:hint="default" w:ascii="宋体" w:hAnsi="Times New Roman" w:eastAsia="宋体" w:cs="Times New Roman"/>
+                <w:b w:val="0"/>
+                <w:bCs/>
+                <w:sz w:val="18"/>
+                <w:szCs w:val="18"/>
+                <w:lang w:val="en-US" w:eastAsia="zh-CN" w:bidi="ar-SA"/>
+                <w14:ligatures w14:val="standardContextual"/>
+              </w:rPr>
+            </w:r>
+          </w:p>
+        </w:tc>
+        <w:tc>
+          <w:tcPr>
+            <w:shd w:val="clear" w:color="auto" w:fill="auto"/>
+            <w:tcBorders/>
+            <w:tcW w:w="1575" w:type="dxa"/>
+            <w:vAlign w:val="center"/>
+            <w:textDirection w:val="lrTb"/>
+            <w:noWrap w:val="false"/>
+          </w:tcPr>
+          <w:p>
+            <w:pPr>
+              <w:pStyle w:val="751"/>
+              <w:keepNext w:val="true"/>
+              <w:keepLines w:val="false"/>
+              <w:pageBreakBefore w:val="false"/>
+              <w:suppressLineNumbers w:val="false"/>
+              <w:pBdr/>
+              <w:bidi w:val="false"/>
+              <w:spacing w:afterAutospacing="0" w:beforeAutospacing="0" w:line="240" w:lineRule="auto"/>
+              <w:ind w:right="0" w:firstLine="0" w:left="0"/>
+              <w:jc w:val="center"/>
+              <w:rPr>
+                <w:rFonts w:hint="default" w:ascii="宋体" w:hAnsi="Times New Roman" w:eastAsia="宋体" w:cs="Times New Roman"/>
+                <w:b w:val="0"/>
+                <w:bCs/>
+                <w:sz w:val="18"/>
+                <w:szCs w:val="18"/>
+                <w:lang w:val="en-US" w:eastAsia="zh-CN" w:bidi="ar-SA"/>
+                <w14:ligatures w14:val="standardContextual"/>
+              </w:rPr>
+            </w:pPr>
+            <w:r>
+              <w:rPr>
+                <w:rFonts w:ascii="宋体" w:hAnsi="宋体" w:eastAsia="宋体" w:cs="宋体"/>
+                <w:b w:val="0"/>
+                <w:bCs/>
+                <w:sz w:val="18"/>
+                <w:szCs w:val="18"/>
+              </w:rPr>
+              <w:t xml:space="preserve">Output（</w:t>
+            </w:r>
+            <w:r>
+              <w:rPr>
+                <w:rFonts w:hint="eastAsia" w:ascii="宋体" w:hAnsi="宋体" w:eastAsia="宋体" w:cs="宋体"/>
+                <w:b w:val="0"/>
+                <w:bCs/>
+                <w:sz w:val="18"/>
+                <w:szCs w:val="18"/>
+                <w:lang w:val="en-US" w:eastAsia="zh-CN"/>
+              </w:rPr>
+              <w:t xml:space="preserve">票据事项分录.受票人/出票人</w:t>
+            </w:r>
+            <w:r>
+              <w:rPr>
+                <w:rFonts w:ascii="宋体" w:hAnsi="宋体" w:eastAsia="宋体" w:cs="宋体"/>
+                <w:b w:val="0"/>
+                <w:bCs/>
+                <w:sz w:val="18"/>
+                <w:szCs w:val="18"/>
+              </w:rPr>
+              <w:t xml:space="preserve">）</w:t>
+            </w:r>
+            <w:r>
+              <w:rPr>
+                <w:rFonts w:hint="default" w:ascii="宋体" w:hAnsi="Times New Roman" w:eastAsia="宋体" w:cs="Times New Roman"/>
+                <w:b w:val="0"/>
+                <w:bCs/>
+                <w:sz w:val="18"/>
+                <w:szCs w:val="18"/>
+                <w:lang w:val="en-US" w:eastAsia="zh-CN" w:bidi="ar-SA"/>
+                <w14:ligatures w14:val="standardContextual"/>
+              </w:rPr>
+            </w:r>
+          </w:p>
+        </w:tc>
+        <w:tc>
+          <w:tcPr>
+            <w:shd w:val="clear" w:color="auto" w:fill="auto"/>
+            <w:tcBorders/>
+            <w:tcW w:w="1270" w:type="dxa"/>
+            <w:vAlign w:val="center"/>
+            <w:textDirection w:val="lrTb"/>
+            <w:noWrap w:val="false"/>
+          </w:tcPr>
+          <w:p>
+            <w:pPr>
+              <w:pStyle w:val="751"/>
+              <w:keepNext w:val="true"/>
+              <w:keepLines w:val="false"/>
+              <w:pageBreakBefore w:val="false"/>
+              <w:suppressLineNumbers w:val="false"/>
+              <w:pBdr/>
+              <w:bidi w:val="false"/>
+              <w:spacing w:afterAutospacing="0" w:beforeAutospacing="0" w:line="240" w:lineRule="auto"/>
+              <w:ind w:right="0" w:firstLine="0" w:left="0"/>
+              <w:jc w:val="center"/>
+              <w:rPr>
+                <w:rFonts w:hint="default" w:ascii="宋体" w:hAnsi="Times New Roman" w:eastAsia="宋体" w:cs="Times New Roman"/>
+                <w:b w:val="0"/>
+                <w:bCs/>
+                <w:sz w:val="18"/>
+                <w:szCs w:val="18"/>
+                <w:lang w:val="en-US" w:eastAsia="zh-CN" w:bidi="ar-SA"/>
+                <w14:ligatures w14:val="standardContextual"/>
+              </w:rPr>
+            </w:pPr>
+            <w:r>
+              <w:rPr>
+                <w:rFonts w:ascii="宋体" w:hAnsi="宋体" w:eastAsia="宋体" w:cs="宋体"/>
+                <w:b w:val="0"/>
+                <w:bCs/>
+                <w:sz w:val="18"/>
+                <w:szCs w:val="18"/>
+              </w:rPr>
+              <w:t xml:space="preserve">Output（</w:t>
+            </w:r>
+            <w:r>
+              <w:rPr>
+                <w:rFonts w:hint="eastAsia" w:ascii="宋体" w:hAnsi="宋体" w:eastAsia="宋体" w:cs="宋体"/>
+                <w:b w:val="0"/>
+                <w:bCs/>
+                <w:sz w:val="18"/>
+                <w:szCs w:val="18"/>
+                <w:lang w:val="en-US" w:eastAsia="zh-CN"/>
+              </w:rPr>
+              <w:t xml:space="preserve">票据事项分录</w:t>
+            </w:r>
+            <w:r>
+              <w:rPr>
+                <w:rFonts w:ascii="宋体" w:hAnsi="宋体" w:eastAsia="宋体" w:cs="宋体"/>
+                <w:b w:val="0"/>
+                <w:bCs/>
+                <w:sz w:val="18"/>
+                <w:szCs w:val="18"/>
+              </w:rPr>
+              <w:t xml:space="preserve">.</w:t>
+            </w:r>
+            <w:r>
+              <w:rPr>
+                <w:rFonts w:hint="eastAsia" w:ascii="宋体" w:hAnsi="宋体" w:eastAsia="宋体" w:cs="宋体"/>
+                <w:b w:val="0"/>
+                <w:bCs/>
+                <w:sz w:val="18"/>
+                <w:szCs w:val="18"/>
+                <w:lang w:val="en-US" w:eastAsia="zh-CN"/>
+              </w:rPr>
+              <w:t xml:space="preserve">备注</w:t>
+            </w:r>
+            <w:r>
+              <w:rPr>
+                <w:rFonts w:ascii="宋体" w:hAnsi="宋体" w:eastAsia="宋体" w:cs="宋体"/>
+                <w:b w:val="0"/>
+                <w:bCs/>
+                <w:sz w:val="18"/>
+                <w:szCs w:val="18"/>
+              </w:rPr>
+              <w:t xml:space="preserve">）</w:t>
+            </w:r>
+            <w:r>
+              <w:rPr>
+                <w:rFonts w:hint="default" w:ascii="宋体" w:hAnsi="Times New Roman" w:eastAsia="宋体" w:cs="Times New Roman"/>
+                <w:b w:val="0"/>
+                <w:bCs/>
+                <w:sz w:val="18"/>
+                <w:szCs w:val="18"/>
+                <w:lang w:val="en-US" w:eastAsia="zh-CN" w:bidi="ar-SA"/>
+                <w14:ligatures w14:val="standardContextual"/>
+              </w:rPr>
+            </w:r>
+          </w:p>
+        </w:tc>
+      </w:tr>
+    </w:tbl>
     <w:p>
       <w:pPr>
         <w:pStyle w:val="747"/>
@@ -897,6 +8392,886 @@
         </w:rPr>
       </w:r>
     </w:p>
+    <w:tbl>
+      <w:tblPr>
+        <w:tblStyle w:val="752"/>
+        <w:tblW w:w="8313" w:type="dxa"/>
+        <w:jc w:val="center"/>
+        <w:tblBorders>
+          <w:top w:val="single" w:color="auto" w:sz="4" w:space="0"/>
+          <w:left w:val="single" w:color="auto" w:sz="4" w:space="0"/>
+          <w:bottom w:val="single" w:color="auto" w:sz="4" w:space="0"/>
+          <w:right w:val="single" w:color="auto" w:sz="4" w:space="0"/>
+          <w:insideH w:val="single" w:color="auto" w:sz="4" w:space="0"/>
+          <w:insideV w:val="single" w:color="auto" w:sz="4" w:space="0"/>
+        </w:tblBorders>
+        <w:tblLayout w:type="autofit"/>
+        <w:tblCellMar>
+          <w:left w:w="0" w:type="dxa"/>
+          <w:top w:w="0" w:type="dxa"/>
+          <w:right w:w="0" w:type="dxa"/>
+          <w:bottom w:w="0" w:type="dxa"/>
+        </w:tblCellMar>
+        <w:tblLook w:val="04A0" w:firstRow="1" w:lastRow="0" w:firstColumn="1" w:lastColumn="0" w:noHBand="0" w:noVBand="1"/>
+      </w:tblPr>
+      <w:tblGrid>
+        <w:gridCol w:w="2630"/>
+        <w:gridCol w:w="1460"/>
+        <w:gridCol w:w="1460"/>
+        <w:gridCol w:w="1446"/>
+        <w:gridCol w:w="1317"/>
+      </w:tblGrid>
+      <w:tr>
+        <w:trPr>
+          <w:jc w:val="center"/>
+          <w:trHeight w:val="0"/>
+          <w:tblHeader/>
+        </w:trPr>
+        <w:tc>
+          <w:tcPr>
+            <w:tcBorders/>
+            <w:tcW w:w="2630" w:type="dxa"/>
+            <w:vAlign w:val="center"/>
+            <w:textDirection w:val="lrTb"/>
+            <w:noWrap w:val="false"/>
+          </w:tcPr>
+          <w:p>
+            <w:pPr>
+              <w:pStyle w:val="751"/>
+              <w:keepNext w:val="false"/>
+              <w:keepLines w:val="false"/>
+              <w:pageBreakBefore w:val="false"/>
+              <w:suppressLineNumbers w:val="false"/>
+              <w:pBdr/>
+              <w:bidi w:val="false"/>
+              <w:spacing w:afterAutospacing="0" w:beforeAutospacing="0" w:line="240" w:lineRule="auto"/>
+              <w:ind w:right="0" w:firstLine="0" w:left="0"/>
+              <w:jc w:val="center"/>
+              <w:rPr>
+                <w:rFonts w:hint="default"/>
+                <w:b w:val="0"/>
+                <w:bCs/>
+                <w:sz w:val="18"/>
+                <w:szCs w:val="18"/>
+              </w:rPr>
+            </w:pPr>
+            <w:r>
+              <w:rPr>
+                <w:rFonts w:hint="default"/>
+                <w:b w:val="0"/>
+                <w:bCs/>
+                <w:sz w:val="18"/>
+                <w:szCs w:val="18"/>
+              </w:rPr>
+              <w:t xml:space="preserve">截止日期</w:t>
+            </w:r>
+            <w:r>
+              <w:rPr>
+                <w:rFonts w:hint="default"/>
+                <w:b w:val="0"/>
+                <w:bCs/>
+                <w:sz w:val="18"/>
+                <w:szCs w:val="18"/>
+              </w:rPr>
+            </w:r>
+          </w:p>
+        </w:tc>
+        <w:tc>
+          <w:tcPr>
+            <w:tcBorders/>
+            <w:tcW w:w="0" w:type="auto"/>
+            <w:vAlign w:val="center"/>
+            <w:textDirection w:val="lrTb"/>
+            <w:noWrap w:val="false"/>
+          </w:tcPr>
+          <w:p>
+            <w:pPr>
+              <w:pStyle w:val="751"/>
+              <w:keepNext w:val="false"/>
+              <w:keepLines w:val="false"/>
+              <w:pageBreakBefore w:val="false"/>
+              <w:suppressLineNumbers w:val="false"/>
+              <w:pBdr/>
+              <w:bidi w:val="false"/>
+              <w:spacing w:afterAutospacing="0" w:beforeAutospacing="0" w:line="240" w:lineRule="auto"/>
+              <w:ind w:right="0" w:firstLine="0" w:left="0"/>
+              <w:jc w:val="center"/>
+              <w:rPr>
+                <w:rFonts w:hint="default"/>
+                <w:b w:val="0"/>
+                <w:bCs/>
+                <w:sz w:val="18"/>
+                <w:szCs w:val="18"/>
+              </w:rPr>
+            </w:pPr>
+            <w:r>
+              <w:rPr>
+                <w:rFonts w:hint="default"/>
+                <w:b w:val="0"/>
+                <w:bCs/>
+                <w:sz w:val="18"/>
+                <w:szCs w:val="18"/>
+              </w:rPr>
+              <w:t xml:space="preserve">贵公司欠</w:t>
+            </w:r>
+            <w:r>
+              <w:rPr>
+                <w:rFonts w:hint="default"/>
+                <w:b w:val="0"/>
+                <w:bCs/>
+                <w:sz w:val="18"/>
+                <w:szCs w:val="18"/>
+              </w:rPr>
+            </w:r>
+          </w:p>
+        </w:tc>
+        <w:tc>
+          <w:tcPr>
+            <w:tcBorders/>
+            <w:tcW w:w="0" w:type="auto"/>
+            <w:vAlign w:val="center"/>
+            <w:textDirection w:val="lrTb"/>
+            <w:noWrap w:val="false"/>
+          </w:tcPr>
+          <w:p>
+            <w:pPr>
+              <w:pStyle w:val="751"/>
+              <w:keepNext w:val="false"/>
+              <w:keepLines w:val="false"/>
+              <w:pageBreakBefore w:val="false"/>
+              <w:suppressLineNumbers w:val="false"/>
+              <w:pBdr/>
+              <w:bidi w:val="false"/>
+              <w:spacing w:afterAutospacing="0" w:beforeAutospacing="0" w:line="240" w:lineRule="auto"/>
+              <w:ind w:right="0" w:firstLine="0" w:left="0"/>
+              <w:jc w:val="center"/>
+              <w:rPr>
+                <w:rFonts w:hint="default"/>
+                <w:b w:val="0"/>
+                <w:bCs/>
+                <w:sz w:val="18"/>
+                <w:szCs w:val="18"/>
+              </w:rPr>
+            </w:pPr>
+            <w:r>
+              <w:rPr>
+                <w:rFonts w:hint="default"/>
+                <w:b w:val="0"/>
+                <w:bCs/>
+                <w:sz w:val="18"/>
+                <w:szCs w:val="18"/>
+              </w:rPr>
+              <w:t xml:space="preserve">欠贵公司</w:t>
+            </w:r>
+            <w:r>
+              <w:rPr>
+                <w:rFonts w:hint="default"/>
+                <w:b w:val="0"/>
+                <w:bCs/>
+                <w:sz w:val="18"/>
+                <w:szCs w:val="18"/>
+              </w:rPr>
+            </w:r>
+          </w:p>
+        </w:tc>
+        <w:tc>
+          <w:tcPr>
+            <w:tcBorders/>
+            <w:tcW w:w="1446" w:type="dxa"/>
+            <w:vAlign w:val="center"/>
+            <w:textDirection w:val="lrTb"/>
+            <w:noWrap w:val="false"/>
+          </w:tcPr>
+          <w:p>
+            <w:pPr>
+              <w:pStyle w:val="751"/>
+              <w:keepNext w:val="false"/>
+              <w:keepLines w:val="false"/>
+              <w:pageBreakBefore w:val="false"/>
+              <w:suppressLineNumbers w:val="false"/>
+              <w:pBdr/>
+              <w:bidi w:val="false"/>
+              <w:spacing w:afterAutospacing="0" w:beforeAutospacing="0" w:line="240" w:lineRule="auto"/>
+              <w:ind w:right="0" w:firstLine="0" w:left="0"/>
+              <w:jc w:val="center"/>
+              <w:rPr>
+                <w:rFonts w:hint="default"/>
+                <w:b w:val="0"/>
+                <w:bCs/>
+                <w:sz w:val="18"/>
+                <w:szCs w:val="18"/>
+              </w:rPr>
+            </w:pPr>
+            <w:r>
+              <w:rPr>
+                <w:rFonts w:hint="default"/>
+                <w:b w:val="0"/>
+                <w:bCs/>
+                <w:sz w:val="18"/>
+                <w:szCs w:val="18"/>
+              </w:rPr>
+              <w:t xml:space="preserve">备注</w:t>
+            </w:r>
+            <w:r>
+              <w:rPr>
+                <w:rFonts w:hint="default"/>
+                <w:b w:val="0"/>
+                <w:bCs/>
+                <w:sz w:val="18"/>
+                <w:szCs w:val="18"/>
+              </w:rPr>
+            </w:r>
+          </w:p>
+          <w:p>
+            <w:pPr>
+              <w:pStyle w:val="751"/>
+              <w:keepNext w:val="false"/>
+              <w:keepLines w:val="false"/>
+              <w:pageBreakBefore w:val="false"/>
+              <w:suppressLineNumbers w:val="false"/>
+              <w:pBdr/>
+              <w:bidi w:val="false"/>
+              <w:spacing w:afterAutospacing="0" w:beforeAutospacing="0" w:line="240" w:lineRule="auto"/>
+              <w:ind w:right="0" w:firstLine="0" w:left="0"/>
+              <w:jc w:val="center"/>
+              <w:rPr>
+                <w:rFonts w:hint="default"/>
+                <w:b w:val="0"/>
+                <w:bCs/>
+                <w:sz w:val="18"/>
+                <w:szCs w:val="18"/>
+              </w:rPr>
+            </w:pPr>
+            <w:r>
+              <w:rPr>
+                <w:rFonts w:hint="default"/>
+                <w:b w:val="0"/>
+                <w:bCs/>
+                <w:sz w:val="18"/>
+                <w:szCs w:val="18"/>
+              </w:rPr>
+              <w:t xml:space="preserve">（内容、性质）</w:t>
+            </w:r>
+            <w:r>
+              <w:rPr>
+                <w:rFonts w:hint="default"/>
+                <w:b w:val="0"/>
+                <w:bCs/>
+                <w:sz w:val="18"/>
+                <w:szCs w:val="18"/>
+              </w:rPr>
+            </w:r>
+          </w:p>
+        </w:tc>
+        <w:tc>
+          <w:tcPr>
+            <w:tcBorders/>
+            <w:tcW w:w="1317" w:type="dxa"/>
+            <w:vAlign w:val="center"/>
+            <w:textDirection w:val="lrTb"/>
+            <w:noWrap w:val="false"/>
+          </w:tcPr>
+          <w:p>
+            <w:pPr>
+              <w:pStyle w:val="751"/>
+              <w:keepNext w:val="false"/>
+              <w:keepLines w:val="false"/>
+              <w:pageBreakBefore w:val="false"/>
+              <w:suppressLineNumbers w:val="false"/>
+              <w:pBdr/>
+              <w:bidi w:val="false"/>
+              <w:spacing w:afterAutospacing="0" w:beforeAutospacing="0" w:line="240" w:lineRule="auto"/>
+              <w:ind w:right="0" w:firstLine="0" w:left="0"/>
+              <w:jc w:val="center"/>
+              <w:rPr>
+                <w:rFonts w:hint="default"/>
+                <w:b w:val="0"/>
+                <w:bCs/>
+                <w:sz w:val="18"/>
+                <w:szCs w:val="18"/>
+              </w:rPr>
+            </w:pPr>
+            <w:r>
+              <w:rPr>
+                <w:rFonts w:hint="default"/>
+                <w:b w:val="0"/>
+                <w:bCs/>
+                <w:sz w:val="18"/>
+                <w:szCs w:val="18"/>
+              </w:rPr>
+              <w:t xml:space="preserve">本公司科目</w:t>
+            </w:r>
+            <w:r>
+              <w:rPr>
+                <w:rFonts w:hint="default"/>
+                <w:b w:val="0"/>
+                <w:bCs/>
+                <w:sz w:val="18"/>
+                <w:szCs w:val="18"/>
+              </w:rPr>
+            </w:r>
+          </w:p>
+        </w:tc>
+      </w:tr>
+      <w:tr>
+        <w:trPr>
+          <w:jc w:val="center"/>
+          <w:trHeight w:val="0"/>
+        </w:trPr>
+        <w:tc>
+          <w:tcPr>
+            <w:tcBorders/>
+            <w:tcW w:w="2630" w:type="dxa"/>
+            <w:vAlign w:val="center"/>
+            <w:textDirection w:val="lrTb"/>
+            <w:noWrap w:val="false"/>
+          </w:tcPr>
+          <w:p>
+            <w:pPr>
+              <w:pStyle w:val="751"/>
+              <w:keepNext w:val="false"/>
+              <w:keepLines w:val="false"/>
+              <w:pageBreakBefore w:val="false"/>
+              <w:suppressLineNumbers w:val="false"/>
+              <w:pBdr/>
+              <w:bidi w:val="false"/>
+              <w:spacing w:afterAutospacing="0" w:beforeAutospacing="0" w:line="240" w:lineRule="auto"/>
+              <w:ind w:right="0" w:firstLine="0" w:left="0"/>
+              <w:jc w:val="center"/>
+              <w:rPr>
+                <w:rFonts w:hint="default" w:ascii="宋体" w:eastAsia="宋体"/>
+                <w:b w:val="0"/>
+                <w:bCs/>
+                <w:sz w:val="18"/>
+                <w:szCs w:val="18"/>
+              </w:rPr>
+            </w:pPr>
+            <w:r>
+              <w:rPr>
+                <w:rFonts w:ascii="宋体" w:hAnsi="宋体" w:eastAsia="宋体" w:cs="宋体"/>
+                <w:b w:val="0"/>
+                <w:bCs/>
+                <w:sz w:val="18"/>
+                <w:szCs w:val="18"/>
+              </w:rPr>
+              <w:t xml:space="preserve">Output（科目余额分录.截止日期/票据日期，asc，科目余额分录.科目=“</w:t>
+            </w:r>
+            <w:r>
+              <w:rPr>
+                <w:rFonts w:hint="eastAsia" w:ascii="宋体" w:hAnsi="宋体" w:eastAsia="宋体" w:cs="宋体"/>
+                <w:b w:val="0"/>
+                <w:bCs/>
+                <w:sz w:val="18"/>
+                <w:szCs w:val="18"/>
+                <w:lang w:val="en-US" w:eastAsia="zh-CN"/>
+              </w:rPr>
+              <w:t xml:space="preserve">其他应收款</w:t>
+            </w:r>
+            <w:r>
+              <w:rPr>
+                <w:rFonts w:ascii="宋体" w:hAnsi="宋体" w:eastAsia="宋体" w:cs="宋体"/>
+                <w:b w:val="0"/>
+                <w:bCs/>
+                <w:sz w:val="18"/>
+                <w:szCs w:val="18"/>
+              </w:rPr>
+              <w:t xml:space="preserve">”）</w:t>
+            </w:r>
+            <w:r>
+              <w:rPr>
+                <w:rFonts w:hint="default" w:ascii="宋体" w:eastAsia="宋体"/>
+                <w:b w:val="0"/>
+                <w:bCs/>
+                <w:sz w:val="18"/>
+                <w:szCs w:val="18"/>
+              </w:rPr>
+            </w:r>
+          </w:p>
+        </w:tc>
+        <w:tc>
+          <w:tcPr>
+            <w:tcBorders/>
+            <w:tcW w:w="0" w:type="auto"/>
+            <w:vAlign w:val="center"/>
+            <w:textDirection w:val="lrTb"/>
+            <w:noWrap w:val="false"/>
+          </w:tcPr>
+          <w:p>
+            <w:pPr>
+              <w:pStyle w:val="751"/>
+              <w:keepNext w:val="false"/>
+              <w:keepLines w:val="false"/>
+              <w:pageBreakBefore w:val="false"/>
+              <w:suppressLineNumbers w:val="false"/>
+              <w:pBdr/>
+              <w:bidi w:val="false"/>
+              <w:spacing w:afterAutospacing="0" w:beforeAutospacing="0" w:line="240" w:lineRule="auto"/>
+              <w:ind w:right="0" w:firstLine="0" w:left="0"/>
+              <w:jc w:val="center"/>
+              <w:rPr>
+                <w:rFonts w:hint="default" w:ascii="宋体" w:eastAsia="宋体"/>
+                <w:b w:val="0"/>
+                <w:bCs/>
+                <w:sz w:val="18"/>
+                <w:szCs w:val="18"/>
+              </w:rPr>
+            </w:pPr>
+            <w:r>
+              <w:rPr>
+                <w:rFonts w:ascii="宋体" w:hAnsi="宋体" w:eastAsia="宋体" w:cs="宋体"/>
+                <w:b w:val="0"/>
+                <w:bCs/>
+                <w:sz w:val="18"/>
+                <w:szCs w:val="18"/>
+              </w:rPr>
+              <w:t xml:space="preserve">Output（科目余额分录.询证金额）</w:t>
+            </w:r>
+            <w:r>
+              <w:rPr>
+                <w:rFonts w:hint="default" w:ascii="宋体" w:eastAsia="宋体"/>
+                <w:b w:val="0"/>
+                <w:bCs/>
+                <w:sz w:val="18"/>
+                <w:szCs w:val="18"/>
+              </w:rPr>
+            </w:r>
+          </w:p>
+        </w:tc>
+        <w:tc>
+          <w:tcPr>
+            <w:tcBorders/>
+            <w:tcW w:w="0" w:type="auto"/>
+            <w:vAlign w:val="center"/>
+            <w:textDirection w:val="lrTb"/>
+            <w:noWrap w:val="false"/>
+          </w:tcPr>
+          <w:p>
+            <w:pPr>
+              <w:pStyle w:val="751"/>
+              <w:keepNext w:val="false"/>
+              <w:keepLines w:val="false"/>
+              <w:pageBreakBefore w:val="false"/>
+              <w:suppressLineNumbers w:val="false"/>
+              <w:pBdr/>
+              <w:bidi w:val="false"/>
+              <w:spacing w:afterAutospacing="0" w:beforeAutospacing="0" w:line="240" w:lineRule="auto"/>
+              <w:ind w:right="0" w:firstLine="0" w:left="0"/>
+              <w:jc w:val="center"/>
+              <w:rPr>
+                <w:rFonts w:hint="eastAsia" w:ascii="宋体" w:eastAsia="宋体"/>
+                <w:b w:val="0"/>
+                <w:bCs/>
+                <w:sz w:val="18"/>
+                <w:szCs w:val="18"/>
+                <w:lang w:val="en-US" w:eastAsia="zh-CN"/>
+              </w:rPr>
+            </w:pPr>
+            <w:r>
+              <w:rPr>
+                <w:rFonts w:hint="eastAsia" w:ascii="宋体" w:eastAsia="宋体"/>
+                <w:b w:val="0"/>
+                <w:bCs/>
+                <w:sz w:val="18"/>
+                <w:szCs w:val="18"/>
+                <w:lang w:val="en-US" w:eastAsia="zh-CN"/>
+              </w:rPr>
+              <w:t xml:space="preserve">无</w:t>
+            </w:r>
+            <w:r>
+              <w:rPr>
+                <w:rFonts w:hint="eastAsia" w:ascii="宋体" w:eastAsia="宋体"/>
+                <w:b w:val="0"/>
+                <w:bCs/>
+                <w:sz w:val="18"/>
+                <w:szCs w:val="18"/>
+                <w:lang w:val="en-US" w:eastAsia="zh-CN"/>
+              </w:rPr>
+            </w:r>
+          </w:p>
+        </w:tc>
+        <w:tc>
+          <w:tcPr>
+            <w:tcBorders/>
+            <w:tcW w:w="1446" w:type="dxa"/>
+            <w:vAlign w:val="center"/>
+            <w:textDirection w:val="lrTb"/>
+            <w:noWrap w:val="false"/>
+          </w:tcPr>
+          <w:p>
+            <w:pPr>
+              <w:pStyle w:val="751"/>
+              <w:keepNext w:val="false"/>
+              <w:keepLines w:val="false"/>
+              <w:pageBreakBefore w:val="false"/>
+              <w:suppressLineNumbers w:val="false"/>
+              <w:pBdr/>
+              <w:bidi w:val="false"/>
+              <w:spacing w:afterAutospacing="0" w:beforeAutospacing="0" w:line="240" w:lineRule="auto"/>
+              <w:ind w:right="0" w:firstLine="0" w:left="0"/>
+              <w:jc w:val="center"/>
+              <w:rPr>
+                <w:rFonts w:hint="eastAsia" w:ascii="宋体" w:eastAsia="宋体"/>
+                <w:b w:val="0"/>
+                <w:bCs/>
+                <w:sz w:val="18"/>
+                <w:szCs w:val="18"/>
+                <w:lang w:val="en-US" w:eastAsia="zh-CN"/>
+              </w:rPr>
+            </w:pPr>
+            <w:r>
+              <w:rPr>
+                <w:rFonts w:hint="eastAsia" w:ascii="宋体" w:eastAsia="宋体"/>
+                <w:b w:val="0"/>
+                <w:bCs/>
+                <w:sz w:val="18"/>
+                <w:szCs w:val="18"/>
+                <w:lang w:val="en-US" w:eastAsia="zh-CN"/>
+              </w:rPr>
+              <w:t xml:space="preserve">无</w:t>
+            </w:r>
+            <w:r>
+              <w:rPr>
+                <w:rFonts w:hint="eastAsia" w:ascii="宋体" w:eastAsia="宋体"/>
+                <w:b w:val="0"/>
+                <w:bCs/>
+                <w:sz w:val="18"/>
+                <w:szCs w:val="18"/>
+                <w:lang w:val="en-US" w:eastAsia="zh-CN"/>
+              </w:rPr>
+            </w:r>
+          </w:p>
+        </w:tc>
+        <w:tc>
+          <w:tcPr>
+            <w:tcBorders/>
+            <w:tcW w:w="1317" w:type="dxa"/>
+            <w:vAlign w:val="center"/>
+            <w:textDirection w:val="lrTb"/>
+            <w:noWrap w:val="false"/>
+          </w:tcPr>
+          <w:p>
+            <w:pPr>
+              <w:pStyle w:val="751"/>
+              <w:keepNext w:val="false"/>
+              <w:keepLines w:val="false"/>
+              <w:pageBreakBefore w:val="false"/>
+              <w:suppressLineNumbers w:val="false"/>
+              <w:pBdr/>
+              <w:bidi w:val="false"/>
+              <w:spacing w:afterAutospacing="0" w:beforeAutospacing="0" w:line="240" w:lineRule="auto"/>
+              <w:ind w:right="0" w:firstLine="0" w:left="0"/>
+              <w:jc w:val="center"/>
+              <w:rPr>
+                <w:rFonts w:hint="default" w:ascii="宋体" w:eastAsia="宋体"/>
+                <w:b w:val="0"/>
+                <w:bCs/>
+                <w:sz w:val="18"/>
+                <w:szCs w:val="18"/>
+              </w:rPr>
+            </w:pPr>
+            <w:r>
+              <w:rPr>
+                <w:rFonts w:ascii="宋体" w:hAnsi="宋体" w:eastAsia="宋体" w:cs="宋体"/>
+                <w:b w:val="0"/>
+                <w:bCs/>
+                <w:sz w:val="18"/>
+                <w:szCs w:val="18"/>
+              </w:rPr>
+              <w:t xml:space="preserve">Output（科目余额分录.科目）</w:t>
+            </w:r>
+            <w:r>
+              <w:rPr>
+                <w:rFonts w:hint="default" w:ascii="宋体" w:eastAsia="宋体"/>
+                <w:b w:val="0"/>
+                <w:bCs/>
+                <w:sz w:val="18"/>
+                <w:szCs w:val="18"/>
+              </w:rPr>
+            </w:r>
+          </w:p>
+        </w:tc>
+      </w:tr>
+      <w:tr>
+        <w:trPr>
+          <w:jc w:val="center"/>
+          <w:trHeight w:val="0"/>
+        </w:trPr>
+        <w:tc>
+          <w:tcPr>
+            <w:tcBorders/>
+            <w:tcW w:w="2630" w:type="dxa"/>
+            <w:vAlign w:val="center"/>
+            <w:textDirection w:val="lrTb"/>
+            <w:noWrap w:val="false"/>
+          </w:tcPr>
+          <w:p>
+            <w:pPr>
+              <w:pStyle w:val="751"/>
+              <w:keepNext w:val="false"/>
+              <w:keepLines w:val="false"/>
+              <w:pageBreakBefore w:val="false"/>
+              <w:suppressLineNumbers w:val="false"/>
+              <w:pBdr/>
+              <w:bidi w:val="false"/>
+              <w:spacing w:afterAutospacing="0" w:beforeAutospacing="0" w:line="240" w:lineRule="auto"/>
+              <w:ind w:right="0" w:firstLine="0" w:left="0"/>
+              <w:jc w:val="center"/>
+              <w:rPr>
+                <w:rFonts w:ascii="宋体" w:hAnsi="宋体" w:eastAsia="宋体" w:cs="宋体"/>
+                <w:b w:val="0"/>
+                <w:bCs/>
+                <w:sz w:val="18"/>
+                <w:szCs w:val="18"/>
+              </w:rPr>
+            </w:pPr>
+            <w:r>
+              <w:rPr>
+                <w:rFonts w:ascii="宋体" w:hAnsi="宋体" w:eastAsia="宋体" w:cs="宋体"/>
+                <w:b w:val="0"/>
+                <w:bCs/>
+                <w:sz w:val="18"/>
+                <w:szCs w:val="18"/>
+              </w:rPr>
+              <w:t xml:space="preserve">Output（科目余额分录.截止日期/票据日期，asc，科目余额分录.科目=“</w:t>
+            </w:r>
+            <w:r>
+              <w:rPr>
+                <w:rFonts w:hint="eastAsia" w:ascii="宋体" w:hAnsi="宋体" w:eastAsia="宋体" w:cs="宋体"/>
+                <w:b w:val="0"/>
+                <w:bCs/>
+                <w:sz w:val="18"/>
+                <w:szCs w:val="18"/>
+                <w:lang w:val="en-US" w:eastAsia="zh-CN"/>
+              </w:rPr>
+              <w:t xml:space="preserve">其他应付款</w:t>
+            </w:r>
+            <w:r>
+              <w:rPr>
+                <w:rFonts w:ascii="宋体" w:hAnsi="宋体" w:eastAsia="宋体" w:cs="宋体"/>
+                <w:b w:val="0"/>
+                <w:bCs/>
+                <w:sz w:val="18"/>
+                <w:szCs w:val="18"/>
+              </w:rPr>
+              <w:t xml:space="preserve">”）</w:t>
+            </w:r>
+            <w:r>
+              <w:rPr>
+                <w:rFonts w:ascii="宋体" w:hAnsi="宋体" w:eastAsia="宋体" w:cs="宋体"/>
+                <w:b w:val="0"/>
+                <w:bCs/>
+                <w:sz w:val="18"/>
+                <w:szCs w:val="18"/>
+              </w:rPr>
+            </w:r>
+          </w:p>
+        </w:tc>
+        <w:tc>
+          <w:tcPr>
+            <w:tcBorders/>
+            <w:tcW w:w="1460" w:type="dxa"/>
+            <w:vAlign w:val="center"/>
+            <w:textDirection w:val="lrTb"/>
+            <w:noWrap w:val="false"/>
+          </w:tcPr>
+          <w:p>
+            <w:pPr>
+              <w:pStyle w:val="751"/>
+              <w:keepNext w:val="false"/>
+              <w:keepLines w:val="false"/>
+              <w:pageBreakBefore w:val="false"/>
+              <w:suppressLineNumbers w:val="false"/>
+              <w:pBdr/>
+              <w:bidi w:val="false"/>
+              <w:spacing w:afterAutospacing="0" w:beforeAutospacing="0" w:line="240" w:lineRule="auto"/>
+              <w:ind w:right="0" w:firstLine="0" w:left="0"/>
+              <w:jc w:val="center"/>
+              <w:rPr>
+                <w:rFonts w:hint="eastAsia" w:ascii="宋体" w:hAnsi="宋体" w:eastAsia="宋体" w:cs="宋体"/>
+                <w:b w:val="0"/>
+                <w:bCs/>
+                <w:sz w:val="18"/>
+                <w:szCs w:val="18"/>
+                <w:lang w:val="en-US" w:eastAsia="zh-CN"/>
+              </w:rPr>
+            </w:pPr>
+            <w:r>
+              <w:rPr>
+                <w:rFonts w:hint="eastAsia" w:ascii="宋体" w:hAnsi="宋体" w:eastAsia="宋体" w:cs="宋体"/>
+                <w:b w:val="0"/>
+                <w:bCs/>
+                <w:sz w:val="18"/>
+                <w:szCs w:val="18"/>
+                <w:lang w:val="en-US" w:eastAsia="zh-CN"/>
+              </w:rPr>
+              <w:t xml:space="preserve">无</w:t>
+            </w:r>
+            <w:r>
+              <w:rPr>
+                <w:rFonts w:hint="eastAsia" w:ascii="宋体" w:hAnsi="宋体" w:eastAsia="宋体" w:cs="宋体"/>
+                <w:b w:val="0"/>
+                <w:bCs/>
+                <w:sz w:val="18"/>
+                <w:szCs w:val="18"/>
+                <w:lang w:val="en-US" w:eastAsia="zh-CN"/>
+              </w:rPr>
+            </w:r>
+          </w:p>
+        </w:tc>
+        <w:tc>
+          <w:tcPr>
+            <w:tcBorders/>
+            <w:tcW w:w="1460" w:type="dxa"/>
+            <w:vAlign w:val="center"/>
+            <w:textDirection w:val="lrTb"/>
+            <w:noWrap w:val="false"/>
+          </w:tcPr>
+          <w:p>
+            <w:pPr>
+              <w:pStyle w:val="751"/>
+              <w:keepNext w:val="false"/>
+              <w:keepLines w:val="false"/>
+              <w:pageBreakBefore w:val="false"/>
+              <w:suppressLineNumbers w:val="false"/>
+              <w:pBdr/>
+              <w:bidi w:val="false"/>
+              <w:spacing w:afterAutospacing="0" w:beforeAutospacing="0" w:line="240" w:lineRule="auto"/>
+              <w:ind w:right="0" w:firstLine="0" w:left="0"/>
+              <w:jc w:val="center"/>
+              <w:rPr>
+                <w:rFonts w:hint="eastAsia" w:ascii="宋体" w:eastAsia="宋体"/>
+                <w:b w:val="0"/>
+                <w:bCs/>
+                <w:sz w:val="18"/>
+                <w:szCs w:val="18"/>
+                <w:lang w:val="en-US" w:eastAsia="zh-CN"/>
+              </w:rPr>
+            </w:pPr>
+            <w:r>
+              <w:rPr>
+                <w:rFonts w:ascii="宋体" w:hAnsi="宋体" w:eastAsia="宋体" w:cs="宋体"/>
+                <w:b w:val="0"/>
+                <w:bCs/>
+                <w:sz w:val="18"/>
+                <w:szCs w:val="18"/>
+              </w:rPr>
+              <w:t xml:space="preserve">Output（科目余额分录.询证金额）</w:t>
+            </w:r>
+            <w:r>
+              <w:rPr>
+                <w:rFonts w:hint="eastAsia" w:ascii="宋体" w:eastAsia="宋体"/>
+                <w:b w:val="0"/>
+                <w:bCs/>
+                <w:sz w:val="18"/>
+                <w:szCs w:val="18"/>
+                <w:lang w:val="en-US" w:eastAsia="zh-CN"/>
+              </w:rPr>
+            </w:r>
+          </w:p>
+        </w:tc>
+        <w:tc>
+          <w:tcPr>
+            <w:tcBorders/>
+            <w:tcW w:w="1446" w:type="dxa"/>
+            <w:vAlign w:val="center"/>
+            <w:textDirection w:val="lrTb"/>
+            <w:noWrap w:val="false"/>
+          </w:tcPr>
+          <w:p>
+            <w:pPr>
+              <w:pStyle w:val="751"/>
+              <w:keepNext w:val="false"/>
+              <w:keepLines w:val="false"/>
+              <w:pageBreakBefore w:val="false"/>
+              <w:suppressLineNumbers w:val="false"/>
+              <w:pBdr/>
+              <w:bidi w:val="false"/>
+              <w:spacing w:afterAutospacing="0" w:beforeAutospacing="0" w:line="240" w:lineRule="auto"/>
+              <w:ind w:right="0" w:firstLine="0" w:left="0"/>
+              <w:jc w:val="center"/>
+              <w:rPr>
+                <w:rFonts w:hint="default" w:ascii="宋体" w:eastAsia="宋体"/>
+                <w:b w:val="0"/>
+                <w:bCs/>
+                <w:sz w:val="18"/>
+                <w:szCs w:val="18"/>
+                <w:lang w:val="en-US" w:eastAsia="zh-CN"/>
+              </w:rPr>
+            </w:pPr>
+            <w:r>
+              <w:rPr>
+                <w:rFonts w:hint="eastAsia" w:ascii="宋体" w:eastAsia="宋体"/>
+                <w:b w:val="0"/>
+                <w:bCs/>
+                <w:sz w:val="18"/>
+                <w:szCs w:val="18"/>
+                <w:lang w:val="en-US" w:eastAsia="zh-CN"/>
+              </w:rPr>
+              <w:t xml:space="preserve">无</w:t>
+            </w:r>
+            <w:r>
+              <w:rPr>
+                <w:rFonts w:hint="default" w:ascii="宋体" w:eastAsia="宋体"/>
+                <w:b w:val="0"/>
+                <w:bCs/>
+                <w:sz w:val="18"/>
+                <w:szCs w:val="18"/>
+                <w:lang w:val="en-US" w:eastAsia="zh-CN"/>
+              </w:rPr>
+            </w:r>
+          </w:p>
+        </w:tc>
+        <w:tc>
+          <w:tcPr>
+            <w:tcBorders/>
+            <w:tcW w:w="1317" w:type="dxa"/>
+            <w:vAlign w:val="center"/>
+            <w:textDirection w:val="lrTb"/>
+            <w:noWrap w:val="false"/>
+          </w:tcPr>
+          <w:p>
+            <w:pPr>
+              <w:pStyle w:val="751"/>
+              <w:keepNext w:val="false"/>
+              <w:keepLines w:val="false"/>
+              <w:pageBreakBefore w:val="false"/>
+              <w:suppressLineNumbers w:val="false"/>
+              <w:pBdr/>
+              <w:bidi w:val="false"/>
+              <w:spacing w:afterAutospacing="0" w:beforeAutospacing="0" w:line="240" w:lineRule="auto"/>
+              <w:ind w:right="0" w:firstLine="0" w:left="0"/>
+              <w:jc w:val="center"/>
+              <w:rPr>
+                <w:rFonts w:ascii="宋体" w:hAnsi="宋体" w:eastAsia="宋体" w:cs="宋体"/>
+                <w:b w:val="0"/>
+                <w:bCs/>
+                <w:sz w:val="18"/>
+                <w:szCs w:val="18"/>
+              </w:rPr>
+            </w:pPr>
+            <w:r>
+              <w:rPr>
+                <w:rFonts w:ascii="宋体" w:hAnsi="宋体" w:eastAsia="宋体" w:cs="宋体"/>
+                <w:b w:val="0"/>
+                <w:bCs/>
+                <w:sz w:val="18"/>
+                <w:szCs w:val="18"/>
+              </w:rPr>
+              <w:t xml:space="preserve">Output（科目余额分录.科目）</w:t>
+            </w:r>
+            <w:r>
+              <w:rPr>
+                <w:rFonts w:ascii="宋体" w:hAnsi="宋体" w:eastAsia="宋体" w:cs="宋体"/>
+                <w:b w:val="0"/>
+                <w:bCs/>
+                <w:sz w:val="18"/>
+                <w:szCs w:val="18"/>
+              </w:rPr>
+            </w:r>
+          </w:p>
+        </w:tc>
+      </w:tr>
+    </w:tbl>
     <w:p>
       <w:pPr>
         <w:pStyle w:val="747"/>
@@ -959,6 +9334,143 @@
         </w:rPr>
       </w:r>
     </w:p>
+    <w:tbl>
+      <w:tblPr>
+        <w:tblStyle w:val="752"/>
+        <w:tblW w:w="8313" w:type="dxa"/>
+        <w:jc w:val="center"/>
+        <w:tblBorders>
+          <w:top w:val="single" w:color="auto" w:sz="4" w:space="0"/>
+          <w:left w:val="single" w:color="auto" w:sz="4" w:space="0"/>
+          <w:bottom w:val="single" w:color="auto" w:sz="4" w:space="0"/>
+          <w:right w:val="single" w:color="auto" w:sz="4" w:space="0"/>
+          <w:insideH w:val="single" w:color="000000" w:sz="18" w:space="0"/>
+          <w:insideV w:val="single" w:color="000000" w:sz="18" w:space="0"/>
+        </w:tblBorders>
+        <w:tblLayout w:type="autofit"/>
+        <w:tblCellMar>
+          <w:left w:w="0" w:type="dxa"/>
+          <w:top w:w="0" w:type="dxa"/>
+          <w:right w:w="0" w:type="dxa"/>
+          <w:bottom w:w="0" w:type="dxa"/>
+        </w:tblCellMar>
+        <w:tblLook w:val="04A0" w:firstRow="1" w:lastRow="0" w:firstColumn="1" w:lastColumn="0" w:noHBand="0" w:noVBand="1"/>
+      </w:tblPr>
+      <w:tblGrid>
+        <w:gridCol w:w="8313"/>
+      </w:tblGrid>
+      <w:tr>
+        <w:trPr>
+          <w:jc w:val="center"/>
+          <w:trHeight w:val="0"/>
+        </w:trPr>
+        <w:tc>
+          <w:tcPr>
+            <w:tcBorders>
+              <w:top w:val="single" w:color="auto" w:sz="4" w:space="0"/>
+              <w:left w:val="single" w:color="auto" w:sz="4" w:space="0"/>
+              <w:bottom w:val="single" w:color="auto" w:sz="4" w:space="0"/>
+              <w:right w:val="single" w:color="auto" w:sz="4" w:space="0"/>
+            </w:tcBorders>
+            <w:tcW w:w="8313" w:type="dxa"/>
+            <w:vAlign w:val="center"/>
+            <w:textDirection w:val="lrTb"/>
+            <w:noWrap w:val="false"/>
+          </w:tcPr>
+          <w:p>
+            <w:pPr>
+              <w:pStyle w:val="751"/>
+              <w:keepNext w:val="false"/>
+              <w:keepLines w:val="false"/>
+              <w:pageBreakBefore w:val="false"/>
+              <w:suppressLineNumbers w:val="false"/>
+              <w:pBdr/>
+              <w:bidi w:val="false"/>
+              <w:spacing w:afterAutospacing="0" w:beforeAutospacing="0" w:line="240" w:lineRule="auto"/>
+              <w:ind w:right="0" w:left="217"/>
+              <w:jc w:val="both"/>
+              <w:rPr>
+                <w:rFonts w:hint="default" w:eastAsia="宋体"/>
+                <w:sz w:val="18"/>
+                <w:szCs w:val="18"/>
+                <w:lang w:val="en-US" w:eastAsia="zh-CN"/>
+              </w:rPr>
+            </w:pPr>
+            <w:r>
+              <w:rPr>
+                <w:rFonts w:hint="eastAsia"/>
+                <w:sz w:val="18"/>
+                <w:szCs w:val="18"/>
+                <w:lang w:val="en-US" w:eastAsia="zh-CN"/>
+              </w:rPr>
+              <w:t xml:space="preserve">其他事项</w:t>
+            </w:r>
+            <w:r>
+              <w:rPr>
+                <w:rFonts w:hint="default" w:eastAsia="宋体"/>
+                <w:sz w:val="18"/>
+                <w:szCs w:val="18"/>
+                <w:lang w:val="en-US" w:eastAsia="zh-CN"/>
+              </w:rPr>
+            </w:r>
+          </w:p>
+        </w:tc>
+      </w:tr>
+      <w:tr>
+        <w:trPr>
+          <w:jc w:val="center"/>
+          <w:trHeight w:val="0"/>
+        </w:trPr>
+        <w:tc>
+          <w:tcPr>
+            <w:tcBorders>
+              <w:top w:val="single" w:color="auto" w:sz="4" w:space="0"/>
+              <w:left w:val="single" w:color="auto" w:sz="4" w:space="0"/>
+              <w:bottom w:val="single" w:color="auto" w:sz="4" w:space="0"/>
+              <w:right w:val="single" w:color="auto" w:sz="4" w:space="0"/>
+            </w:tcBorders>
+            <w:tcW w:w="8313" w:type="dxa"/>
+            <w:vAlign w:val="center"/>
+            <w:textDirection w:val="lrTb"/>
+            <w:noWrap w:val="false"/>
+          </w:tcPr>
+          <w:p>
+            <w:pPr>
+              <w:pStyle w:val="751"/>
+              <w:keepNext w:val="false"/>
+              <w:keepLines w:val="false"/>
+              <w:pageBreakBefore w:val="false"/>
+              <w:suppressLineNumbers w:val="false"/>
+              <w:pBdr/>
+              <w:bidi w:val="false"/>
+              <w:spacing w:afterAutospacing="0" w:beforeAutospacing="0" w:line="240" w:lineRule="auto"/>
+              <w:ind w:right="0" w:left="217"/>
+              <w:jc w:val="both"/>
+              <w:rPr>
+                <w:rFonts w:ascii="宋体" w:hAnsi="宋体" w:eastAsia="宋体" w:cs="宋体"/>
+                <w:sz w:val="18"/>
+                <w:szCs w:val="18"/>
+              </w:rPr>
+            </w:pPr>
+            <w:r>
+              <w:rPr>
+                <w:rFonts w:ascii="宋体" w:hAnsi="宋体" w:eastAsia="宋体" w:cs="宋体"/>
+                <w:sz w:val="18"/>
+                <w:szCs w:val="18"/>
+              </w:rPr>
+              <w:t xml:space="preserve">Output（其他事项分录.其他事项）</w:t>
+            </w:r>
+            <w:r>
+              <w:rPr>
+                <w:rFonts w:ascii="宋体" w:hAnsi="宋体" w:eastAsia="宋体" w:cs="宋体"/>
+                <w:sz w:val="18"/>
+                <w:szCs w:val="18"/>
+              </w:rPr>
+            </w:r>
+          </w:p>
+        </w:tc>
+      </w:tr>
+    </w:tbl>
     <w:p>
       <w:pPr>
         <w:pStyle w:val="747"/>
